--- a/PreGraduationPractice/Report/Report.docx
+++ b/PreGraduationPractice/Report/Report.docx
@@ -4,26 +4,271 @@
   <w:body>
     <w:p>
       <w:pPr>
+        <w:pStyle w:val="NoSpacing"/>
+        <w:jc w:val="center"/>
+        <w:rPr>
+          <w:rFonts w:ascii="Times New Roman" w:hAnsi="Times New Roman" w:cs="Times New Roman"/>
+          <w:b/>
+          <w:sz w:val="28"/>
+          <w:szCs w:val="28"/>
+        </w:rPr>
+      </w:pPr>
+      <w:r>
+        <w:rPr>
+          <w:rFonts w:ascii="Times New Roman" w:hAnsi="Times New Roman" w:cs="Times New Roman"/>
+          <w:b/>
+          <w:sz w:val="28"/>
+          <w:szCs w:val="28"/>
+        </w:rPr>
+        <w:t>Федеральное государственное автономное образовательное учреждение высшего образования</w:t>
+      </w:r>
+    </w:p>
+    <w:p>
+      <w:pPr>
+        <w:pStyle w:val="NoSpacing"/>
+        <w:jc w:val="center"/>
+        <w:rPr>
+          <w:rFonts w:ascii="Times New Roman" w:hAnsi="Times New Roman" w:cs="Times New Roman"/>
+          <w:b/>
+          <w:sz w:val="28"/>
+          <w:szCs w:val="28"/>
+        </w:rPr>
+      </w:pPr>
+      <w:r>
+        <w:rPr>
+          <w:rFonts w:ascii="Times New Roman" w:hAnsi="Times New Roman" w:cs="Times New Roman"/>
+          <w:b/>
+          <w:sz w:val="28"/>
+          <w:szCs w:val="28"/>
+        </w:rPr>
+        <w:t xml:space="preserve">«РОССИЙСКИЙ УНИВЕРСИТЕТ ДРУЖБЫ НАРОДОВ </w:t>
+      </w:r>
+    </w:p>
+    <w:p>
+      <w:pPr>
+        <w:pStyle w:val="NoSpacing"/>
+        <w:jc w:val="center"/>
+        <w:rPr>
+          <w:rFonts w:ascii="Times New Roman" w:hAnsi="Times New Roman" w:cs="Times New Roman"/>
+          <w:b/>
+          <w:sz w:val="28"/>
+          <w:szCs w:val="28"/>
+        </w:rPr>
+      </w:pPr>
+      <w:r>
+        <w:rPr>
+          <w:rFonts w:ascii="Times New Roman" w:hAnsi="Times New Roman" w:cs="Times New Roman"/>
+          <w:b/>
+          <w:sz w:val="28"/>
+          <w:szCs w:val="28"/>
+        </w:rPr>
+        <w:t>ИМЕНИ ПАТРИСА ЛУМУМБЫ»</w:t>
+      </w:r>
+    </w:p>
+    <w:p>
+      <w:pPr>
+        <w:pStyle w:val="NoSpacing"/>
+        <w:jc w:val="center"/>
+        <w:rPr>
+          <w:rFonts w:ascii="Times New Roman" w:hAnsi="Times New Roman" w:cs="Times New Roman"/>
+          <w:b/>
+          <w:sz w:val="28"/>
+          <w:szCs w:val="28"/>
+        </w:rPr>
+      </w:pPr>
+      <w:r>
+        <w:rPr>
+          <w:rFonts w:ascii="Times New Roman" w:hAnsi="Times New Roman" w:cs="Times New Roman"/>
+          <w:b/>
+          <w:sz w:val="28"/>
+          <w:szCs w:val="28"/>
+        </w:rPr>
+        <w:t>(РУДН)</w:t>
+      </w:r>
+    </w:p>
+    <w:p>
+      <w:pPr>
+        <w:spacing w:after="0" w:line="240" w:lineRule="auto"/>
+        <w:jc w:val="both"/>
+        <w:rPr>
+          <w:rFonts w:ascii="Times New Roman" w:hAnsi="Times New Roman"/>
+          <w:sz w:val="28"/>
+          <w:szCs w:val="28"/>
+        </w:rPr>
+      </w:pPr>
+    </w:p>
+    <w:p>
+      <w:pPr>
+        <w:spacing w:after="0" w:line="240" w:lineRule="auto"/>
+        <w:jc w:val="both"/>
+        <w:rPr>
+          <w:rFonts w:ascii="Times New Roman" w:hAnsi="Times New Roman"/>
+          <w:sz w:val="28"/>
+          <w:szCs w:val="28"/>
+        </w:rPr>
+      </w:pPr>
+      <w:r>
+        <w:rPr>
+          <w:rFonts w:ascii="Times New Roman" w:hAnsi="Times New Roman"/>
+          <w:sz w:val="28"/>
+          <w:szCs w:val="28"/>
+        </w:rPr>
+        <w:t xml:space="preserve">Основное учебное подразделение </w:t>
+      </w:r>
+      <w:r>
+        <w:rPr>
+          <w:rFonts w:ascii="Times New Roman" w:hAnsi="Times New Roman"/>
+          <w:sz w:val="28"/>
+          <w:szCs w:val="28"/>
+          <w:u w:val="single"/>
+        </w:rPr>
+        <w:t>факультет физико-математических и                   естественных наук</w:t>
+      </w:r>
+    </w:p>
+    <w:p>
+      <w:pPr>
+        <w:spacing w:after="0" w:line="240" w:lineRule="auto"/>
+        <w:jc w:val="both"/>
+        <w:rPr>
+          <w:rFonts w:ascii="Times New Roman" w:hAnsi="Times New Roman"/>
+          <w:sz w:val="28"/>
+          <w:szCs w:val="28"/>
+        </w:rPr>
+      </w:pPr>
+    </w:p>
+    <w:p>
+      <w:pPr>
+        <w:rPr>
+          <w:rFonts w:ascii="Times New Roman" w:hAnsi="Times New Roman" w:cs="Times New Roman"/>
+          <w:sz w:val="28"/>
+          <w:szCs w:val="28"/>
+        </w:rPr>
+      </w:pPr>
+      <w:r>
+        <w:rPr>
+          <w:rFonts w:ascii="Times New Roman" w:eastAsia="Times New Roman" w:hAnsi="Times New Roman" w:cs="Times New Roman"/>
+          <w:sz w:val="28"/>
+          <w:szCs w:val="28"/>
+        </w:rPr>
+        <w:t>Направление/специальность</w:t>
+      </w:r>
+      <w:r>
+        <w:rPr>
+          <w:rFonts w:ascii="Times New Roman" w:eastAsia="Times New Roman" w:hAnsi="Times New Roman" w:cs="Times New Roman"/>
+          <w:sz w:val="28"/>
+          <w:szCs w:val="28"/>
+        </w:rPr>
+        <w:t xml:space="preserve"> </w:t>
+      </w:r>
+      <w:r>
+        <w:rPr>
+          <w:rFonts w:ascii="Times New Roman" w:eastAsia="Times New Roman" w:hAnsi="Times New Roman" w:cs="Times New Roman"/>
+          <w:sz w:val="28"/>
+          <w:szCs w:val="28"/>
+          <w:u w:val="single"/>
+        </w:rPr>
+        <w:t>02.03.01 «Математика и компьютерные науки», специализация «Математика и компьютерные науки»</w:t>
+      </w:r>
+    </w:p>
+    <w:p>
+      <w:pPr>
+        <w:spacing w:after="0" w:line="240" w:lineRule="auto"/>
+        <w:jc w:val="both"/>
+        <w:rPr>
+          <w:rFonts w:ascii="Times New Roman" w:hAnsi="Times New Roman"/>
+          <w:sz w:val="28"/>
+          <w:szCs w:val="28"/>
+          <w:u w:val="single"/>
+        </w:rPr>
+      </w:pPr>
+    </w:p>
+    <w:p>
+      <w:pPr>
+        <w:spacing w:after="0" w:line="240" w:lineRule="auto"/>
+        <w:jc w:val="both"/>
+        <w:rPr>
+          <w:rFonts w:ascii="Times New Roman" w:hAnsi="Times New Roman"/>
+          <w:sz w:val="28"/>
+          <w:szCs w:val="28"/>
+        </w:rPr>
+      </w:pPr>
+    </w:p>
+    <w:p>
+      <w:pPr>
+        <w:jc w:val="center"/>
+        <w:rPr>
+          <w:rFonts w:ascii="Times New Roman" w:hAnsi="Times New Roman" w:cs="Times New Roman"/>
+        </w:rPr>
+      </w:pPr>
+    </w:p>
+    <w:p>
+      <w:pPr>
+        <w:jc w:val="center"/>
+        <w:rPr>
+          <w:rFonts w:ascii="Times New Roman" w:hAnsi="Times New Roman" w:cs="Times New Roman"/>
+        </w:rPr>
+      </w:pPr>
+    </w:p>
+    <w:p>
+      <w:pPr>
+        <w:jc w:val="center"/>
+        <w:rPr>
+          <w:rFonts w:ascii="Times New Roman" w:hAnsi="Times New Roman" w:cs="Times New Roman"/>
+          <w:b/>
+          <w:sz w:val="28"/>
+          <w:szCs w:val="28"/>
+        </w:rPr>
+      </w:pPr>
+      <w:r>
+        <w:rPr>
+          <w:rFonts w:ascii="Times New Roman" w:hAnsi="Times New Roman" w:cs="Times New Roman"/>
+          <w:b/>
+          <w:sz w:val="28"/>
+          <w:szCs w:val="28"/>
+        </w:rPr>
+        <w:t>ОТЧЕТ</w:t>
+      </w:r>
+    </w:p>
+    <w:p>
+      <w:pPr>
+        <w:spacing w:after="0"/>
         <w:jc w:val="center"/>
         <w:rPr>
           <w:rFonts w:ascii="Times New Roman" w:hAnsi="Times New Roman" w:cs="Times New Roman"/>
           <w:b/>
           <w:bCs/>
-          <w:sz w:val="26"/>
-          <w:szCs w:val="26"/>
-          <w:shd w:val="clear" w:color="auto" w:fill="FFFFFF"/>
+          <w:sz w:val="28"/>
+          <w:szCs w:val="28"/>
         </w:rPr>
       </w:pPr>
       <w:r>
         <w:rPr>
           <w:rFonts w:ascii="Times New Roman" w:hAnsi="Times New Roman" w:cs="Times New Roman"/>
           <w:b/>
-          <w:bCs/>
-          <w:sz w:val="26"/>
-          <w:szCs w:val="26"/>
-          <w:shd w:val="clear" w:color="auto" w:fill="FFFFFF"/>
-        </w:rPr>
-        <w:t>Методические рекомендации по оформлению отчета практиканта</w:t>
+          <w:sz w:val="28"/>
+          <w:szCs w:val="28"/>
+        </w:rPr>
+        <w:t xml:space="preserve">о прохождении </w:t>
+      </w:r>
+      <w:proofErr w:type="spellStart"/>
+      <w:r>
+        <w:rPr>
+          <w:rFonts w:ascii="Times New Roman" w:hAnsi="Times New Roman" w:cs="Times New Roman"/>
+          <w:b/>
+          <w:sz w:val="28"/>
+          <w:szCs w:val="28"/>
+        </w:rPr>
+        <w:t>преддипмолной</w:t>
+      </w:r>
+      <w:proofErr w:type="spellEnd"/>
+      <w:r>
+        <w:rPr>
+          <w:rFonts w:ascii="Times New Roman" w:hAnsi="Times New Roman" w:cs="Times New Roman"/>
+          <w:b/>
+          <w:sz w:val="28"/>
+          <w:szCs w:val="28"/>
+        </w:rPr>
+        <w:t xml:space="preserve"> практики</w:t>
       </w:r>
     </w:p>
     <w:p>
@@ -31,1268 +276,93 @@
         <w:jc w:val="center"/>
         <w:rPr>
           <w:rFonts w:ascii="Times New Roman" w:hAnsi="Times New Roman" w:cs="Times New Roman"/>
-          <w:b/>
-          <w:bCs/>
-          <w:sz w:val="26"/>
-          <w:szCs w:val="26"/>
-          <w:shd w:val="clear" w:color="auto" w:fill="FFFFFF"/>
-        </w:rPr>
-      </w:pPr>
+          <w:sz w:val="28"/>
+          <w:szCs w:val="28"/>
+          <w:vertAlign w:val="superscript"/>
+        </w:rPr>
+      </w:pPr>
+      <w:r>
+        <w:rPr>
+          <w:rFonts w:ascii="Times New Roman" w:hAnsi="Times New Roman" w:cs="Times New Roman"/>
+          <w:sz w:val="28"/>
+          <w:szCs w:val="28"/>
+          <w:vertAlign w:val="superscript"/>
+        </w:rPr>
+        <w:t>(вид и наименование практики)</w:t>
+      </w:r>
     </w:p>
     <w:p>
       <w:pPr>
-        <w:spacing w:after="0" w:line="360" w:lineRule="auto"/>
-        <w:ind w:firstLine="709"/>
-        <w:jc w:val="both"/>
-        <w:rPr>
-          <w:rFonts w:ascii="Times New Roman" w:hAnsi="Times New Roman" w:cs="Times New Roman"/>
-          <w:sz w:val="26"/>
-          <w:szCs w:val="26"/>
-        </w:rPr>
-      </w:pPr>
-      <w:r>
-        <w:rPr>
-          <w:rFonts w:ascii="Times New Roman" w:hAnsi="Times New Roman" w:cs="Times New Roman"/>
-          <w:color w:val="000000"/>
-          <w:sz w:val="26"/>
-          <w:szCs w:val="26"/>
-        </w:rPr>
-        <w:t xml:space="preserve">Отчет по практике является основным документом обучающегося, отражающим выполненную работу во время практики и </w:t>
-      </w:r>
-      <w:r>
-        <w:rPr>
-          <w:rFonts w:ascii="Times New Roman" w:hAnsi="Times New Roman" w:cs="Times New Roman"/>
-          <w:sz w:val="26"/>
-          <w:szCs w:val="26"/>
-        </w:rPr>
-        <w:t xml:space="preserve">приобретенные компетенции. </w:t>
+        <w:jc w:val="center"/>
+        <w:rPr>
+          <w:rFonts w:ascii="Times New Roman" w:hAnsi="Times New Roman" w:cs="Times New Roman"/>
+          <w:sz w:val="28"/>
+          <w:szCs w:val="28"/>
+          <w:u w:val="single"/>
+        </w:rPr>
+      </w:pPr>
+      <w:r>
+        <w:rPr>
+          <w:rFonts w:ascii="Times New Roman" w:hAnsi="Times New Roman" w:cs="Times New Roman"/>
+          <w:sz w:val="28"/>
+          <w:szCs w:val="28"/>
+          <w:u w:val="single"/>
+        </w:rPr>
+        <w:t>Петров Артем Евгеньевич</w:t>
       </w:r>
     </w:p>
     <w:p>
       <w:pPr>
-        <w:spacing w:after="0" w:line="360" w:lineRule="auto"/>
-        <w:ind w:firstLine="709"/>
-        <w:jc w:val="both"/>
-        <w:rPr>
-          <w:rFonts w:ascii="Times New Roman" w:hAnsi="Times New Roman" w:cs="Times New Roman"/>
-          <w:color w:val="000000"/>
-          <w:sz w:val="26"/>
-          <w:szCs w:val="26"/>
-        </w:rPr>
-      </w:pPr>
-      <w:r>
-        <w:rPr>
-          <w:rFonts w:ascii="Times New Roman" w:hAnsi="Times New Roman" w:cs="Times New Roman"/>
-          <w:color w:val="000000"/>
-          <w:sz w:val="26"/>
-          <w:szCs w:val="26"/>
-        </w:rPr>
-        <w:t>Отчет по практике должен содержать:</w:t>
+        <w:jc w:val="center"/>
+        <w:rPr>
+          <w:rFonts w:ascii="Times New Roman" w:hAnsi="Times New Roman" w:cs="Times New Roman"/>
+          <w:sz w:val="28"/>
+          <w:szCs w:val="28"/>
+          <w:vertAlign w:val="superscript"/>
+        </w:rPr>
+      </w:pPr>
+      <w:r>
+        <w:rPr>
+          <w:rFonts w:ascii="Times New Roman" w:hAnsi="Times New Roman" w:cs="Times New Roman"/>
+          <w:sz w:val="28"/>
+          <w:szCs w:val="28"/>
+          <w:vertAlign w:val="superscript"/>
+        </w:rPr>
+        <w:t>(Ф.И.О. обучающегося)</w:t>
       </w:r>
     </w:p>
     <w:p>
       <w:pPr>
-        <w:spacing w:after="0" w:line="360" w:lineRule="auto"/>
-        <w:ind w:firstLine="709"/>
-        <w:jc w:val="both"/>
-        <w:rPr>
-          <w:rFonts w:ascii="Times New Roman" w:hAnsi="Times New Roman" w:cs="Times New Roman"/>
-          <w:color w:val="000000"/>
-          <w:sz w:val="26"/>
-          <w:szCs w:val="26"/>
-        </w:rPr>
-      </w:pPr>
-      <w:r>
-        <w:rPr>
-          <w:rFonts w:ascii="Times New Roman" w:hAnsi="Times New Roman" w:cs="Times New Roman"/>
-          <w:color w:val="000000"/>
-          <w:sz w:val="26"/>
-          <w:szCs w:val="26"/>
-        </w:rPr>
-        <w:t>-  титульный лист;</w:t>
-      </w:r>
-    </w:p>
-    <w:p>
-      <w:pPr>
-        <w:spacing w:after="0" w:line="360" w:lineRule="auto"/>
-        <w:ind w:firstLine="709"/>
-        <w:jc w:val="both"/>
-        <w:rPr>
-          <w:rFonts w:ascii="Times New Roman" w:hAnsi="Times New Roman" w:cs="Times New Roman"/>
-          <w:color w:val="000000"/>
-          <w:sz w:val="26"/>
-          <w:szCs w:val="26"/>
-        </w:rPr>
-      </w:pPr>
-      <w:r>
-        <w:rPr>
-          <w:rFonts w:ascii="Times New Roman" w:hAnsi="Times New Roman" w:cs="Times New Roman"/>
-          <w:color w:val="000000"/>
-          <w:sz w:val="26"/>
-          <w:szCs w:val="26"/>
-        </w:rPr>
-        <w:t>- содержание;</w:t>
-      </w:r>
-    </w:p>
-    <w:p>
-      <w:pPr>
-        <w:spacing w:after="0" w:line="360" w:lineRule="auto"/>
-        <w:ind w:firstLine="709"/>
-        <w:jc w:val="both"/>
-        <w:rPr>
-          <w:rFonts w:ascii="Times New Roman" w:hAnsi="Times New Roman" w:cs="Times New Roman"/>
-          <w:color w:val="000000"/>
-          <w:sz w:val="26"/>
-          <w:szCs w:val="26"/>
-        </w:rPr>
-      </w:pPr>
-      <w:r>
-        <w:rPr>
-          <w:rFonts w:ascii="Times New Roman" w:hAnsi="Times New Roman" w:cs="Times New Roman"/>
-          <w:color w:val="000000"/>
-          <w:sz w:val="26"/>
-          <w:szCs w:val="26"/>
-        </w:rPr>
-        <w:t>- введение;</w:t>
-      </w:r>
-    </w:p>
-    <w:p>
-      <w:pPr>
-        <w:spacing w:after="0" w:line="360" w:lineRule="auto"/>
-        <w:ind w:firstLine="709"/>
-        <w:jc w:val="both"/>
-        <w:rPr>
-          <w:rFonts w:ascii="Times New Roman" w:hAnsi="Times New Roman" w:cs="Times New Roman"/>
-          <w:color w:val="000000"/>
-          <w:sz w:val="26"/>
-          <w:szCs w:val="26"/>
-        </w:rPr>
-      </w:pPr>
-      <w:r>
-        <w:rPr>
-          <w:rFonts w:ascii="Times New Roman" w:hAnsi="Times New Roman" w:cs="Times New Roman"/>
-          <w:color w:val="000000"/>
-          <w:sz w:val="26"/>
-          <w:szCs w:val="26"/>
-        </w:rPr>
-        <w:t>- основную часть;</w:t>
-      </w:r>
-    </w:p>
-    <w:p>
-      <w:pPr>
-        <w:spacing w:after="0" w:line="360" w:lineRule="auto"/>
-        <w:ind w:firstLine="709"/>
-        <w:jc w:val="both"/>
-        <w:rPr>
-          <w:rFonts w:ascii="Times New Roman" w:hAnsi="Times New Roman" w:cs="Times New Roman"/>
-          <w:color w:val="000000"/>
-          <w:sz w:val="26"/>
-          <w:szCs w:val="26"/>
-        </w:rPr>
-      </w:pPr>
-      <w:r>
-        <w:rPr>
-          <w:rFonts w:ascii="Times New Roman" w:hAnsi="Times New Roman" w:cs="Times New Roman"/>
-          <w:color w:val="000000"/>
-          <w:sz w:val="26"/>
-          <w:szCs w:val="26"/>
-        </w:rPr>
-        <w:t>- заключение;</w:t>
-      </w:r>
-    </w:p>
-    <w:p>
-      <w:pPr>
-        <w:spacing w:after="0" w:line="360" w:lineRule="auto"/>
-        <w:ind w:firstLine="709"/>
-        <w:jc w:val="both"/>
-        <w:rPr>
-          <w:rFonts w:ascii="Times New Roman" w:hAnsi="Times New Roman" w:cs="Times New Roman"/>
-          <w:color w:val="000000"/>
-          <w:sz w:val="26"/>
-          <w:szCs w:val="26"/>
-        </w:rPr>
-      </w:pPr>
-      <w:r>
-        <w:rPr>
-          <w:rFonts w:ascii="Times New Roman" w:hAnsi="Times New Roman" w:cs="Times New Roman"/>
-          <w:color w:val="000000"/>
-          <w:sz w:val="26"/>
-          <w:szCs w:val="26"/>
-        </w:rPr>
-        <w:t>- список использованных источников;</w:t>
-      </w:r>
-    </w:p>
-    <w:p>
-      <w:pPr>
-        <w:spacing w:after="0" w:line="360" w:lineRule="auto"/>
-        <w:ind w:firstLine="709"/>
-        <w:jc w:val="both"/>
-        <w:rPr>
-          <w:rFonts w:ascii="Times New Roman" w:hAnsi="Times New Roman" w:cs="Times New Roman"/>
-          <w:color w:val="000000"/>
-          <w:sz w:val="26"/>
-          <w:szCs w:val="26"/>
-        </w:rPr>
-      </w:pPr>
-      <w:r>
-        <w:rPr>
-          <w:rFonts w:ascii="Times New Roman" w:hAnsi="Times New Roman" w:cs="Times New Roman"/>
-          <w:color w:val="000000"/>
-          <w:sz w:val="26"/>
-          <w:szCs w:val="26"/>
-        </w:rPr>
-        <w:t>- приложения.</w:t>
-      </w:r>
-    </w:p>
-    <w:p>
-      <w:pPr>
-        <w:spacing w:after="0" w:line="360" w:lineRule="auto"/>
-        <w:ind w:firstLine="709"/>
-        <w:jc w:val="both"/>
-        <w:rPr>
-          <w:rFonts w:ascii="Times New Roman" w:hAnsi="Times New Roman" w:cs="Times New Roman"/>
-          <w:color w:val="000000"/>
-          <w:sz w:val="26"/>
-          <w:szCs w:val="26"/>
-        </w:rPr>
-      </w:pPr>
-      <w:r>
-        <w:rPr>
-          <w:rFonts w:ascii="Times New Roman" w:hAnsi="Times New Roman" w:cs="Times New Roman"/>
-          <w:color w:val="000000"/>
-          <w:sz w:val="26"/>
-          <w:szCs w:val="26"/>
-        </w:rPr>
-        <w:t>Объем отчета должен составлять 10–15 листов (</w:t>
-      </w:r>
-      <w:r>
-        <w:rPr>
-          <w:rFonts w:ascii="Times New Roman" w:hAnsi="Times New Roman" w:cs="Times New Roman"/>
-          <w:bCs/>
-          <w:iCs/>
-          <w:color w:val="000000"/>
-          <w:sz w:val="26"/>
-          <w:szCs w:val="26"/>
-        </w:rPr>
-        <w:t xml:space="preserve">шрифт – Times New </w:t>
-      </w:r>
-      <w:proofErr w:type="spellStart"/>
-      <w:r>
-        <w:rPr>
-          <w:rFonts w:ascii="Times New Roman" w:hAnsi="Times New Roman" w:cs="Times New Roman"/>
-          <w:bCs/>
-          <w:iCs/>
-          <w:color w:val="000000"/>
-          <w:sz w:val="26"/>
-          <w:szCs w:val="26"/>
-        </w:rPr>
-        <w:t>Roman</w:t>
-      </w:r>
-      <w:proofErr w:type="spellEnd"/>
-      <w:r>
-        <w:rPr>
-          <w:rFonts w:ascii="Times New Roman" w:hAnsi="Times New Roman" w:cs="Times New Roman"/>
-          <w:bCs/>
-          <w:iCs/>
-          <w:color w:val="000000"/>
-          <w:sz w:val="26"/>
-          <w:szCs w:val="26"/>
-        </w:rPr>
-        <w:t>, размер шрифта – 13-14, все поля – 2 см, отступ - 1 см, выравнивание – по ширине</w:t>
-      </w:r>
-      <w:r>
-        <w:rPr>
-          <w:rFonts w:ascii="Times New Roman" w:hAnsi="Times New Roman" w:cs="Times New Roman"/>
-          <w:color w:val="000000"/>
-          <w:sz w:val="26"/>
-          <w:szCs w:val="26"/>
-        </w:rPr>
-        <w:t>, таблицы и схемы располагаются по тексту и нумеруются по разделам). Количество приложений не ограничивается и в указанный объем не включается.</w:t>
-      </w:r>
-    </w:p>
-    <w:p>
-      <w:pPr>
-        <w:spacing w:after="0" w:line="360" w:lineRule="auto"/>
-        <w:ind w:firstLine="709"/>
-        <w:jc w:val="both"/>
-        <w:rPr>
-          <w:rFonts w:ascii="Times New Roman" w:hAnsi="Times New Roman" w:cs="Times New Roman"/>
-          <w:b/>
-          <w:color w:val="000000"/>
-          <w:sz w:val="26"/>
-          <w:szCs w:val="26"/>
-        </w:rPr>
-      </w:pPr>
-      <w:r>
-        <w:rPr>
-          <w:rFonts w:ascii="Times New Roman" w:hAnsi="Times New Roman" w:cs="Times New Roman"/>
-          <w:b/>
-          <w:color w:val="000000"/>
-          <w:sz w:val="26"/>
-          <w:szCs w:val="26"/>
-        </w:rPr>
-        <w:t>В введении должны быть отражены:</w:t>
-      </w:r>
-    </w:p>
-    <w:p>
-      <w:pPr>
-        <w:numPr>
-          <w:ilvl w:val="0"/>
-          <w:numId w:val="1"/>
-        </w:numPr>
-        <w:tabs>
-          <w:tab w:val="clear" w:pos="720"/>
-          <w:tab w:val="left" w:pos="360"/>
-        </w:tabs>
-        <w:spacing w:after="0" w:line="360" w:lineRule="auto"/>
-        <w:ind w:left="360"/>
-        <w:jc w:val="both"/>
-        <w:rPr>
-          <w:rFonts w:ascii="Times New Roman" w:hAnsi="Times New Roman" w:cs="Times New Roman"/>
-          <w:color w:val="000000"/>
-          <w:sz w:val="26"/>
-          <w:szCs w:val="26"/>
-        </w:rPr>
-      </w:pPr>
-      <w:r>
-        <w:rPr>
-          <w:rFonts w:ascii="Times New Roman" w:hAnsi="Times New Roman" w:cs="Times New Roman"/>
-          <w:color w:val="000000"/>
-          <w:sz w:val="26"/>
-          <w:szCs w:val="26"/>
-        </w:rPr>
-        <w:t xml:space="preserve">цель, место и время прохождения практики (сроки, продолжительность </w:t>
-      </w:r>
-      <w:r>
-        <w:rPr>
-          <w:rFonts w:ascii="Times New Roman" w:hAnsi="Times New Roman" w:cs="Times New Roman"/>
-          <w:sz w:val="26"/>
-          <w:szCs w:val="26"/>
-        </w:rPr>
-        <w:t>в неделях/раб. днях</w:t>
-      </w:r>
-      <w:r>
-        <w:rPr>
-          <w:rFonts w:ascii="Times New Roman" w:hAnsi="Times New Roman" w:cs="Times New Roman"/>
-          <w:color w:val="000000"/>
-          <w:sz w:val="26"/>
-          <w:szCs w:val="26"/>
-        </w:rPr>
-        <w:t xml:space="preserve">); </w:t>
-      </w:r>
-    </w:p>
-    <w:p>
-      <w:pPr>
-        <w:numPr>
-          <w:ilvl w:val="0"/>
-          <w:numId w:val="1"/>
-        </w:numPr>
-        <w:tabs>
-          <w:tab w:val="clear" w:pos="720"/>
-          <w:tab w:val="left" w:pos="360"/>
-        </w:tabs>
-        <w:spacing w:after="0" w:line="360" w:lineRule="auto"/>
-        <w:ind w:left="360"/>
-        <w:jc w:val="both"/>
-        <w:rPr>
-          <w:rFonts w:ascii="Times New Roman" w:hAnsi="Times New Roman" w:cs="Times New Roman"/>
-          <w:color w:val="000000"/>
-          <w:sz w:val="26"/>
-          <w:szCs w:val="26"/>
-        </w:rPr>
-      </w:pPr>
-      <w:r>
-        <w:rPr>
-          <w:rFonts w:ascii="Times New Roman" w:hAnsi="Times New Roman" w:cs="Times New Roman"/>
-          <w:color w:val="000000"/>
-          <w:sz w:val="26"/>
-          <w:szCs w:val="26"/>
-        </w:rPr>
-        <w:t>последовательность прохождения практики, перечень работ, выполненных в процессе практики.</w:t>
-      </w:r>
-    </w:p>
-    <w:p>
-      <w:pPr>
-        <w:spacing w:after="0" w:line="360" w:lineRule="auto"/>
-        <w:ind w:firstLine="709"/>
-        <w:jc w:val="both"/>
-        <w:rPr>
-          <w:rFonts w:ascii="Times New Roman" w:hAnsi="Times New Roman" w:cs="Times New Roman"/>
-          <w:b/>
-          <w:color w:val="000000"/>
-          <w:sz w:val="26"/>
-          <w:szCs w:val="26"/>
-        </w:rPr>
-      </w:pPr>
-      <w:r>
-        <w:rPr>
-          <w:rFonts w:ascii="Times New Roman" w:hAnsi="Times New Roman" w:cs="Times New Roman"/>
-          <w:b/>
-          <w:color w:val="000000"/>
-          <w:sz w:val="26"/>
-          <w:szCs w:val="26"/>
-        </w:rPr>
-        <w:t xml:space="preserve">В основную часть отчета необходимо включить: </w:t>
-      </w:r>
-    </w:p>
-    <w:p>
-      <w:pPr>
-        <w:numPr>
-          <w:ilvl w:val="0"/>
-          <w:numId w:val="2"/>
-        </w:numPr>
-        <w:tabs>
-          <w:tab w:val="clear" w:pos="720"/>
-          <w:tab w:val="left" w:pos="360"/>
-        </w:tabs>
-        <w:spacing w:after="0" w:line="360" w:lineRule="auto"/>
-        <w:ind w:left="360"/>
-        <w:jc w:val="both"/>
-        <w:rPr>
-          <w:rFonts w:ascii="Times New Roman" w:hAnsi="Times New Roman" w:cs="Times New Roman"/>
-          <w:color w:val="000000"/>
-          <w:sz w:val="26"/>
-          <w:szCs w:val="26"/>
-        </w:rPr>
-      </w:pPr>
-      <w:r>
-        <w:rPr>
-          <w:rFonts w:ascii="Times New Roman" w:hAnsi="Times New Roman" w:cs="Times New Roman"/>
-          <w:color w:val="000000"/>
-          <w:sz w:val="26"/>
-          <w:szCs w:val="26"/>
-        </w:rPr>
-        <w:t xml:space="preserve">описание организации работы в процессе практики; </w:t>
-      </w:r>
-    </w:p>
-    <w:p>
-      <w:pPr>
-        <w:numPr>
-          <w:ilvl w:val="0"/>
-          <w:numId w:val="2"/>
-        </w:numPr>
-        <w:tabs>
-          <w:tab w:val="clear" w:pos="720"/>
-          <w:tab w:val="left" w:pos="360"/>
-        </w:tabs>
-        <w:spacing w:after="0" w:line="360" w:lineRule="auto"/>
-        <w:ind w:left="360"/>
-        <w:jc w:val="both"/>
-        <w:rPr>
-          <w:rFonts w:ascii="Times New Roman" w:hAnsi="Times New Roman" w:cs="Times New Roman"/>
-          <w:color w:val="000000"/>
-          <w:sz w:val="26"/>
-          <w:szCs w:val="26"/>
-        </w:rPr>
-      </w:pPr>
-      <w:r>
-        <w:rPr>
-          <w:rFonts w:ascii="Times New Roman" w:hAnsi="Times New Roman" w:cs="Times New Roman"/>
-          <w:color w:val="000000"/>
-          <w:sz w:val="26"/>
-          <w:szCs w:val="26"/>
-        </w:rPr>
-        <w:t xml:space="preserve">описание выполненной работы по разделам программы практики; </w:t>
-      </w:r>
-    </w:p>
-    <w:p>
-      <w:pPr>
-        <w:numPr>
-          <w:ilvl w:val="0"/>
-          <w:numId w:val="2"/>
-        </w:numPr>
-        <w:tabs>
-          <w:tab w:val="clear" w:pos="720"/>
-          <w:tab w:val="left" w:pos="360"/>
-        </w:tabs>
-        <w:spacing w:after="0" w:line="360" w:lineRule="auto"/>
-        <w:ind w:left="360"/>
-        <w:jc w:val="both"/>
-        <w:rPr>
-          <w:rFonts w:ascii="Times New Roman" w:hAnsi="Times New Roman" w:cs="Times New Roman"/>
-          <w:color w:val="000000"/>
-          <w:sz w:val="26"/>
-          <w:szCs w:val="26"/>
-        </w:rPr>
-      </w:pPr>
-      <w:r>
-        <w:rPr>
-          <w:rFonts w:ascii="Times New Roman" w:hAnsi="Times New Roman" w:cs="Times New Roman"/>
-          <w:color w:val="000000"/>
-          <w:sz w:val="26"/>
-          <w:szCs w:val="26"/>
-        </w:rPr>
-        <w:t xml:space="preserve">описание практических задач, решаемых обучающимся за время прохождения практики; </w:t>
-      </w:r>
-    </w:p>
-    <w:p>
-      <w:pPr>
-        <w:numPr>
-          <w:ilvl w:val="0"/>
-          <w:numId w:val="2"/>
-        </w:numPr>
-        <w:tabs>
-          <w:tab w:val="clear" w:pos="720"/>
-          <w:tab w:val="left" w:pos="360"/>
-        </w:tabs>
-        <w:spacing w:after="0" w:line="360" w:lineRule="auto"/>
-        <w:ind w:left="360"/>
-        <w:jc w:val="both"/>
-        <w:rPr>
-          <w:rFonts w:ascii="Times New Roman" w:hAnsi="Times New Roman" w:cs="Times New Roman"/>
-          <w:color w:val="000000"/>
-          <w:sz w:val="26"/>
-          <w:szCs w:val="26"/>
-        </w:rPr>
-      </w:pPr>
-      <w:r>
-        <w:rPr>
-          <w:rFonts w:ascii="Times New Roman" w:hAnsi="Times New Roman" w:cs="Times New Roman"/>
-          <w:color w:val="000000"/>
-          <w:sz w:val="26"/>
-          <w:szCs w:val="26"/>
-        </w:rPr>
-        <w:t xml:space="preserve">указания на затруднения, которые возникли при прохождении практики; </w:t>
-      </w:r>
-    </w:p>
-    <w:p>
-      <w:pPr>
-        <w:numPr>
-          <w:ilvl w:val="0"/>
-          <w:numId w:val="2"/>
-        </w:numPr>
-        <w:tabs>
-          <w:tab w:val="clear" w:pos="720"/>
-          <w:tab w:val="left" w:pos="360"/>
-        </w:tabs>
-        <w:spacing w:after="0" w:line="360" w:lineRule="auto"/>
-        <w:ind w:left="360"/>
-        <w:jc w:val="both"/>
-        <w:rPr>
-          <w:rFonts w:ascii="Times New Roman" w:hAnsi="Times New Roman" w:cs="Times New Roman"/>
-          <w:color w:val="000000"/>
-          <w:sz w:val="26"/>
-          <w:szCs w:val="26"/>
-        </w:rPr>
-      </w:pPr>
-      <w:r>
-        <w:rPr>
-          <w:rFonts w:ascii="Times New Roman" w:hAnsi="Times New Roman" w:cs="Times New Roman"/>
-          <w:color w:val="000000"/>
-          <w:sz w:val="26"/>
-          <w:szCs w:val="26"/>
-        </w:rPr>
-        <w:t>изложение спорных вопросов, которые возникли по конкретным вопросам, и их решение.</w:t>
-      </w:r>
-    </w:p>
-    <w:p>
-      <w:pPr>
-        <w:spacing w:after="0" w:line="360" w:lineRule="auto"/>
-        <w:ind w:firstLine="709"/>
-        <w:jc w:val="both"/>
-        <w:rPr>
-          <w:rFonts w:ascii="Times New Roman" w:hAnsi="Times New Roman" w:cs="Times New Roman"/>
-          <w:b/>
-          <w:color w:val="000000"/>
-          <w:sz w:val="26"/>
-          <w:szCs w:val="26"/>
-        </w:rPr>
-      </w:pPr>
-      <w:r>
-        <w:rPr>
-          <w:rFonts w:ascii="Times New Roman" w:hAnsi="Times New Roman" w:cs="Times New Roman"/>
-          <w:b/>
-          <w:color w:val="000000"/>
-          <w:sz w:val="26"/>
-          <w:szCs w:val="26"/>
-        </w:rPr>
-        <w:t xml:space="preserve">Заключение должно содержать: </w:t>
-      </w:r>
-    </w:p>
-    <w:p>
-      <w:pPr>
-        <w:numPr>
-          <w:ilvl w:val="0"/>
-          <w:numId w:val="3"/>
-        </w:numPr>
-        <w:tabs>
-          <w:tab w:val="clear" w:pos="720"/>
-          <w:tab w:val="left" w:pos="360"/>
-        </w:tabs>
-        <w:spacing w:after="0" w:line="360" w:lineRule="auto"/>
-        <w:ind w:left="360"/>
-        <w:jc w:val="both"/>
-        <w:rPr>
-          <w:rFonts w:ascii="Times New Roman" w:hAnsi="Times New Roman" w:cs="Times New Roman"/>
-          <w:color w:val="000000"/>
-          <w:sz w:val="26"/>
-          <w:szCs w:val="26"/>
-        </w:rPr>
-      </w:pPr>
-      <w:r>
-        <w:rPr>
-          <w:rFonts w:ascii="Times New Roman" w:hAnsi="Times New Roman" w:cs="Times New Roman"/>
-          <w:color w:val="000000"/>
-          <w:sz w:val="26"/>
-          <w:szCs w:val="26"/>
-        </w:rPr>
-        <w:t xml:space="preserve">описание знаний, умений, навыков (компетенций), приобретенных практикантом в период практики; </w:t>
-      </w:r>
-    </w:p>
-    <w:p>
-      <w:pPr>
-        <w:numPr>
-          <w:ilvl w:val="0"/>
-          <w:numId w:val="3"/>
-        </w:numPr>
-        <w:tabs>
-          <w:tab w:val="clear" w:pos="720"/>
-          <w:tab w:val="left" w:pos="360"/>
-        </w:tabs>
-        <w:spacing w:after="0" w:line="360" w:lineRule="auto"/>
-        <w:ind w:left="360"/>
-        <w:jc w:val="both"/>
-        <w:rPr>
-          <w:rFonts w:ascii="Times New Roman" w:hAnsi="Times New Roman" w:cs="Times New Roman"/>
-          <w:color w:val="000000"/>
-          <w:sz w:val="26"/>
-          <w:szCs w:val="26"/>
-        </w:rPr>
-      </w:pPr>
-      <w:r>
-        <w:rPr>
-          <w:rFonts w:ascii="Times New Roman" w:hAnsi="Times New Roman" w:cs="Times New Roman"/>
-          <w:color w:val="000000"/>
-          <w:sz w:val="26"/>
-          <w:szCs w:val="26"/>
-        </w:rPr>
-        <w:lastRenderedPageBreak/>
-        <w:t xml:space="preserve">характеристику информационно-программных продуктов, необходимых для прохождения практики; </w:t>
-      </w:r>
-    </w:p>
-    <w:p>
-      <w:pPr>
-        <w:numPr>
-          <w:ilvl w:val="0"/>
-          <w:numId w:val="3"/>
-        </w:numPr>
-        <w:tabs>
-          <w:tab w:val="clear" w:pos="720"/>
-          <w:tab w:val="left" w:pos="360"/>
-        </w:tabs>
-        <w:spacing w:after="0" w:line="360" w:lineRule="auto"/>
-        <w:ind w:left="360"/>
-        <w:jc w:val="both"/>
-        <w:rPr>
-          <w:rFonts w:ascii="Times New Roman" w:hAnsi="Times New Roman" w:cs="Times New Roman"/>
-          <w:color w:val="000000"/>
-          <w:sz w:val="26"/>
-          <w:szCs w:val="26"/>
-        </w:rPr>
-      </w:pPr>
-      <w:r>
-        <w:rPr>
-          <w:rFonts w:ascii="Times New Roman" w:hAnsi="Times New Roman" w:cs="Times New Roman"/>
-          <w:color w:val="000000"/>
-          <w:sz w:val="26"/>
-          <w:szCs w:val="26"/>
-        </w:rPr>
-        <w:t>предложения и рекомендации обучающегося, сделанные в ходе практики.</w:t>
-      </w:r>
-    </w:p>
-    <w:p>
-      <w:pPr>
-        <w:rPr>
-          <w:rFonts w:ascii="Times New Roman" w:hAnsi="Times New Roman" w:cs="Times New Roman"/>
-          <w:b/>
-          <w:sz w:val="26"/>
-          <w:szCs w:val="26"/>
-        </w:rPr>
-      </w:pPr>
-      <w:r>
-        <w:rPr>
-          <w:rFonts w:ascii="Times New Roman" w:hAnsi="Times New Roman" w:cs="Times New Roman"/>
-          <w:sz w:val="26"/>
-          <w:szCs w:val="26"/>
-        </w:rPr>
-        <w:t>Список использованных источников формируется в порядке появления ссылок.</w:t>
-      </w:r>
-    </w:p>
-    <w:p>
-      <w:pPr>
-        <w:spacing w:after="0" w:line="360" w:lineRule="auto"/>
-        <w:ind w:firstLine="709"/>
-        <w:jc w:val="both"/>
-        <w:rPr>
-          <w:rFonts w:ascii="Times New Roman" w:hAnsi="Times New Roman" w:cs="Times New Roman"/>
-          <w:b/>
-          <w:color w:val="000000"/>
-          <w:sz w:val="26"/>
-          <w:szCs w:val="26"/>
-        </w:rPr>
-      </w:pPr>
-    </w:p>
-    <w:p>
-      <w:pPr>
-        <w:spacing w:after="0" w:line="360" w:lineRule="auto"/>
-        <w:ind w:firstLine="709"/>
-        <w:jc w:val="both"/>
-        <w:rPr>
-          <w:rFonts w:ascii="Times New Roman" w:hAnsi="Times New Roman" w:cs="Times New Roman"/>
-          <w:color w:val="000000"/>
-          <w:sz w:val="26"/>
-          <w:szCs w:val="26"/>
-        </w:rPr>
-      </w:pPr>
-      <w:r>
-        <w:rPr>
-          <w:rFonts w:ascii="Times New Roman" w:hAnsi="Times New Roman" w:cs="Times New Roman"/>
-          <w:b/>
-          <w:color w:val="000000"/>
-          <w:sz w:val="26"/>
-          <w:szCs w:val="26"/>
-        </w:rPr>
-        <w:t>К отчету также прилагаются:</w:t>
-      </w:r>
-    </w:p>
-    <w:p>
-      <w:pPr>
-        <w:numPr>
-          <w:ilvl w:val="0"/>
-          <w:numId w:val="4"/>
-        </w:numPr>
-        <w:tabs>
-          <w:tab w:val="clear" w:pos="720"/>
-          <w:tab w:val="left" w:pos="360"/>
-        </w:tabs>
-        <w:spacing w:after="0" w:line="360" w:lineRule="auto"/>
-        <w:ind w:left="360"/>
-        <w:jc w:val="both"/>
-        <w:rPr>
-          <w:rFonts w:ascii="Times New Roman" w:hAnsi="Times New Roman" w:cs="Times New Roman"/>
-          <w:color w:val="000000"/>
-          <w:sz w:val="26"/>
-          <w:szCs w:val="26"/>
-        </w:rPr>
-      </w:pPr>
-      <w:r>
-        <w:rPr>
-          <w:rFonts w:ascii="Times New Roman" w:hAnsi="Times New Roman" w:cs="Times New Roman"/>
-          <w:sz w:val="26"/>
-          <w:szCs w:val="26"/>
-        </w:rPr>
-        <w:t>Индивидуальное задание практиканта</w:t>
-      </w:r>
-      <w:r>
-        <w:rPr>
-          <w:rFonts w:ascii="Times New Roman" w:hAnsi="Times New Roman" w:cs="Times New Roman"/>
-          <w:color w:val="000000"/>
-          <w:sz w:val="26"/>
-          <w:szCs w:val="26"/>
-        </w:rPr>
-        <w:t>;</w:t>
-      </w:r>
-    </w:p>
-    <w:p>
-      <w:pPr>
-        <w:numPr>
-          <w:ilvl w:val="0"/>
-          <w:numId w:val="4"/>
-        </w:numPr>
-        <w:tabs>
-          <w:tab w:val="clear" w:pos="720"/>
-          <w:tab w:val="left" w:pos="360"/>
-        </w:tabs>
-        <w:spacing w:after="0" w:line="360" w:lineRule="auto"/>
-        <w:ind w:left="360"/>
-        <w:jc w:val="both"/>
-        <w:rPr>
-          <w:rFonts w:ascii="Times New Roman" w:hAnsi="Times New Roman" w:cs="Times New Roman"/>
-          <w:color w:val="000000"/>
-          <w:sz w:val="26"/>
-          <w:szCs w:val="26"/>
-        </w:rPr>
-      </w:pPr>
-      <w:r>
-        <w:rPr>
-          <w:rFonts w:ascii="Times New Roman" w:hAnsi="Times New Roman" w:cs="Times New Roman"/>
-          <w:color w:val="000000"/>
-          <w:sz w:val="26"/>
-          <w:szCs w:val="26"/>
-        </w:rPr>
-        <w:t>Дневник практиканта;</w:t>
-      </w:r>
-    </w:p>
-    <w:p>
-      <w:pPr>
-        <w:numPr>
-          <w:ilvl w:val="0"/>
-          <w:numId w:val="4"/>
-        </w:numPr>
-        <w:tabs>
-          <w:tab w:val="clear" w:pos="720"/>
-          <w:tab w:val="left" w:pos="360"/>
-        </w:tabs>
-        <w:spacing w:after="0" w:line="360" w:lineRule="auto"/>
-        <w:ind w:left="360"/>
-        <w:jc w:val="both"/>
-        <w:rPr>
-          <w:rFonts w:ascii="Times New Roman" w:hAnsi="Times New Roman" w:cs="Times New Roman"/>
-          <w:color w:val="000000"/>
-          <w:sz w:val="26"/>
-          <w:szCs w:val="26"/>
-        </w:rPr>
-      </w:pPr>
-      <w:r>
-        <w:rPr>
-          <w:rFonts w:ascii="Times New Roman" w:hAnsi="Times New Roman" w:cs="Times New Roman"/>
-          <w:color w:val="000000"/>
-          <w:sz w:val="26"/>
-          <w:szCs w:val="26"/>
-        </w:rPr>
-        <w:t xml:space="preserve">Отзыв-характеристика руководителя практики от предприятия </w:t>
-      </w:r>
-      <w:r>
-        <w:rPr>
-          <w:rFonts w:ascii="Times New Roman" w:hAnsi="Times New Roman" w:cs="Times New Roman"/>
-          <w:sz w:val="26"/>
-          <w:szCs w:val="26"/>
-        </w:rPr>
-        <w:t>о</w:t>
-      </w:r>
-      <w:r>
-        <w:rPr>
-          <w:rFonts w:ascii="Times New Roman" w:hAnsi="Times New Roman" w:cs="Times New Roman"/>
-          <w:color w:val="000000"/>
-          <w:sz w:val="26"/>
-          <w:szCs w:val="26"/>
-        </w:rPr>
-        <w:t xml:space="preserve"> работе практиканта.</w:t>
-      </w:r>
-    </w:p>
-    <w:p>
-      <w:pPr>
-        <w:spacing w:after="0" w:line="360" w:lineRule="auto"/>
-        <w:ind w:firstLine="709"/>
-        <w:jc w:val="both"/>
-        <w:rPr>
-          <w:rFonts w:ascii="Times New Roman" w:hAnsi="Times New Roman" w:cs="Times New Roman"/>
-          <w:color w:val="000000"/>
-          <w:sz w:val="26"/>
-          <w:szCs w:val="26"/>
-        </w:rPr>
-      </w:pPr>
-    </w:p>
-    <w:p>
-      <w:pPr>
-        <w:spacing w:after="0" w:line="360" w:lineRule="auto"/>
-        <w:ind w:firstLine="709"/>
-        <w:jc w:val="both"/>
-        <w:rPr>
-          <w:rFonts w:ascii="Times New Roman" w:hAnsi="Times New Roman" w:cs="Times New Roman"/>
-          <w:color w:val="000000"/>
-          <w:sz w:val="26"/>
-          <w:szCs w:val="26"/>
-        </w:rPr>
-      </w:pPr>
-      <w:r>
-        <w:rPr>
-          <w:rFonts w:ascii="Times New Roman" w:hAnsi="Times New Roman" w:cs="Times New Roman"/>
-          <w:color w:val="000000"/>
-          <w:sz w:val="26"/>
-          <w:szCs w:val="26"/>
-        </w:rPr>
-        <w:t>Отчет, заверенный руководителем практики от организации, должен быть представлен руководителю практики от РУДН по окончанию практики. Защита отчетов проводится на кафедре/в департаменте.</w:t>
-      </w:r>
-    </w:p>
-    <w:p>
-      <w:pPr>
-        <w:spacing w:after="0" w:line="360" w:lineRule="auto"/>
-        <w:ind w:firstLine="709"/>
-        <w:jc w:val="both"/>
-        <w:rPr>
-          <w:rFonts w:ascii="Times New Roman" w:hAnsi="Times New Roman" w:cs="Times New Roman"/>
-          <w:sz w:val="26"/>
-          <w:szCs w:val="26"/>
-        </w:rPr>
-      </w:pPr>
-      <w:r>
-        <w:rPr>
-          <w:rFonts w:ascii="Times New Roman" w:hAnsi="Times New Roman" w:cs="Times New Roman"/>
-          <w:sz w:val="26"/>
-          <w:szCs w:val="26"/>
-        </w:rPr>
-        <w:t>По результатам защиты отчета обучающийся получает оценку по практике.</w:t>
-      </w:r>
-    </w:p>
-    <w:p>
-      <w:pPr>
-        <w:rPr>
-          <w:rFonts w:ascii="Times New Roman" w:hAnsi="Times New Roman" w:cs="Times New Roman"/>
-          <w:sz w:val="26"/>
-          <w:szCs w:val="26"/>
-        </w:rPr>
-      </w:pPr>
-      <w:r>
-        <w:br w:type="page" w:clear="all"/>
-      </w:r>
-    </w:p>
-    <w:p>
-      <w:pPr>
         <w:pStyle w:val="NoSpacing"/>
-        <w:jc w:val="center"/>
-        <w:rPr>
-          <w:rFonts w:ascii="Times New Roman" w:hAnsi="Times New Roman" w:cs="Times New Roman"/>
-          <w:b/>
-          <w:sz w:val="28"/>
-          <w:szCs w:val="28"/>
-        </w:rPr>
-      </w:pPr>
-      <w:r>
-        <w:rPr>
-          <w:rFonts w:ascii="Times New Roman" w:hAnsi="Times New Roman" w:cs="Times New Roman"/>
-          <w:b/>
-          <w:sz w:val="28"/>
-          <w:szCs w:val="28"/>
-        </w:rPr>
-        <w:lastRenderedPageBreak/>
-        <w:t>Федеральное государственное автономное образовательное учреждение высшего образования</w:t>
-      </w:r>
-    </w:p>
-    <w:p>
-      <w:pPr>
-        <w:pStyle w:val="NoSpacing"/>
-        <w:jc w:val="center"/>
-        <w:rPr>
-          <w:rFonts w:ascii="Times New Roman" w:hAnsi="Times New Roman" w:cs="Times New Roman"/>
-          <w:b/>
-          <w:sz w:val="28"/>
-          <w:szCs w:val="28"/>
-        </w:rPr>
-      </w:pPr>
-      <w:r>
-        <w:rPr>
-          <w:rFonts w:ascii="Times New Roman" w:hAnsi="Times New Roman" w:cs="Times New Roman"/>
-          <w:b/>
-          <w:sz w:val="28"/>
-          <w:szCs w:val="28"/>
-        </w:rPr>
-        <w:t xml:space="preserve">«РОССИЙСКИЙ УНИВЕРСИТЕТ ДРУЖБЫ НАРОДОВ </w:t>
-      </w:r>
-    </w:p>
-    <w:p>
-      <w:pPr>
-        <w:pStyle w:val="NoSpacing"/>
-        <w:jc w:val="center"/>
-        <w:rPr>
-          <w:rFonts w:ascii="Times New Roman" w:hAnsi="Times New Roman" w:cs="Times New Roman"/>
-          <w:b/>
-          <w:sz w:val="28"/>
-          <w:szCs w:val="28"/>
-        </w:rPr>
-      </w:pPr>
-      <w:r>
-        <w:rPr>
-          <w:rFonts w:ascii="Times New Roman" w:hAnsi="Times New Roman" w:cs="Times New Roman"/>
-          <w:b/>
-          <w:sz w:val="28"/>
-          <w:szCs w:val="28"/>
-        </w:rPr>
-        <w:t>ИМЕНИ ПАТРИСА ЛУМУМБЫ»</w:t>
-      </w:r>
-    </w:p>
-    <w:p>
-      <w:pPr>
-        <w:pStyle w:val="NoSpacing"/>
-        <w:jc w:val="center"/>
-        <w:rPr>
-          <w:rFonts w:ascii="Times New Roman" w:hAnsi="Times New Roman" w:cs="Times New Roman"/>
-          <w:b/>
-          <w:sz w:val="28"/>
-          <w:szCs w:val="28"/>
-        </w:rPr>
-      </w:pPr>
-      <w:r>
-        <w:rPr>
-          <w:rFonts w:ascii="Times New Roman" w:hAnsi="Times New Roman" w:cs="Times New Roman"/>
-          <w:b/>
-          <w:sz w:val="28"/>
-          <w:szCs w:val="28"/>
-        </w:rPr>
-        <w:t>(РУДН)</w:t>
-      </w:r>
-    </w:p>
-    <w:p>
-      <w:pPr>
-        <w:spacing w:after="0" w:line="240" w:lineRule="auto"/>
-        <w:jc w:val="both"/>
-        <w:rPr>
-          <w:rFonts w:ascii="Times New Roman" w:hAnsi="Times New Roman"/>
-          <w:sz w:val="28"/>
-          <w:szCs w:val="28"/>
-        </w:rPr>
-      </w:pPr>
-    </w:p>
-    <w:p>
-      <w:pPr>
-        <w:spacing w:after="0" w:line="240" w:lineRule="auto"/>
-        <w:jc w:val="both"/>
-        <w:rPr>
-          <w:rFonts w:ascii="Times New Roman" w:hAnsi="Times New Roman"/>
-          <w:sz w:val="28"/>
-          <w:szCs w:val="28"/>
-        </w:rPr>
-      </w:pPr>
-      <w:r>
-        <w:rPr>
-          <w:rFonts w:ascii="Times New Roman" w:hAnsi="Times New Roman"/>
-          <w:sz w:val="28"/>
-          <w:szCs w:val="28"/>
-        </w:rPr>
-        <w:t xml:space="preserve">Основное учебное подразделение </w:t>
-      </w:r>
-      <w:r>
-        <w:rPr>
-          <w:rFonts w:ascii="Times New Roman" w:hAnsi="Times New Roman"/>
-          <w:sz w:val="28"/>
-          <w:szCs w:val="28"/>
-          <w:u w:val="single"/>
-        </w:rPr>
-        <w:t>факультет физико-математических и                   естественных наук</w:t>
-      </w:r>
-    </w:p>
-    <w:p>
-      <w:pPr>
-        <w:spacing w:after="0" w:line="240" w:lineRule="auto"/>
-        <w:jc w:val="both"/>
-        <w:rPr>
-          <w:rFonts w:ascii="Times New Roman" w:hAnsi="Times New Roman"/>
-          <w:sz w:val="28"/>
-          <w:szCs w:val="28"/>
-        </w:rPr>
-      </w:pPr>
-    </w:p>
-    <w:p>
-      <w:pPr>
-        <w:rPr>
-          <w:rFonts w:ascii="Times New Roman" w:hAnsi="Times New Roman" w:cs="Times New Roman"/>
-          <w:sz w:val="28"/>
-          <w:szCs w:val="28"/>
-        </w:rPr>
-      </w:pPr>
-      <w:r>
-        <w:rPr>
-          <w:rFonts w:ascii="Times New Roman" w:eastAsia="Times New Roman" w:hAnsi="Times New Roman" w:cs="Times New Roman"/>
-          <w:sz w:val="28"/>
-          <w:szCs w:val="28"/>
-        </w:rPr>
-        <w:t>Направление/специальность</w:t>
-      </w:r>
-      <w:r>
-        <w:rPr>
-          <w:rFonts w:ascii="Times New Roman" w:eastAsia="Times New Roman" w:hAnsi="Times New Roman" w:cs="Times New Roman"/>
-          <w:sz w:val="28"/>
-          <w:szCs w:val="28"/>
-        </w:rPr>
-        <w:t xml:space="preserve"> </w:t>
-      </w:r>
-      <w:r>
-        <w:rPr>
-          <w:rFonts w:ascii="Times New Roman" w:eastAsia="Times New Roman" w:hAnsi="Times New Roman" w:cs="Times New Roman"/>
-          <w:sz w:val="28"/>
-          <w:szCs w:val="28"/>
-          <w:u w:val="single"/>
-        </w:rPr>
-        <w:t>02.03.01 «Математика и компьютерные науки», специализация «Математика и компьютерные науки»</w:t>
-      </w:r>
-    </w:p>
-    <w:p>
-      <w:pPr>
-        <w:spacing w:after="0" w:line="240" w:lineRule="auto"/>
-        <w:jc w:val="both"/>
-        <w:rPr>
-          <w:rFonts w:ascii="Times New Roman" w:hAnsi="Times New Roman"/>
-          <w:sz w:val="28"/>
-          <w:szCs w:val="28"/>
-          <w:u w:val="single"/>
-        </w:rPr>
-      </w:pPr>
-    </w:p>
-    <w:p>
-      <w:pPr>
-        <w:spacing w:after="0" w:line="240" w:lineRule="auto"/>
-        <w:jc w:val="both"/>
-        <w:rPr>
-          <w:rFonts w:ascii="Times New Roman" w:hAnsi="Times New Roman"/>
-          <w:sz w:val="28"/>
-          <w:szCs w:val="28"/>
-        </w:rPr>
-      </w:pPr>
-    </w:p>
-    <w:p>
-      <w:pPr>
-        <w:jc w:val="center"/>
-        <w:rPr>
-          <w:rFonts w:ascii="Times New Roman" w:hAnsi="Times New Roman" w:cs="Times New Roman"/>
-        </w:rPr>
-      </w:pPr>
-    </w:p>
-    <w:p>
-      <w:pPr>
-        <w:jc w:val="center"/>
-        <w:rPr>
-          <w:rFonts w:ascii="Times New Roman" w:hAnsi="Times New Roman" w:cs="Times New Roman"/>
-        </w:rPr>
-      </w:pPr>
-    </w:p>
-    <w:p>
-      <w:pPr>
-        <w:jc w:val="center"/>
-        <w:rPr>
-          <w:rFonts w:ascii="Times New Roman" w:hAnsi="Times New Roman" w:cs="Times New Roman"/>
-          <w:b/>
-          <w:sz w:val="28"/>
-          <w:szCs w:val="28"/>
-        </w:rPr>
-      </w:pPr>
-      <w:r>
-        <w:rPr>
-          <w:rFonts w:ascii="Times New Roman" w:hAnsi="Times New Roman" w:cs="Times New Roman"/>
-          <w:b/>
-          <w:sz w:val="28"/>
-          <w:szCs w:val="28"/>
-        </w:rPr>
-        <w:t>ОТЧЕТ</w:t>
-      </w:r>
-    </w:p>
-    <w:p>
-      <w:pPr>
-        <w:spacing w:after="0"/>
-        <w:jc w:val="center"/>
-        <w:rPr>
-          <w:rFonts w:ascii="Times New Roman" w:hAnsi="Times New Roman" w:cs="Times New Roman"/>
-          <w:b/>
-          <w:bCs/>
-          <w:sz w:val="28"/>
-          <w:szCs w:val="28"/>
-        </w:rPr>
-      </w:pPr>
-      <w:r>
-        <w:rPr>
-          <w:rFonts w:ascii="Times New Roman" w:hAnsi="Times New Roman" w:cs="Times New Roman"/>
-          <w:b/>
-          <w:sz w:val="28"/>
-          <w:szCs w:val="28"/>
-        </w:rPr>
-        <w:t xml:space="preserve">о прохождении </w:t>
-      </w:r>
-      <w:proofErr w:type="spellStart"/>
-      <w:r>
-        <w:rPr>
-          <w:rFonts w:ascii="Times New Roman" w:hAnsi="Times New Roman" w:cs="Times New Roman"/>
-          <w:b/>
-          <w:sz w:val="28"/>
-          <w:szCs w:val="28"/>
-        </w:rPr>
-        <w:t>преддипмолной</w:t>
-      </w:r>
-      <w:proofErr w:type="spellEnd"/>
-      <w:r>
-        <w:rPr>
-          <w:rFonts w:ascii="Times New Roman" w:hAnsi="Times New Roman" w:cs="Times New Roman"/>
-          <w:b/>
-          <w:sz w:val="28"/>
-          <w:szCs w:val="28"/>
-        </w:rPr>
-        <w:t xml:space="preserve"> практики</w:t>
-      </w:r>
-    </w:p>
-    <w:p>
-      <w:pPr>
-        <w:jc w:val="center"/>
-        <w:rPr>
-          <w:rFonts w:ascii="Times New Roman" w:hAnsi="Times New Roman" w:cs="Times New Roman"/>
-          <w:sz w:val="28"/>
-          <w:szCs w:val="28"/>
-          <w:vertAlign w:val="superscript"/>
-        </w:rPr>
-      </w:pPr>
-      <w:r>
-        <w:rPr>
-          <w:rFonts w:ascii="Times New Roman" w:hAnsi="Times New Roman" w:cs="Times New Roman"/>
-          <w:sz w:val="28"/>
-          <w:szCs w:val="28"/>
-          <w:vertAlign w:val="superscript"/>
-        </w:rPr>
-        <w:t>(вид и наименование практики)</w:t>
-      </w:r>
-    </w:p>
-    <w:p>
-      <w:pPr>
-        <w:jc w:val="center"/>
-        <w:rPr>
-          <w:rFonts w:ascii="Times New Roman" w:hAnsi="Times New Roman" w:cs="Times New Roman"/>
-          <w:sz w:val="28"/>
-          <w:szCs w:val="28"/>
-        </w:rPr>
-      </w:pPr>
-      <w:r>
-        <w:rPr>
-          <w:rFonts w:ascii="Times New Roman" w:hAnsi="Times New Roman" w:cs="Times New Roman"/>
-          <w:sz w:val="28"/>
-          <w:szCs w:val="28"/>
-        </w:rPr>
-        <w:t>_________________________________________________________</w:t>
-      </w:r>
-    </w:p>
-    <w:p>
-      <w:pPr>
-        <w:jc w:val="center"/>
-        <w:rPr>
-          <w:rFonts w:ascii="Times New Roman" w:hAnsi="Times New Roman" w:cs="Times New Roman"/>
-          <w:sz w:val="28"/>
-          <w:szCs w:val="28"/>
-          <w:vertAlign w:val="superscript"/>
-        </w:rPr>
-      </w:pPr>
-      <w:r>
-        <w:rPr>
-          <w:rFonts w:ascii="Times New Roman" w:hAnsi="Times New Roman" w:cs="Times New Roman"/>
-          <w:sz w:val="28"/>
-          <w:szCs w:val="28"/>
-          <w:highlight w:val="yellow"/>
-          <w:vertAlign w:val="superscript"/>
-        </w:rPr>
-        <w:t>(Ф.И.О. обучающегося)</w:t>
-      </w:r>
-    </w:p>
-    <w:p>
-      <w:pPr>
-        <w:pStyle w:val="NoSpacing"/>
-        <w:rPr>
-          <w:rFonts w:ascii="Times New Roman" w:hAnsi="Times New Roman" w:cs="Times New Roman"/>
-          <w:sz w:val="28"/>
-          <w:szCs w:val="28"/>
-          <w:highlight w:val="yellow"/>
-        </w:rPr>
-      </w:pPr>
-      <w:r>
-        <w:rPr>
-          <w:rFonts w:ascii="Times New Roman" w:hAnsi="Times New Roman" w:cs="Times New Roman"/>
-          <w:sz w:val="28"/>
-          <w:szCs w:val="28"/>
-          <w:highlight w:val="yellow"/>
-        </w:rPr>
-        <w:t xml:space="preserve">Курс, группа </w:t>
-      </w:r>
-      <w:r>
-        <w:rPr>
-          <w:rFonts w:ascii="Times New Roman" w:hAnsi="Times New Roman" w:cs="Times New Roman"/>
-          <w:sz w:val="28"/>
-          <w:szCs w:val="28"/>
-          <w:highlight w:val="yellow"/>
-        </w:rPr>
-        <w:t>4, НКНбд-00-22</w:t>
+        <w:rPr>
+          <w:rFonts w:ascii="Times New Roman" w:hAnsi="Times New Roman" w:cs="Times New Roman"/>
+          <w:sz w:val="28"/>
+          <w:szCs w:val="28"/>
+        </w:rPr>
+      </w:pPr>
+      <w:r>
+        <w:rPr>
+          <w:rFonts w:ascii="Times New Roman" w:hAnsi="Times New Roman" w:cs="Times New Roman"/>
+          <w:sz w:val="28"/>
+          <w:szCs w:val="28"/>
+        </w:rPr>
+        <w:t>Курс, группа 4, НКНбд-0</w:t>
+      </w:r>
+      <w:r>
+        <w:rPr>
+          <w:rFonts w:ascii="Times New Roman" w:hAnsi="Times New Roman" w:cs="Times New Roman"/>
+          <w:sz w:val="28"/>
+          <w:szCs w:val="28"/>
+        </w:rPr>
+        <w:t>1</w:t>
+      </w:r>
+      <w:r>
+        <w:rPr>
+          <w:rFonts w:ascii="Times New Roman" w:hAnsi="Times New Roman" w:cs="Times New Roman"/>
+          <w:sz w:val="28"/>
+          <w:szCs w:val="28"/>
+        </w:rPr>
+        <w:t>-22</w:t>
       </w:r>
     </w:p>
     <w:p>
@@ -1705,7 +775,6 @@
           <w:rFonts w:ascii="Times New Roman" w:hAnsi="Times New Roman" w:cs="Times New Roman"/>
           <w:sz w:val="28"/>
           <w:szCs w:val="28"/>
-          <w:highlight w:val="yellow"/>
         </w:rPr>
         <w:t>Оценка</w:t>
       </w:r>
@@ -1807,471 +876,1827 @@
     </w:p>
     <w:p>
       <w:pPr>
-        <w:pStyle w:val="NoSpacing"/>
-        <w:jc w:val="center"/>
-        <w:rPr>
-          <w:rFonts w:ascii="Times New Roman" w:hAnsi="Times New Roman" w:cs="Times New Roman"/>
-          <w:b/>
-          <w:bCs/>
-          <w:sz w:val="28"/>
-          <w:szCs w:val="28"/>
-          <w:lang w:val="en-US"/>
-        </w:rPr>
-      </w:pPr>
-    </w:p>
-    <w:sdt>
-      <w:sdtPr>
-        <w:id w:val="294418048"/>
-        <w:docPartObj>
-          <w:docPartGallery w:val="Table of Contents"/>
-          <w:docPartUnique/>
-        </w:docPartObj>
-      </w:sdtPr>
-      <w:sdtContent>
-        <w:p>
-          <w:pPr>
-            <w:pStyle w:val="TOC1"/>
-            <w:pBdr>
-              <w:top w:val="single" w:sz="4" w:space="1" w:color="auto"/>
-              <w:left w:val="single" w:sz="4" w:space="4" w:color="auto"/>
-              <w:bottom w:val="single" w:sz="4" w:space="1" w:color="auto"/>
-              <w:right w:val="single" w:sz="4" w:space="4" w:color="auto"/>
-              <w:between w:val="single" w:sz="4" w:space="1" w:color="auto"/>
-              <w:bar w:val="single" w:sz="4" w:color="auto"/>
-            </w:pBdr>
-            <w:tabs>
-              <w:tab w:val="right" w:leader="dot" w:pos="9911"/>
-            </w:tabs>
-            <w:rPr>
-              <w:rFonts w:asciiTheme="minorHAnsi" w:eastAsiaTheme="minorEastAsia" w:hAnsiTheme="minorHAnsi" w:cstheme="minorBidi"/>
-              <w:sz w:val="22"/>
-              <w:szCs w:val="22"/>
-              <w:lang w:eastAsia="ru-RU"/>
-            </w:rPr>
-          </w:pPr>
-          <w:r>
-            <w:fldChar w:fldCharType="begin"/>
-          </w:r>
-          <w:r>
-            <w:rPr>
-              <w:rStyle w:val="IndexLink"/>
-            </w:rPr>
-            <w:instrText xml:space="preserve"> TOC \z \o "1-1" \h</w:instrText>
-          </w:r>
-          <w:r>
-            <w:rPr>
-              <w:rStyle w:val="IndexLink"/>
-            </w:rPr>
-            <w:fldChar w:fldCharType="separate"/>
-          </w:r>
-          <w:hyperlink w:anchor="_Toc158643489" w:tooltip="#_Toc158643489" w:history="1">
-            <w:r>
-              <w:rPr>
-                <w:rStyle w:val="IndexLink"/>
-              </w:rPr>
-              <w:t>Список сокращений</w:t>
-            </w:r>
-            <w:r>
-              <w:rPr>
-                <w:rStyle w:val="IndexLink"/>
-                <w:lang w:val="en-US"/>
-              </w:rPr>
-              <w:t xml:space="preserve"> </w:t>
-            </w:r>
-            <w:r>
-              <w:rPr>
-                <w:rStyle w:val="IndexLink"/>
-                <w:lang w:val="en-US"/>
-              </w:rPr>
-              <w:tab/>
-            </w:r>
-            <w:r>
-              <w:rPr>
-                <w:rStyle w:val="IndexLink"/>
-                <w:vanish/>
-              </w:rPr>
-              <w:tab/>
-            </w:r>
-            <w:r>
-              <w:fldChar w:fldCharType="begin"/>
-            </w:r>
-            <w:r>
-              <w:instrText>PAGEREF _Toc158643489 \h</w:instrText>
-            </w:r>
-            <w:r>
-              <w:fldChar w:fldCharType="separate"/>
-            </w:r>
-            <w:r>
-              <w:rPr>
-                <w:rStyle w:val="IndexLink"/>
-              </w:rPr>
-              <w:t>5</w:t>
-            </w:r>
-            <w:r>
-              <w:fldChar w:fldCharType="end"/>
-            </w:r>
-          </w:hyperlink>
-        </w:p>
-        <w:p>
-          <w:pPr>
-            <w:pStyle w:val="TOC1"/>
-            <w:pBdr>
-              <w:top w:val="single" w:sz="4" w:space="1" w:color="auto"/>
-              <w:left w:val="single" w:sz="4" w:space="4" w:color="auto"/>
-              <w:bottom w:val="single" w:sz="4" w:space="1" w:color="auto"/>
-              <w:right w:val="single" w:sz="4" w:space="4" w:color="auto"/>
-              <w:between w:val="single" w:sz="4" w:space="1" w:color="auto"/>
-              <w:bar w:val="single" w:sz="4" w:color="auto"/>
-            </w:pBdr>
-            <w:tabs>
-              <w:tab w:val="right" w:leader="dot" w:pos="9911"/>
-            </w:tabs>
-            <w:rPr>
-              <w:rFonts w:asciiTheme="minorHAnsi" w:eastAsiaTheme="minorEastAsia" w:hAnsiTheme="minorHAnsi" w:cstheme="minorBidi"/>
-              <w:sz w:val="22"/>
-              <w:szCs w:val="22"/>
-              <w:lang w:eastAsia="ru-RU"/>
-            </w:rPr>
-          </w:pPr>
-          <w:hyperlink w:anchor="_Toc158643490" w:tooltip="#_Toc158643490" w:history="1">
-            <w:r>
-              <w:rPr>
-                <w:rStyle w:val="IndexLink"/>
-              </w:rPr>
-              <w:t>Список основных обозначений</w:t>
-            </w:r>
-            <w:r>
-              <w:rPr>
-                <w:rStyle w:val="IndexLink"/>
-                <w:lang w:val="en-US"/>
-              </w:rPr>
-              <w:tab/>
-            </w:r>
-            <w:r>
-              <w:rPr>
-                <w:rStyle w:val="IndexLink"/>
-                <w:vanish/>
-              </w:rPr>
-              <w:tab/>
-            </w:r>
-            <w:r>
-              <w:fldChar w:fldCharType="begin"/>
-            </w:r>
-            <w:r>
-              <w:instrText>PAGEREF _Toc158643490 \h</w:instrText>
-            </w:r>
-            <w:r>
-              <w:fldChar w:fldCharType="separate"/>
-            </w:r>
-            <w:r>
-              <w:rPr>
-                <w:rStyle w:val="IndexLink"/>
-              </w:rPr>
-              <w:t>7</w:t>
-            </w:r>
-            <w:r>
-              <w:fldChar w:fldCharType="end"/>
-            </w:r>
-          </w:hyperlink>
-        </w:p>
-        <w:p>
-          <w:pPr>
-            <w:pStyle w:val="TOC1"/>
-            <w:pBdr>
-              <w:top w:val="single" w:sz="4" w:space="1" w:color="auto"/>
-              <w:left w:val="single" w:sz="4" w:space="4" w:color="auto"/>
-              <w:bottom w:val="single" w:sz="4" w:space="1" w:color="auto"/>
-              <w:right w:val="single" w:sz="4" w:space="4" w:color="auto"/>
-              <w:between w:val="single" w:sz="4" w:space="1" w:color="auto"/>
-              <w:bar w:val="single" w:sz="4" w:color="auto"/>
-            </w:pBdr>
-            <w:tabs>
-              <w:tab w:val="right" w:leader="dot" w:pos="9911"/>
-            </w:tabs>
-            <w:rPr>
-              <w:rFonts w:asciiTheme="minorHAnsi" w:eastAsiaTheme="minorEastAsia" w:hAnsiTheme="minorHAnsi" w:cstheme="minorBidi"/>
-              <w:sz w:val="22"/>
-              <w:szCs w:val="22"/>
-              <w:lang w:eastAsia="ru-RU"/>
-            </w:rPr>
-          </w:pPr>
-          <w:hyperlink w:anchor="_Toc158643491" w:tooltip="#_Toc158643491" w:history="1">
-            <w:r>
-              <w:rPr>
-                <w:rStyle w:val="IndexLink"/>
-              </w:rPr>
-              <w:t>Введение</w:t>
-            </w:r>
-            <w:r>
-              <w:rPr>
-                <w:rStyle w:val="IndexLink"/>
-                <w:lang w:val="en-US"/>
-              </w:rPr>
-              <w:tab/>
-            </w:r>
-            <w:r>
-              <w:rPr>
-                <w:rStyle w:val="IndexLink"/>
-                <w:vanish/>
-              </w:rPr>
-              <w:tab/>
-            </w:r>
-            <w:r>
-              <w:fldChar w:fldCharType="begin"/>
-            </w:r>
-            <w:r>
-              <w:instrText>PAGEREF _Toc158643491 \h</w:instrText>
-            </w:r>
-            <w:r>
-              <w:fldChar w:fldCharType="separate"/>
-            </w:r>
-            <w:r>
-              <w:rPr>
-                <w:rStyle w:val="IndexLink"/>
-              </w:rPr>
-              <w:t>8</w:t>
-            </w:r>
-            <w:r>
-              <w:fldChar w:fldCharType="end"/>
-            </w:r>
-          </w:hyperlink>
-        </w:p>
-        <w:p>
-          <w:pPr>
-            <w:pStyle w:val="TOC1"/>
-            <w:pBdr>
-              <w:top w:val="single" w:sz="4" w:space="1" w:color="auto"/>
-              <w:left w:val="single" w:sz="4" w:space="4" w:color="auto"/>
-              <w:bottom w:val="single" w:sz="4" w:space="1" w:color="auto"/>
-              <w:right w:val="single" w:sz="4" w:space="4" w:color="auto"/>
-              <w:between w:val="single" w:sz="4" w:space="1" w:color="auto"/>
-              <w:bar w:val="single" w:sz="4" w:color="auto"/>
-            </w:pBdr>
-            <w:tabs>
-              <w:tab w:val="right" w:leader="dot" w:pos="9911"/>
-            </w:tabs>
-            <w:rPr>
-              <w:rFonts w:asciiTheme="minorHAnsi" w:eastAsiaTheme="minorEastAsia" w:hAnsiTheme="minorHAnsi" w:cstheme="minorBidi"/>
-              <w:sz w:val="22"/>
-              <w:szCs w:val="22"/>
-              <w:lang w:eastAsia="ru-RU"/>
-            </w:rPr>
-          </w:pPr>
-          <w:hyperlink w:anchor="_Toc158643492" w:tooltip="#_Toc158643492" w:history="1">
-            <w:r>
-              <w:rPr>
-                <w:rStyle w:val="IndexLink"/>
-              </w:rPr>
-              <w:t>Основная часть</w:t>
-            </w:r>
-            <w:r>
-              <w:rPr>
-                <w:rStyle w:val="IndexLink"/>
-                <w:lang w:val="en-US"/>
-              </w:rPr>
-              <w:tab/>
-            </w:r>
-            <w:r>
-              <w:rPr>
-                <w:rStyle w:val="IndexLink"/>
-                <w:vanish/>
-              </w:rPr>
-              <w:tab/>
-            </w:r>
-            <w:r>
-              <w:fldChar w:fldCharType="begin"/>
-            </w:r>
-            <w:r>
-              <w:instrText>PAGEREF _Toc158643492 \h</w:instrText>
-            </w:r>
-            <w:r>
-              <w:fldChar w:fldCharType="separate"/>
-            </w:r>
-            <w:r>
-              <w:rPr>
-                <w:rStyle w:val="IndexLink"/>
-              </w:rPr>
-              <w:t>10</w:t>
-            </w:r>
-            <w:r>
-              <w:fldChar w:fldCharType="end"/>
-            </w:r>
-          </w:hyperlink>
-        </w:p>
-        <w:p>
-          <w:pPr>
-            <w:pStyle w:val="TOC1"/>
-            <w:pBdr>
-              <w:top w:val="single" w:sz="4" w:space="1" w:color="auto"/>
-              <w:left w:val="single" w:sz="4" w:space="4" w:color="auto"/>
-              <w:bottom w:val="single" w:sz="4" w:space="1" w:color="auto"/>
-              <w:right w:val="single" w:sz="4" w:space="4" w:color="auto"/>
-              <w:between w:val="single" w:sz="4" w:space="1" w:color="auto"/>
-              <w:bar w:val="single" w:sz="4" w:color="auto"/>
-            </w:pBdr>
-            <w:tabs>
-              <w:tab w:val="right" w:leader="dot" w:pos="9911"/>
-            </w:tabs>
-            <w:rPr>
-              <w:rFonts w:asciiTheme="minorHAnsi" w:eastAsiaTheme="minorEastAsia" w:hAnsiTheme="minorHAnsi" w:cstheme="minorBidi"/>
-              <w:sz w:val="22"/>
-              <w:szCs w:val="22"/>
-              <w:lang w:eastAsia="ru-RU"/>
-            </w:rPr>
-          </w:pPr>
-          <w:hyperlink w:anchor="_Toc158643493" w:tooltip="#_Toc158643493" w:history="1">
-            <w:r>
-              <w:rPr>
-                <w:rStyle w:val="IndexLink"/>
-              </w:rPr>
-              <w:t>Заключение</w:t>
-            </w:r>
-            <w:r>
-              <w:rPr>
-                <w:rStyle w:val="IndexLink"/>
-                <w:lang w:val="en-US"/>
-              </w:rPr>
-              <w:tab/>
-            </w:r>
-            <w:r>
-              <w:rPr>
-                <w:rStyle w:val="IndexLink"/>
-                <w:vanish/>
-              </w:rPr>
-              <w:tab/>
-            </w:r>
-            <w:r>
-              <w:fldChar w:fldCharType="begin"/>
-            </w:r>
-            <w:r>
-              <w:instrText>PAGEREF _Toc158643493 \h</w:instrText>
-            </w:r>
-            <w:r>
-              <w:fldChar w:fldCharType="separate"/>
-            </w:r>
-            <w:r>
-              <w:rPr>
-                <w:rStyle w:val="IndexLink"/>
-              </w:rPr>
-              <w:t>17</w:t>
-            </w:r>
-            <w:r>
-              <w:fldChar w:fldCharType="end"/>
-            </w:r>
-          </w:hyperlink>
-        </w:p>
-        <w:p>
-          <w:pPr>
-            <w:pStyle w:val="TOC1"/>
-            <w:pBdr>
-              <w:top w:val="single" w:sz="4" w:space="1" w:color="auto"/>
-              <w:left w:val="single" w:sz="4" w:space="4" w:color="auto"/>
-              <w:bottom w:val="single" w:sz="4" w:space="1" w:color="auto"/>
-              <w:right w:val="single" w:sz="4" w:space="4" w:color="auto"/>
-              <w:between w:val="single" w:sz="4" w:space="1" w:color="auto"/>
-              <w:bar w:val="single" w:sz="4" w:color="auto"/>
-            </w:pBdr>
-            <w:tabs>
-              <w:tab w:val="right" w:leader="dot" w:pos="9911"/>
-            </w:tabs>
-            <w:rPr>
-              <w:rFonts w:asciiTheme="minorHAnsi" w:eastAsiaTheme="minorEastAsia" w:hAnsiTheme="minorHAnsi" w:cstheme="minorBidi"/>
-              <w:sz w:val="22"/>
-              <w:szCs w:val="22"/>
-              <w:lang w:eastAsia="ru-RU"/>
-            </w:rPr>
-          </w:pPr>
-          <w:hyperlink w:anchor="_Toc158643494" w:tooltip="#_Toc158643494" w:history="1">
-            <w:r>
-              <w:rPr>
-                <w:rStyle w:val="IndexLink"/>
-              </w:rPr>
-              <w:t>Список источников</w:t>
-            </w:r>
-            <w:r>
-              <w:rPr>
-                <w:rStyle w:val="IndexLink"/>
-                <w:lang w:val="en-US"/>
-              </w:rPr>
-              <w:tab/>
-            </w:r>
-            <w:r>
-              <w:rPr>
-                <w:rStyle w:val="IndexLink"/>
-                <w:vanish/>
-              </w:rPr>
-              <w:tab/>
-            </w:r>
-            <w:r>
-              <w:fldChar w:fldCharType="begin"/>
-            </w:r>
-            <w:r>
-              <w:instrText>PAGEREF _Toc158643494 \h</w:instrText>
-            </w:r>
-            <w:r>
-              <w:fldChar w:fldCharType="separate"/>
-            </w:r>
-            <w:r>
-              <w:rPr>
-                <w:rStyle w:val="IndexLink"/>
-              </w:rPr>
-              <w:t>19</w:t>
-            </w:r>
-            <w:r>
-              <w:fldChar w:fldCharType="end"/>
-            </w:r>
-          </w:hyperlink>
-          <w:r>
-            <w:rPr>
-              <w:rStyle w:val="IndexLink"/>
-            </w:rPr>
-            <w:fldChar w:fldCharType="end"/>
-          </w:r>
-        </w:p>
-      </w:sdtContent>
-    </w:sdt>
-    <w:p>
-      <w:pPr>
-        <w:rPr>
-          <w:sz w:val="28"/>
-          <w:szCs w:val="28"/>
-        </w:rPr>
-      </w:pPr>
+        <w:pStyle w:val="TOC1"/>
+        <w:pBdr>
+          <w:top w:val="single" w:sz="4" w:space="1" w:color="auto"/>
+          <w:left w:val="single" w:sz="4" w:space="1" w:color="auto"/>
+          <w:bottom w:val="single" w:sz="4" w:space="1" w:color="auto"/>
+          <w:right w:val="single" w:sz="4" w:space="1" w:color="auto"/>
+          <w:between w:val="single" w:sz="4" w:space="1" w:color="auto"/>
+          <w:bar w:val="single" w:sz="4" w:color="auto"/>
+        </w:pBdr>
+        <w:tabs>
+          <w:tab w:val="right" w:leader="dot" w:pos="9911"/>
+        </w:tabs>
+        <w:rPr>
+          <w:rFonts w:eastAsiaTheme="minorEastAsia"/>
+          <w:noProof/>
+          <w:kern w:val="2"/>
+          <w:sz w:val="24"/>
+          <w:lang w:val="en-RU" w:eastAsia="zh-CN"/>
+          <w14:ligatures w14:val="standardContextual"/>
+        </w:rPr>
+      </w:pPr>
+      <w:r>
+        <w:fldChar w:fldCharType="begin"/>
+      </w:r>
+      <w:r>
+        <w:instrText xml:space="preserve"> TOC \o "1-3" \h \z \u </w:instrText>
+      </w:r>
+      <w:r>
+        <w:fldChar w:fldCharType="separate"/>
+      </w:r>
+      <w:hyperlink w:anchor="_Toc227802630" w:history="1">
+        <w:r>
+          <w:rPr>
+            <w:rStyle w:val="Hyperlink"/>
+            <w:noProof/>
+          </w:rPr>
+          <w:t>Список сокращений</w:t>
+        </w:r>
+        <w:r>
+          <w:rPr>
+            <w:noProof/>
+            <w:webHidden/>
+          </w:rPr>
+          <w:tab/>
+        </w:r>
+        <w:r>
+          <w:rPr>
+            <w:noProof/>
+            <w:webHidden/>
+          </w:rPr>
+          <w:fldChar w:fldCharType="begin"/>
+        </w:r>
+        <w:r>
+          <w:rPr>
+            <w:noProof/>
+            <w:webHidden/>
+          </w:rPr>
+          <w:instrText xml:space="preserve"> PAGEREF _Toc227802630 \h </w:instrText>
+        </w:r>
+        <w:r>
+          <w:rPr>
+            <w:noProof/>
+            <w:webHidden/>
+          </w:rPr>
+        </w:r>
+        <w:r>
+          <w:rPr>
+            <w:noProof/>
+            <w:webHidden/>
+          </w:rPr>
+          <w:fldChar w:fldCharType="separate"/>
+        </w:r>
+        <w:r>
+          <w:rPr>
+            <w:noProof/>
+            <w:webHidden/>
+          </w:rPr>
+          <w:t>2</w:t>
+        </w:r>
+        <w:r>
+          <w:rPr>
+            <w:noProof/>
+            <w:webHidden/>
+          </w:rPr>
+          <w:fldChar w:fldCharType="end"/>
+        </w:r>
+      </w:hyperlink>
     </w:p>
     <w:p>
       <w:pPr>
-        <w:rPr>
-          <w:color w:val="000000"/>
-          <w:sz w:val="28"/>
-          <w:szCs w:val="28"/>
-          <w:shd w:val="clear" w:color="auto" w:fill="FFFFFF"/>
-        </w:rPr>
-      </w:pPr>
-      <w:r>
-        <w:br w:type="page" w:clear="all"/>
-      </w:r>
+        <w:pStyle w:val="TOC1"/>
+        <w:pBdr>
+          <w:top w:val="single" w:sz="4" w:space="1" w:color="auto"/>
+          <w:left w:val="single" w:sz="4" w:space="1" w:color="auto"/>
+          <w:bottom w:val="single" w:sz="4" w:space="1" w:color="auto"/>
+          <w:right w:val="single" w:sz="4" w:space="1" w:color="auto"/>
+          <w:between w:val="single" w:sz="4" w:space="1" w:color="auto"/>
+          <w:bar w:val="single" w:sz="4" w:color="auto"/>
+        </w:pBdr>
+        <w:tabs>
+          <w:tab w:val="right" w:leader="dot" w:pos="9911"/>
+        </w:tabs>
+        <w:rPr>
+          <w:rFonts w:eastAsiaTheme="minorEastAsia"/>
+          <w:noProof/>
+          <w:kern w:val="2"/>
+          <w:sz w:val="24"/>
+          <w:lang w:val="en-RU" w:eastAsia="zh-CN"/>
+          <w14:ligatures w14:val="standardContextual"/>
+        </w:rPr>
+      </w:pPr>
+      <w:hyperlink w:anchor="_Toc227802631" w:history="1">
+        <w:r>
+          <w:rPr>
+            <w:rStyle w:val="Hyperlink"/>
+            <w:noProof/>
+          </w:rPr>
+          <w:t>Список основных обозначений</w:t>
+        </w:r>
+        <w:r>
+          <w:rPr>
+            <w:noProof/>
+            <w:webHidden/>
+          </w:rPr>
+          <w:tab/>
+        </w:r>
+        <w:r>
+          <w:rPr>
+            <w:noProof/>
+            <w:webHidden/>
+          </w:rPr>
+          <w:fldChar w:fldCharType="begin"/>
+        </w:r>
+        <w:r>
+          <w:rPr>
+            <w:noProof/>
+            <w:webHidden/>
+          </w:rPr>
+          <w:instrText xml:space="preserve"> PAGEREF _Toc227802631 \h </w:instrText>
+        </w:r>
+        <w:r>
+          <w:rPr>
+            <w:noProof/>
+            <w:webHidden/>
+          </w:rPr>
+        </w:r>
+        <w:r>
+          <w:rPr>
+            <w:noProof/>
+            <w:webHidden/>
+          </w:rPr>
+          <w:fldChar w:fldCharType="separate"/>
+        </w:r>
+        <w:r>
+          <w:rPr>
+            <w:noProof/>
+            <w:webHidden/>
+          </w:rPr>
+          <w:t>4</w:t>
+        </w:r>
+        <w:r>
+          <w:rPr>
+            <w:noProof/>
+            <w:webHidden/>
+          </w:rPr>
+          <w:fldChar w:fldCharType="end"/>
+        </w:r>
+      </w:hyperlink>
     </w:p>
     <w:p>
       <w:pPr>
+        <w:pStyle w:val="TOC1"/>
+        <w:pBdr>
+          <w:top w:val="single" w:sz="4" w:space="1" w:color="auto"/>
+          <w:left w:val="single" w:sz="4" w:space="1" w:color="auto"/>
+          <w:bottom w:val="single" w:sz="4" w:space="1" w:color="auto"/>
+          <w:right w:val="single" w:sz="4" w:space="1" w:color="auto"/>
+          <w:between w:val="single" w:sz="4" w:space="1" w:color="auto"/>
+          <w:bar w:val="single" w:sz="4" w:color="auto"/>
+        </w:pBdr>
+        <w:tabs>
+          <w:tab w:val="right" w:leader="dot" w:pos="9911"/>
+        </w:tabs>
+        <w:rPr>
+          <w:rFonts w:eastAsiaTheme="minorEastAsia"/>
+          <w:noProof/>
+          <w:kern w:val="2"/>
+          <w:sz w:val="24"/>
+          <w:lang w:val="en-RU" w:eastAsia="zh-CN"/>
+          <w14:ligatures w14:val="standardContextual"/>
+        </w:rPr>
+      </w:pPr>
+      <w:hyperlink w:anchor="_Toc227802632" w:history="1">
+        <w:r>
+          <w:rPr>
+            <w:rStyle w:val="Hyperlink"/>
+            <w:noProof/>
+          </w:rPr>
+          <w:t>Введение</w:t>
+        </w:r>
+        <w:r>
+          <w:rPr>
+            <w:noProof/>
+            <w:webHidden/>
+          </w:rPr>
+          <w:tab/>
+        </w:r>
+        <w:r>
+          <w:rPr>
+            <w:noProof/>
+            <w:webHidden/>
+          </w:rPr>
+          <w:fldChar w:fldCharType="begin"/>
+        </w:r>
+        <w:r>
+          <w:rPr>
+            <w:noProof/>
+            <w:webHidden/>
+          </w:rPr>
+          <w:instrText xml:space="preserve"> PAGEREF _Toc227802632 \h </w:instrText>
+        </w:r>
+        <w:r>
+          <w:rPr>
+            <w:noProof/>
+            <w:webHidden/>
+          </w:rPr>
+        </w:r>
+        <w:r>
+          <w:rPr>
+            <w:noProof/>
+            <w:webHidden/>
+          </w:rPr>
+          <w:fldChar w:fldCharType="separate"/>
+        </w:r>
+        <w:r>
+          <w:rPr>
+            <w:noProof/>
+            <w:webHidden/>
+          </w:rPr>
+          <w:t>5</w:t>
+        </w:r>
+        <w:r>
+          <w:rPr>
+            <w:noProof/>
+            <w:webHidden/>
+          </w:rPr>
+          <w:fldChar w:fldCharType="end"/>
+        </w:r>
+      </w:hyperlink>
+    </w:p>
+    <w:p>
+      <w:pPr>
+        <w:pStyle w:val="TOC1"/>
+        <w:pBdr>
+          <w:top w:val="single" w:sz="4" w:space="1" w:color="auto"/>
+          <w:left w:val="single" w:sz="4" w:space="1" w:color="auto"/>
+          <w:bottom w:val="single" w:sz="4" w:space="1" w:color="auto"/>
+          <w:right w:val="single" w:sz="4" w:space="1" w:color="auto"/>
+          <w:between w:val="single" w:sz="4" w:space="1" w:color="auto"/>
+          <w:bar w:val="single" w:sz="4" w:color="auto"/>
+        </w:pBdr>
+        <w:tabs>
+          <w:tab w:val="right" w:leader="dot" w:pos="9911"/>
+        </w:tabs>
+        <w:rPr>
+          <w:rFonts w:eastAsiaTheme="minorEastAsia"/>
+          <w:noProof/>
+          <w:kern w:val="2"/>
+          <w:sz w:val="24"/>
+          <w:lang w:val="en-RU" w:eastAsia="zh-CN"/>
+          <w14:ligatures w14:val="standardContextual"/>
+        </w:rPr>
+      </w:pPr>
+      <w:hyperlink w:anchor="_Toc227802633" w:history="1">
+        <w:r>
+          <w:rPr>
+            <w:rStyle w:val="Hyperlink"/>
+            <w:noProof/>
+          </w:rPr>
+          <w:t>Основная часть</w:t>
+        </w:r>
+        <w:r>
+          <w:rPr>
+            <w:noProof/>
+            <w:webHidden/>
+          </w:rPr>
+          <w:tab/>
+        </w:r>
+        <w:r>
+          <w:rPr>
+            <w:noProof/>
+            <w:webHidden/>
+          </w:rPr>
+          <w:fldChar w:fldCharType="begin"/>
+        </w:r>
+        <w:r>
+          <w:rPr>
+            <w:noProof/>
+            <w:webHidden/>
+          </w:rPr>
+          <w:instrText xml:space="preserve"> PAGEREF _Toc227802633 \h </w:instrText>
+        </w:r>
+        <w:r>
+          <w:rPr>
+            <w:noProof/>
+            <w:webHidden/>
+          </w:rPr>
+        </w:r>
+        <w:r>
+          <w:rPr>
+            <w:noProof/>
+            <w:webHidden/>
+          </w:rPr>
+          <w:fldChar w:fldCharType="separate"/>
+        </w:r>
+        <w:r>
+          <w:rPr>
+            <w:noProof/>
+            <w:webHidden/>
+          </w:rPr>
+          <w:t>8</w:t>
+        </w:r>
+        <w:r>
+          <w:rPr>
+            <w:noProof/>
+            <w:webHidden/>
+          </w:rPr>
+          <w:fldChar w:fldCharType="end"/>
+        </w:r>
+      </w:hyperlink>
+    </w:p>
+    <w:p>
+      <w:pPr>
+        <w:pStyle w:val="TOC2"/>
+        <w:pBdr>
+          <w:top w:val="single" w:sz="4" w:space="1" w:color="auto"/>
+          <w:left w:val="single" w:sz="4" w:space="1" w:color="auto"/>
+          <w:bottom w:val="single" w:sz="4" w:space="1" w:color="auto"/>
+          <w:right w:val="single" w:sz="4" w:space="1" w:color="auto"/>
+          <w:between w:val="single" w:sz="4" w:space="1" w:color="auto"/>
+          <w:bar w:val="single" w:sz="4" w:color="auto"/>
+        </w:pBdr>
+        <w:tabs>
+          <w:tab w:val="right" w:leader="dot" w:pos="9911"/>
+        </w:tabs>
+        <w:rPr>
+          <w:rFonts w:ascii="Times New Roman" w:eastAsiaTheme="minorEastAsia" w:hAnsi="Times New Roman" w:cs="Times New Roman"/>
+          <w:noProof/>
+          <w:kern w:val="2"/>
+          <w:sz w:val="24"/>
+          <w:szCs w:val="24"/>
+          <w:lang w:val="en-RU" w:eastAsia="zh-CN"/>
+          <w14:ligatures w14:val="standardContextual"/>
+        </w:rPr>
+      </w:pPr>
+      <w:hyperlink w:anchor="_Toc227802634" w:history="1">
+        <w:r>
+          <w:rPr>
+            <w:rStyle w:val="Hyperlink"/>
+            <w:rFonts w:ascii="Times New Roman" w:hAnsi="Times New Roman" w:cs="Times New Roman"/>
+            <w:noProof/>
+          </w:rPr>
+          <w:t>1. Интеграция библиотеки QuantLib с программным комплексом BTNet</w:t>
+        </w:r>
+        <w:r>
+          <w:rPr>
+            <w:rFonts w:ascii="Times New Roman" w:hAnsi="Times New Roman" w:cs="Times New Roman"/>
+            <w:noProof/>
+            <w:webHidden/>
+          </w:rPr>
+          <w:tab/>
+        </w:r>
+        <w:r>
+          <w:rPr>
+            <w:rFonts w:ascii="Times New Roman" w:hAnsi="Times New Roman" w:cs="Times New Roman"/>
+            <w:noProof/>
+            <w:webHidden/>
+          </w:rPr>
+          <w:fldChar w:fldCharType="begin"/>
+        </w:r>
+        <w:r>
+          <w:rPr>
+            <w:rFonts w:ascii="Times New Roman" w:hAnsi="Times New Roman" w:cs="Times New Roman"/>
+            <w:noProof/>
+            <w:webHidden/>
+          </w:rPr>
+          <w:instrText xml:space="preserve"> PAGEREF _Toc227802634 \h </w:instrText>
+        </w:r>
+        <w:r>
+          <w:rPr>
+            <w:rFonts w:ascii="Times New Roman" w:hAnsi="Times New Roman" w:cs="Times New Roman"/>
+            <w:noProof/>
+            <w:webHidden/>
+          </w:rPr>
+        </w:r>
+        <w:r>
+          <w:rPr>
+            <w:rFonts w:ascii="Times New Roman" w:hAnsi="Times New Roman" w:cs="Times New Roman"/>
+            <w:noProof/>
+            <w:webHidden/>
+          </w:rPr>
+          <w:fldChar w:fldCharType="separate"/>
+        </w:r>
+        <w:r>
+          <w:rPr>
+            <w:rFonts w:ascii="Times New Roman" w:hAnsi="Times New Roman" w:cs="Times New Roman"/>
+            <w:noProof/>
+            <w:webHidden/>
+          </w:rPr>
+          <w:t>8</w:t>
+        </w:r>
+        <w:r>
+          <w:rPr>
+            <w:rFonts w:ascii="Times New Roman" w:hAnsi="Times New Roman" w:cs="Times New Roman"/>
+            <w:noProof/>
+            <w:webHidden/>
+          </w:rPr>
+          <w:fldChar w:fldCharType="end"/>
+        </w:r>
+      </w:hyperlink>
+    </w:p>
+    <w:p>
+      <w:pPr>
+        <w:pStyle w:val="TOC3"/>
+        <w:pBdr>
+          <w:top w:val="single" w:sz="4" w:space="1" w:color="auto"/>
+          <w:left w:val="single" w:sz="4" w:space="1" w:color="auto"/>
+          <w:bottom w:val="single" w:sz="4" w:space="1" w:color="auto"/>
+          <w:right w:val="single" w:sz="4" w:space="1" w:color="auto"/>
+          <w:between w:val="single" w:sz="4" w:space="1" w:color="auto"/>
+          <w:bar w:val="single" w:sz="4" w:color="auto"/>
+        </w:pBdr>
+        <w:tabs>
+          <w:tab w:val="right" w:leader="dot" w:pos="9911"/>
+        </w:tabs>
+        <w:rPr>
+          <w:rFonts w:ascii="Times New Roman" w:eastAsiaTheme="minorEastAsia" w:hAnsi="Times New Roman" w:cs="Times New Roman"/>
+          <w:noProof/>
+          <w:kern w:val="2"/>
+          <w:sz w:val="24"/>
+          <w:szCs w:val="24"/>
+          <w:lang w:val="en-RU" w:eastAsia="zh-CN"/>
+          <w14:ligatures w14:val="standardContextual"/>
+        </w:rPr>
+      </w:pPr>
+      <w:hyperlink w:anchor="_Toc227802635" w:history="1">
+        <w:r>
+          <w:rPr>
+            <w:rStyle w:val="Hyperlink"/>
+            <w:rFonts w:ascii="Times New Roman" w:hAnsi="Times New Roman" w:cs="Times New Roman"/>
+            <w:noProof/>
+          </w:rPr>
+          <w:t>1.1. Описание программного комплекса BTNet</w:t>
+        </w:r>
+        <w:r>
+          <w:rPr>
+            <w:rFonts w:ascii="Times New Roman" w:hAnsi="Times New Roman" w:cs="Times New Roman"/>
+            <w:noProof/>
+            <w:webHidden/>
+          </w:rPr>
+          <w:tab/>
+        </w:r>
+        <w:r>
+          <w:rPr>
+            <w:rFonts w:ascii="Times New Roman" w:hAnsi="Times New Roman" w:cs="Times New Roman"/>
+            <w:noProof/>
+            <w:webHidden/>
+          </w:rPr>
+          <w:fldChar w:fldCharType="begin"/>
+        </w:r>
+        <w:r>
+          <w:rPr>
+            <w:rFonts w:ascii="Times New Roman" w:hAnsi="Times New Roman" w:cs="Times New Roman"/>
+            <w:noProof/>
+            <w:webHidden/>
+          </w:rPr>
+          <w:instrText xml:space="preserve"> PAGEREF _Toc227802635 \h </w:instrText>
+        </w:r>
+        <w:r>
+          <w:rPr>
+            <w:rFonts w:ascii="Times New Roman" w:hAnsi="Times New Roman" w:cs="Times New Roman"/>
+            <w:noProof/>
+            <w:webHidden/>
+          </w:rPr>
+        </w:r>
+        <w:r>
+          <w:rPr>
+            <w:rFonts w:ascii="Times New Roman" w:hAnsi="Times New Roman" w:cs="Times New Roman"/>
+            <w:noProof/>
+            <w:webHidden/>
+          </w:rPr>
+          <w:fldChar w:fldCharType="separate"/>
+        </w:r>
+        <w:r>
+          <w:rPr>
+            <w:rFonts w:ascii="Times New Roman" w:hAnsi="Times New Roman" w:cs="Times New Roman"/>
+            <w:noProof/>
+            <w:webHidden/>
+          </w:rPr>
+          <w:t>8</w:t>
+        </w:r>
+        <w:r>
+          <w:rPr>
+            <w:rFonts w:ascii="Times New Roman" w:hAnsi="Times New Roman" w:cs="Times New Roman"/>
+            <w:noProof/>
+            <w:webHidden/>
+          </w:rPr>
+          <w:fldChar w:fldCharType="end"/>
+        </w:r>
+      </w:hyperlink>
+    </w:p>
+    <w:p>
+      <w:pPr>
+        <w:pStyle w:val="TOC3"/>
+        <w:pBdr>
+          <w:top w:val="single" w:sz="4" w:space="1" w:color="auto"/>
+          <w:left w:val="single" w:sz="4" w:space="1" w:color="auto"/>
+          <w:bottom w:val="single" w:sz="4" w:space="1" w:color="auto"/>
+          <w:right w:val="single" w:sz="4" w:space="1" w:color="auto"/>
+          <w:between w:val="single" w:sz="4" w:space="1" w:color="auto"/>
+          <w:bar w:val="single" w:sz="4" w:color="auto"/>
+        </w:pBdr>
+        <w:tabs>
+          <w:tab w:val="right" w:leader="dot" w:pos="9911"/>
+        </w:tabs>
+        <w:rPr>
+          <w:rFonts w:ascii="Times New Roman" w:eastAsiaTheme="minorEastAsia" w:hAnsi="Times New Roman" w:cs="Times New Roman"/>
+          <w:noProof/>
+          <w:kern w:val="2"/>
+          <w:sz w:val="24"/>
+          <w:szCs w:val="24"/>
+          <w:lang w:val="en-RU" w:eastAsia="zh-CN"/>
+          <w14:ligatures w14:val="standardContextual"/>
+        </w:rPr>
+      </w:pPr>
+      <w:hyperlink w:anchor="_Toc227802636" w:history="1">
+        <w:r>
+          <w:rPr>
+            <w:rStyle w:val="Hyperlink"/>
+            <w:rFonts w:ascii="Times New Roman" w:hAnsi="Times New Roman" w:cs="Times New Roman"/>
+            <w:noProof/>
+          </w:rPr>
+          <w:t>1.2. Настройка среды и подключение библиотеки QuantLib</w:t>
+        </w:r>
+        <w:r>
+          <w:rPr>
+            <w:rFonts w:ascii="Times New Roman" w:hAnsi="Times New Roman" w:cs="Times New Roman"/>
+            <w:noProof/>
+            <w:webHidden/>
+          </w:rPr>
+          <w:tab/>
+        </w:r>
+        <w:r>
+          <w:rPr>
+            <w:rFonts w:ascii="Times New Roman" w:hAnsi="Times New Roman" w:cs="Times New Roman"/>
+            <w:noProof/>
+            <w:webHidden/>
+          </w:rPr>
+          <w:fldChar w:fldCharType="begin"/>
+        </w:r>
+        <w:r>
+          <w:rPr>
+            <w:rFonts w:ascii="Times New Roman" w:hAnsi="Times New Roman" w:cs="Times New Roman"/>
+            <w:noProof/>
+            <w:webHidden/>
+          </w:rPr>
+          <w:instrText xml:space="preserve"> PAGEREF _Toc227802636 \h </w:instrText>
+        </w:r>
+        <w:r>
+          <w:rPr>
+            <w:rFonts w:ascii="Times New Roman" w:hAnsi="Times New Roman" w:cs="Times New Roman"/>
+            <w:noProof/>
+            <w:webHidden/>
+          </w:rPr>
+        </w:r>
+        <w:r>
+          <w:rPr>
+            <w:rFonts w:ascii="Times New Roman" w:hAnsi="Times New Roman" w:cs="Times New Roman"/>
+            <w:noProof/>
+            <w:webHidden/>
+          </w:rPr>
+          <w:fldChar w:fldCharType="separate"/>
+        </w:r>
+        <w:r>
+          <w:rPr>
+            <w:rFonts w:ascii="Times New Roman" w:hAnsi="Times New Roman" w:cs="Times New Roman"/>
+            <w:noProof/>
+            <w:webHidden/>
+          </w:rPr>
+          <w:t>9</w:t>
+        </w:r>
+        <w:r>
+          <w:rPr>
+            <w:rFonts w:ascii="Times New Roman" w:hAnsi="Times New Roman" w:cs="Times New Roman"/>
+            <w:noProof/>
+            <w:webHidden/>
+          </w:rPr>
+          <w:fldChar w:fldCharType="end"/>
+        </w:r>
+      </w:hyperlink>
+    </w:p>
+    <w:p>
+      <w:pPr>
+        <w:pStyle w:val="TOC3"/>
+        <w:pBdr>
+          <w:top w:val="single" w:sz="4" w:space="1" w:color="auto"/>
+          <w:left w:val="single" w:sz="4" w:space="1" w:color="auto"/>
+          <w:bottom w:val="single" w:sz="4" w:space="1" w:color="auto"/>
+          <w:right w:val="single" w:sz="4" w:space="1" w:color="auto"/>
+          <w:between w:val="single" w:sz="4" w:space="1" w:color="auto"/>
+          <w:bar w:val="single" w:sz="4" w:color="auto"/>
+        </w:pBdr>
+        <w:tabs>
+          <w:tab w:val="right" w:leader="dot" w:pos="9911"/>
+        </w:tabs>
+        <w:rPr>
+          <w:rFonts w:ascii="Times New Roman" w:eastAsiaTheme="minorEastAsia" w:hAnsi="Times New Roman" w:cs="Times New Roman"/>
+          <w:noProof/>
+          <w:kern w:val="2"/>
+          <w:sz w:val="24"/>
+          <w:szCs w:val="24"/>
+          <w:lang w:val="en-RU" w:eastAsia="zh-CN"/>
+          <w14:ligatures w14:val="standardContextual"/>
+        </w:rPr>
+      </w:pPr>
+      <w:hyperlink w:anchor="_Toc227802637" w:history="1">
+        <w:r>
+          <w:rPr>
+            <w:rStyle w:val="Hyperlink"/>
+            <w:rFonts w:ascii="Times New Roman" w:hAnsi="Times New Roman" w:cs="Times New Roman"/>
+            <w:noProof/>
+          </w:rPr>
+          <w:t>1.3. Реализация функций прайсинга опционов</w:t>
+        </w:r>
+        <w:r>
+          <w:rPr>
+            <w:rFonts w:ascii="Times New Roman" w:hAnsi="Times New Roman" w:cs="Times New Roman"/>
+            <w:noProof/>
+            <w:webHidden/>
+          </w:rPr>
+          <w:tab/>
+        </w:r>
+        <w:r>
+          <w:rPr>
+            <w:rFonts w:ascii="Times New Roman" w:hAnsi="Times New Roman" w:cs="Times New Roman"/>
+            <w:noProof/>
+            <w:webHidden/>
+          </w:rPr>
+          <w:fldChar w:fldCharType="begin"/>
+        </w:r>
+        <w:r>
+          <w:rPr>
+            <w:rFonts w:ascii="Times New Roman" w:hAnsi="Times New Roman" w:cs="Times New Roman"/>
+            <w:noProof/>
+            <w:webHidden/>
+          </w:rPr>
+          <w:instrText xml:space="preserve"> PAGEREF _Toc227802637 \h </w:instrText>
+        </w:r>
+        <w:r>
+          <w:rPr>
+            <w:rFonts w:ascii="Times New Roman" w:hAnsi="Times New Roman" w:cs="Times New Roman"/>
+            <w:noProof/>
+            <w:webHidden/>
+          </w:rPr>
+        </w:r>
+        <w:r>
+          <w:rPr>
+            <w:rFonts w:ascii="Times New Roman" w:hAnsi="Times New Roman" w:cs="Times New Roman"/>
+            <w:noProof/>
+            <w:webHidden/>
+          </w:rPr>
+          <w:fldChar w:fldCharType="separate"/>
+        </w:r>
+        <w:r>
+          <w:rPr>
+            <w:rFonts w:ascii="Times New Roman" w:hAnsi="Times New Roman" w:cs="Times New Roman"/>
+            <w:noProof/>
+            <w:webHidden/>
+          </w:rPr>
+          <w:t>9</w:t>
+        </w:r>
+        <w:r>
+          <w:rPr>
+            <w:rFonts w:ascii="Times New Roman" w:hAnsi="Times New Roman" w:cs="Times New Roman"/>
+            <w:noProof/>
+            <w:webHidden/>
+          </w:rPr>
+          <w:fldChar w:fldCharType="end"/>
+        </w:r>
+      </w:hyperlink>
+    </w:p>
+    <w:p>
+      <w:pPr>
+        <w:pStyle w:val="TOC3"/>
+        <w:pBdr>
+          <w:top w:val="single" w:sz="4" w:space="1" w:color="auto"/>
+          <w:left w:val="single" w:sz="4" w:space="1" w:color="auto"/>
+          <w:bottom w:val="single" w:sz="4" w:space="1" w:color="auto"/>
+          <w:right w:val="single" w:sz="4" w:space="1" w:color="auto"/>
+          <w:between w:val="single" w:sz="4" w:space="1" w:color="auto"/>
+          <w:bar w:val="single" w:sz="4" w:color="auto"/>
+        </w:pBdr>
+        <w:tabs>
+          <w:tab w:val="right" w:leader="dot" w:pos="9911"/>
+        </w:tabs>
+        <w:rPr>
+          <w:rFonts w:ascii="Times New Roman" w:eastAsiaTheme="minorEastAsia" w:hAnsi="Times New Roman" w:cs="Times New Roman"/>
+          <w:noProof/>
+          <w:kern w:val="2"/>
+          <w:sz w:val="24"/>
+          <w:szCs w:val="24"/>
+          <w:lang w:val="en-RU" w:eastAsia="zh-CN"/>
+          <w14:ligatures w14:val="standardContextual"/>
+        </w:rPr>
+      </w:pPr>
+      <w:hyperlink w:anchor="_Toc227802638" w:history="1">
+        <w:r>
+          <w:rPr>
+            <w:rStyle w:val="Hyperlink"/>
+            <w:rFonts w:ascii="Times New Roman" w:hAnsi="Times New Roman" w:cs="Times New Roman"/>
+            <w:noProof/>
+          </w:rPr>
+          <w:t>1.4. Сравнительный анализ точности методов</w:t>
+        </w:r>
+        <w:r>
+          <w:rPr>
+            <w:rFonts w:ascii="Times New Roman" w:hAnsi="Times New Roman" w:cs="Times New Roman"/>
+            <w:noProof/>
+            <w:webHidden/>
+          </w:rPr>
+          <w:tab/>
+        </w:r>
+        <w:r>
+          <w:rPr>
+            <w:rFonts w:ascii="Times New Roman" w:hAnsi="Times New Roman" w:cs="Times New Roman"/>
+            <w:noProof/>
+            <w:webHidden/>
+          </w:rPr>
+          <w:fldChar w:fldCharType="begin"/>
+        </w:r>
+        <w:r>
+          <w:rPr>
+            <w:rFonts w:ascii="Times New Roman" w:hAnsi="Times New Roman" w:cs="Times New Roman"/>
+            <w:noProof/>
+            <w:webHidden/>
+          </w:rPr>
+          <w:instrText xml:space="preserve"> PAGEREF _Toc227802638 \h </w:instrText>
+        </w:r>
+        <w:r>
+          <w:rPr>
+            <w:rFonts w:ascii="Times New Roman" w:hAnsi="Times New Roman" w:cs="Times New Roman"/>
+            <w:noProof/>
+            <w:webHidden/>
+          </w:rPr>
+        </w:r>
+        <w:r>
+          <w:rPr>
+            <w:rFonts w:ascii="Times New Roman" w:hAnsi="Times New Roman" w:cs="Times New Roman"/>
+            <w:noProof/>
+            <w:webHidden/>
+          </w:rPr>
+          <w:fldChar w:fldCharType="separate"/>
+        </w:r>
+        <w:r>
+          <w:rPr>
+            <w:rFonts w:ascii="Times New Roman" w:hAnsi="Times New Roman" w:cs="Times New Roman"/>
+            <w:noProof/>
+            <w:webHidden/>
+          </w:rPr>
+          <w:t>10</w:t>
+        </w:r>
+        <w:r>
+          <w:rPr>
+            <w:rFonts w:ascii="Times New Roman" w:hAnsi="Times New Roman" w:cs="Times New Roman"/>
+            <w:noProof/>
+            <w:webHidden/>
+          </w:rPr>
+          <w:fldChar w:fldCharType="end"/>
+        </w:r>
+      </w:hyperlink>
+    </w:p>
+    <w:p>
+      <w:pPr>
+        <w:pStyle w:val="TOC2"/>
+        <w:pBdr>
+          <w:top w:val="single" w:sz="4" w:space="1" w:color="auto"/>
+          <w:left w:val="single" w:sz="4" w:space="1" w:color="auto"/>
+          <w:bottom w:val="single" w:sz="4" w:space="1" w:color="auto"/>
+          <w:right w:val="single" w:sz="4" w:space="1" w:color="auto"/>
+          <w:between w:val="single" w:sz="4" w:space="1" w:color="auto"/>
+          <w:bar w:val="single" w:sz="4" w:color="auto"/>
+        </w:pBdr>
+        <w:tabs>
+          <w:tab w:val="right" w:leader="dot" w:pos="9911"/>
+        </w:tabs>
+        <w:rPr>
+          <w:rFonts w:ascii="Times New Roman" w:eastAsiaTheme="minorEastAsia" w:hAnsi="Times New Roman" w:cs="Times New Roman"/>
+          <w:noProof/>
+          <w:kern w:val="2"/>
+          <w:sz w:val="24"/>
+          <w:szCs w:val="24"/>
+          <w:lang w:val="en-RU" w:eastAsia="zh-CN"/>
+          <w14:ligatures w14:val="standardContextual"/>
+        </w:rPr>
+      </w:pPr>
+      <w:hyperlink w:anchor="_Toc227802639" w:history="1">
+        <w:r>
+          <w:rPr>
+            <w:rStyle w:val="Hyperlink"/>
+            <w:rFonts w:ascii="Times New Roman" w:hAnsi="Times New Roman" w:cs="Times New Roman"/>
+            <w:noProof/>
+          </w:rPr>
+          <w:t>2. Вычисление чувствительностей опционов через автоматическое дифференцирование</w:t>
+        </w:r>
+        <w:r>
+          <w:rPr>
+            <w:rFonts w:ascii="Times New Roman" w:hAnsi="Times New Roman" w:cs="Times New Roman"/>
+            <w:noProof/>
+            <w:webHidden/>
+          </w:rPr>
+          <w:tab/>
+        </w:r>
+        <w:r>
+          <w:rPr>
+            <w:rFonts w:ascii="Times New Roman" w:hAnsi="Times New Roman" w:cs="Times New Roman"/>
+            <w:noProof/>
+            <w:webHidden/>
+          </w:rPr>
+          <w:fldChar w:fldCharType="begin"/>
+        </w:r>
+        <w:r>
+          <w:rPr>
+            <w:rFonts w:ascii="Times New Roman" w:hAnsi="Times New Roman" w:cs="Times New Roman"/>
+            <w:noProof/>
+            <w:webHidden/>
+          </w:rPr>
+          <w:instrText xml:space="preserve"> PAGEREF _Toc227802639 \h </w:instrText>
+        </w:r>
+        <w:r>
+          <w:rPr>
+            <w:rFonts w:ascii="Times New Roman" w:hAnsi="Times New Roman" w:cs="Times New Roman"/>
+            <w:noProof/>
+            <w:webHidden/>
+          </w:rPr>
+        </w:r>
+        <w:r>
+          <w:rPr>
+            <w:rFonts w:ascii="Times New Roman" w:hAnsi="Times New Roman" w:cs="Times New Roman"/>
+            <w:noProof/>
+            <w:webHidden/>
+          </w:rPr>
+          <w:fldChar w:fldCharType="separate"/>
+        </w:r>
+        <w:r>
+          <w:rPr>
+            <w:rFonts w:ascii="Times New Roman" w:hAnsi="Times New Roman" w:cs="Times New Roman"/>
+            <w:noProof/>
+            <w:webHidden/>
+          </w:rPr>
+          <w:t>10</w:t>
+        </w:r>
+        <w:r>
+          <w:rPr>
+            <w:rFonts w:ascii="Times New Roman" w:hAnsi="Times New Roman" w:cs="Times New Roman"/>
+            <w:noProof/>
+            <w:webHidden/>
+          </w:rPr>
+          <w:fldChar w:fldCharType="end"/>
+        </w:r>
+      </w:hyperlink>
+    </w:p>
+    <w:p>
+      <w:pPr>
+        <w:pStyle w:val="TOC3"/>
+        <w:pBdr>
+          <w:top w:val="single" w:sz="4" w:space="1" w:color="auto"/>
+          <w:left w:val="single" w:sz="4" w:space="1" w:color="auto"/>
+          <w:bottom w:val="single" w:sz="4" w:space="1" w:color="auto"/>
+          <w:right w:val="single" w:sz="4" w:space="1" w:color="auto"/>
+          <w:between w:val="single" w:sz="4" w:space="1" w:color="auto"/>
+          <w:bar w:val="single" w:sz="4" w:color="auto"/>
+        </w:pBdr>
+        <w:tabs>
+          <w:tab w:val="right" w:leader="dot" w:pos="9911"/>
+        </w:tabs>
+        <w:rPr>
+          <w:rFonts w:ascii="Times New Roman" w:eastAsiaTheme="minorEastAsia" w:hAnsi="Times New Roman" w:cs="Times New Roman"/>
+          <w:noProof/>
+          <w:kern w:val="2"/>
+          <w:sz w:val="24"/>
+          <w:szCs w:val="24"/>
+          <w:lang w:val="en-RU" w:eastAsia="zh-CN"/>
+          <w14:ligatures w14:val="standardContextual"/>
+        </w:rPr>
+      </w:pPr>
+      <w:hyperlink w:anchor="_Toc227802640" w:history="1">
+        <w:r>
+          <w:rPr>
+            <w:rStyle w:val="Hyperlink"/>
+            <w:rFonts w:ascii="Times New Roman" w:hAnsi="Times New Roman" w:cs="Times New Roman"/>
+            <w:noProof/>
+          </w:rPr>
+          <w:t>2.1. Реализация чувствительностей европейского пут-опциона</w:t>
+        </w:r>
+        <w:r>
+          <w:rPr>
+            <w:rFonts w:ascii="Times New Roman" w:hAnsi="Times New Roman" w:cs="Times New Roman"/>
+            <w:noProof/>
+            <w:webHidden/>
+          </w:rPr>
+          <w:tab/>
+        </w:r>
+        <w:r>
+          <w:rPr>
+            <w:rFonts w:ascii="Times New Roman" w:hAnsi="Times New Roman" w:cs="Times New Roman"/>
+            <w:noProof/>
+            <w:webHidden/>
+          </w:rPr>
+          <w:fldChar w:fldCharType="begin"/>
+        </w:r>
+        <w:r>
+          <w:rPr>
+            <w:rFonts w:ascii="Times New Roman" w:hAnsi="Times New Roman" w:cs="Times New Roman"/>
+            <w:noProof/>
+            <w:webHidden/>
+          </w:rPr>
+          <w:instrText xml:space="preserve"> PAGEREF _Toc227802640 \h </w:instrText>
+        </w:r>
+        <w:r>
+          <w:rPr>
+            <w:rFonts w:ascii="Times New Roman" w:hAnsi="Times New Roman" w:cs="Times New Roman"/>
+            <w:noProof/>
+            <w:webHidden/>
+          </w:rPr>
+        </w:r>
+        <w:r>
+          <w:rPr>
+            <w:rFonts w:ascii="Times New Roman" w:hAnsi="Times New Roman" w:cs="Times New Roman"/>
+            <w:noProof/>
+            <w:webHidden/>
+          </w:rPr>
+          <w:fldChar w:fldCharType="separate"/>
+        </w:r>
+        <w:r>
+          <w:rPr>
+            <w:rFonts w:ascii="Times New Roman" w:hAnsi="Times New Roman" w:cs="Times New Roman"/>
+            <w:noProof/>
+            <w:webHidden/>
+          </w:rPr>
+          <w:t>10</w:t>
+        </w:r>
+        <w:r>
+          <w:rPr>
+            <w:rFonts w:ascii="Times New Roman" w:hAnsi="Times New Roman" w:cs="Times New Roman"/>
+            <w:noProof/>
+            <w:webHidden/>
+          </w:rPr>
+          <w:fldChar w:fldCharType="end"/>
+        </w:r>
+      </w:hyperlink>
+    </w:p>
+    <w:p>
+      <w:pPr>
+        <w:pStyle w:val="TOC3"/>
+        <w:pBdr>
+          <w:top w:val="single" w:sz="4" w:space="1" w:color="auto"/>
+          <w:left w:val="single" w:sz="4" w:space="1" w:color="auto"/>
+          <w:bottom w:val="single" w:sz="4" w:space="1" w:color="auto"/>
+          <w:right w:val="single" w:sz="4" w:space="1" w:color="auto"/>
+          <w:between w:val="single" w:sz="4" w:space="1" w:color="auto"/>
+          <w:bar w:val="single" w:sz="4" w:color="auto"/>
+        </w:pBdr>
+        <w:tabs>
+          <w:tab w:val="right" w:leader="dot" w:pos="9911"/>
+        </w:tabs>
+        <w:rPr>
+          <w:rFonts w:ascii="Times New Roman" w:eastAsiaTheme="minorEastAsia" w:hAnsi="Times New Roman" w:cs="Times New Roman"/>
+          <w:noProof/>
+          <w:kern w:val="2"/>
+          <w:sz w:val="24"/>
+          <w:szCs w:val="24"/>
+          <w:lang w:val="en-RU" w:eastAsia="zh-CN"/>
+          <w14:ligatures w14:val="standardContextual"/>
+        </w:rPr>
+      </w:pPr>
+      <w:hyperlink w:anchor="_Toc227802641" w:history="1">
+        <w:r>
+          <w:rPr>
+            <w:rStyle w:val="Hyperlink"/>
+            <w:rFonts w:ascii="Times New Roman" w:hAnsi="Times New Roman" w:cs="Times New Roman"/>
+            <w:noProof/>
+          </w:rPr>
+          <w:t>2.2. Эффект Gamma = 0 у кусочно-линейных нейронных сетей</w:t>
+        </w:r>
+        <w:r>
+          <w:rPr>
+            <w:rFonts w:ascii="Times New Roman" w:hAnsi="Times New Roman" w:cs="Times New Roman"/>
+            <w:noProof/>
+            <w:webHidden/>
+          </w:rPr>
+          <w:tab/>
+        </w:r>
+        <w:r>
+          <w:rPr>
+            <w:rFonts w:ascii="Times New Roman" w:hAnsi="Times New Roman" w:cs="Times New Roman"/>
+            <w:noProof/>
+            <w:webHidden/>
+          </w:rPr>
+          <w:fldChar w:fldCharType="begin"/>
+        </w:r>
+        <w:r>
+          <w:rPr>
+            <w:rFonts w:ascii="Times New Roman" w:hAnsi="Times New Roman" w:cs="Times New Roman"/>
+            <w:noProof/>
+            <w:webHidden/>
+          </w:rPr>
+          <w:instrText xml:space="preserve"> PAGEREF _Toc227802641 \h </w:instrText>
+        </w:r>
+        <w:r>
+          <w:rPr>
+            <w:rFonts w:ascii="Times New Roman" w:hAnsi="Times New Roman" w:cs="Times New Roman"/>
+            <w:noProof/>
+            <w:webHidden/>
+          </w:rPr>
+        </w:r>
+        <w:r>
+          <w:rPr>
+            <w:rFonts w:ascii="Times New Roman" w:hAnsi="Times New Roman" w:cs="Times New Roman"/>
+            <w:noProof/>
+            <w:webHidden/>
+          </w:rPr>
+          <w:fldChar w:fldCharType="separate"/>
+        </w:r>
+        <w:r>
+          <w:rPr>
+            <w:rFonts w:ascii="Times New Roman" w:hAnsi="Times New Roman" w:cs="Times New Roman"/>
+            <w:noProof/>
+            <w:webHidden/>
+          </w:rPr>
+          <w:t>11</w:t>
+        </w:r>
+        <w:r>
+          <w:rPr>
+            <w:rFonts w:ascii="Times New Roman" w:hAnsi="Times New Roman" w:cs="Times New Roman"/>
+            <w:noProof/>
+            <w:webHidden/>
+          </w:rPr>
+          <w:fldChar w:fldCharType="end"/>
+        </w:r>
+      </w:hyperlink>
+    </w:p>
+    <w:p>
+      <w:pPr>
+        <w:pStyle w:val="TOC3"/>
+        <w:pBdr>
+          <w:top w:val="single" w:sz="4" w:space="1" w:color="auto"/>
+          <w:left w:val="single" w:sz="4" w:space="1" w:color="auto"/>
+          <w:bottom w:val="single" w:sz="4" w:space="1" w:color="auto"/>
+          <w:right w:val="single" w:sz="4" w:space="1" w:color="auto"/>
+          <w:between w:val="single" w:sz="4" w:space="1" w:color="auto"/>
+          <w:bar w:val="single" w:sz="4" w:color="auto"/>
+        </w:pBdr>
+        <w:tabs>
+          <w:tab w:val="right" w:leader="dot" w:pos="9911"/>
+        </w:tabs>
+        <w:rPr>
+          <w:rFonts w:ascii="Times New Roman" w:eastAsiaTheme="minorEastAsia" w:hAnsi="Times New Roman" w:cs="Times New Roman"/>
+          <w:noProof/>
+          <w:kern w:val="2"/>
+          <w:sz w:val="24"/>
+          <w:szCs w:val="24"/>
+          <w:lang w:val="en-RU" w:eastAsia="zh-CN"/>
+          <w14:ligatures w14:val="standardContextual"/>
+        </w:rPr>
+      </w:pPr>
+      <w:hyperlink w:anchor="_Toc227802642" w:history="1">
+        <w:r>
+          <w:rPr>
+            <w:rStyle w:val="Hyperlink"/>
+            <w:rFonts w:ascii="Times New Roman" w:hAnsi="Times New Roman" w:cs="Times New Roman"/>
+            <w:noProof/>
+          </w:rPr>
+          <w:t xml:space="preserve">2.3. Реализация чувствительностей американского </w:t>
+        </w:r>
+        <w:r>
+          <w:rPr>
+            <w:rStyle w:val="Hyperlink"/>
+            <w:rFonts w:ascii="Times New Roman" w:hAnsi="Times New Roman" w:cs="Times New Roman"/>
+            <w:noProof/>
+          </w:rPr>
+          <w:t>п</w:t>
+        </w:r>
+        <w:r>
+          <w:rPr>
+            <w:rStyle w:val="Hyperlink"/>
+            <w:rFonts w:ascii="Times New Roman" w:hAnsi="Times New Roman" w:cs="Times New Roman"/>
+            <w:noProof/>
+          </w:rPr>
+          <w:t>ут-опциона</w:t>
+        </w:r>
+        <w:r>
+          <w:rPr>
+            <w:rFonts w:ascii="Times New Roman" w:hAnsi="Times New Roman" w:cs="Times New Roman"/>
+            <w:noProof/>
+            <w:webHidden/>
+          </w:rPr>
+          <w:tab/>
+        </w:r>
+        <w:r>
+          <w:rPr>
+            <w:rFonts w:ascii="Times New Roman" w:hAnsi="Times New Roman" w:cs="Times New Roman"/>
+            <w:noProof/>
+            <w:webHidden/>
+          </w:rPr>
+          <w:fldChar w:fldCharType="begin"/>
+        </w:r>
+        <w:r>
+          <w:rPr>
+            <w:rFonts w:ascii="Times New Roman" w:hAnsi="Times New Roman" w:cs="Times New Roman"/>
+            <w:noProof/>
+            <w:webHidden/>
+          </w:rPr>
+          <w:instrText xml:space="preserve"> PAGEREF _Toc227802642 \h </w:instrText>
+        </w:r>
+        <w:r>
+          <w:rPr>
+            <w:rFonts w:ascii="Times New Roman" w:hAnsi="Times New Roman" w:cs="Times New Roman"/>
+            <w:noProof/>
+            <w:webHidden/>
+          </w:rPr>
+        </w:r>
+        <w:r>
+          <w:rPr>
+            <w:rFonts w:ascii="Times New Roman" w:hAnsi="Times New Roman" w:cs="Times New Roman"/>
+            <w:noProof/>
+            <w:webHidden/>
+          </w:rPr>
+          <w:fldChar w:fldCharType="separate"/>
+        </w:r>
+        <w:r>
+          <w:rPr>
+            <w:rFonts w:ascii="Times New Roman" w:hAnsi="Times New Roman" w:cs="Times New Roman"/>
+            <w:noProof/>
+            <w:webHidden/>
+          </w:rPr>
+          <w:t>11</w:t>
+        </w:r>
+        <w:r>
+          <w:rPr>
+            <w:rFonts w:ascii="Times New Roman" w:hAnsi="Times New Roman" w:cs="Times New Roman"/>
+            <w:noProof/>
+            <w:webHidden/>
+          </w:rPr>
+          <w:fldChar w:fldCharType="end"/>
+        </w:r>
+      </w:hyperlink>
+    </w:p>
+    <w:p>
+      <w:pPr>
+        <w:pStyle w:val="TOC3"/>
+        <w:pBdr>
+          <w:top w:val="single" w:sz="4" w:space="1" w:color="auto"/>
+          <w:left w:val="single" w:sz="4" w:space="1" w:color="auto"/>
+          <w:bottom w:val="single" w:sz="4" w:space="1" w:color="auto"/>
+          <w:right w:val="single" w:sz="4" w:space="1" w:color="auto"/>
+          <w:between w:val="single" w:sz="4" w:space="1" w:color="auto"/>
+          <w:bar w:val="single" w:sz="4" w:color="auto"/>
+        </w:pBdr>
+        <w:tabs>
+          <w:tab w:val="right" w:leader="dot" w:pos="9911"/>
+        </w:tabs>
+        <w:rPr>
+          <w:rFonts w:ascii="Times New Roman" w:eastAsiaTheme="minorEastAsia" w:hAnsi="Times New Roman" w:cs="Times New Roman"/>
+          <w:noProof/>
+          <w:kern w:val="2"/>
+          <w:sz w:val="24"/>
+          <w:szCs w:val="24"/>
+          <w:lang w:val="en-RU" w:eastAsia="zh-CN"/>
+          <w14:ligatures w14:val="standardContextual"/>
+        </w:rPr>
+      </w:pPr>
+      <w:hyperlink w:anchor="_Toc227802643" w:history="1">
+        <w:r>
+          <w:rPr>
+            <w:rStyle w:val="Hyperlink"/>
+            <w:rFonts w:ascii="Times New Roman" w:hAnsi="Times New Roman" w:cs="Times New Roman"/>
+            <w:noProof/>
+          </w:rPr>
+          <w:t>2.4. Эксперимент с переносом весов European → American</w:t>
+        </w:r>
+        <w:r>
+          <w:rPr>
+            <w:rFonts w:ascii="Times New Roman" w:hAnsi="Times New Roman" w:cs="Times New Roman"/>
+            <w:noProof/>
+            <w:webHidden/>
+          </w:rPr>
+          <w:tab/>
+        </w:r>
+        <w:r>
+          <w:rPr>
+            <w:rFonts w:ascii="Times New Roman" w:hAnsi="Times New Roman" w:cs="Times New Roman"/>
+            <w:noProof/>
+            <w:webHidden/>
+          </w:rPr>
+          <w:fldChar w:fldCharType="begin"/>
+        </w:r>
+        <w:r>
+          <w:rPr>
+            <w:rFonts w:ascii="Times New Roman" w:hAnsi="Times New Roman" w:cs="Times New Roman"/>
+            <w:noProof/>
+            <w:webHidden/>
+          </w:rPr>
+          <w:instrText xml:space="preserve"> PAGEREF _Toc227802643 \h </w:instrText>
+        </w:r>
+        <w:r>
+          <w:rPr>
+            <w:rFonts w:ascii="Times New Roman" w:hAnsi="Times New Roman" w:cs="Times New Roman"/>
+            <w:noProof/>
+            <w:webHidden/>
+          </w:rPr>
+        </w:r>
+        <w:r>
+          <w:rPr>
+            <w:rFonts w:ascii="Times New Roman" w:hAnsi="Times New Roman" w:cs="Times New Roman"/>
+            <w:noProof/>
+            <w:webHidden/>
+          </w:rPr>
+          <w:fldChar w:fldCharType="separate"/>
+        </w:r>
+        <w:r>
+          <w:rPr>
+            <w:rFonts w:ascii="Times New Roman" w:hAnsi="Times New Roman" w:cs="Times New Roman"/>
+            <w:noProof/>
+            <w:webHidden/>
+          </w:rPr>
+          <w:t>12</w:t>
+        </w:r>
+        <w:r>
+          <w:rPr>
+            <w:rFonts w:ascii="Times New Roman" w:hAnsi="Times New Roman" w:cs="Times New Roman"/>
+            <w:noProof/>
+            <w:webHidden/>
+          </w:rPr>
+          <w:fldChar w:fldCharType="end"/>
+        </w:r>
+      </w:hyperlink>
+    </w:p>
+    <w:p>
+      <w:pPr>
+        <w:pStyle w:val="TOC2"/>
+        <w:pBdr>
+          <w:top w:val="single" w:sz="4" w:space="1" w:color="auto"/>
+          <w:left w:val="single" w:sz="4" w:space="1" w:color="auto"/>
+          <w:bottom w:val="single" w:sz="4" w:space="1" w:color="auto"/>
+          <w:right w:val="single" w:sz="4" w:space="1" w:color="auto"/>
+          <w:between w:val="single" w:sz="4" w:space="1" w:color="auto"/>
+          <w:bar w:val="single" w:sz="4" w:color="auto"/>
+        </w:pBdr>
+        <w:tabs>
+          <w:tab w:val="right" w:leader="dot" w:pos="9911"/>
+        </w:tabs>
+        <w:rPr>
+          <w:rFonts w:ascii="Times New Roman" w:eastAsiaTheme="minorEastAsia" w:hAnsi="Times New Roman" w:cs="Times New Roman"/>
+          <w:noProof/>
+          <w:kern w:val="2"/>
+          <w:sz w:val="24"/>
+          <w:szCs w:val="24"/>
+          <w:lang w:val="en-RU" w:eastAsia="zh-CN"/>
+          <w14:ligatures w14:val="standardContextual"/>
+        </w:rPr>
+      </w:pPr>
+      <w:hyperlink w:anchor="_Toc227802644" w:history="1">
+        <w:r>
+          <w:rPr>
+            <w:rStyle w:val="Hyperlink"/>
+            <w:rFonts w:ascii="Times New Roman" w:hAnsi="Times New Roman" w:cs="Times New Roman"/>
+            <w:noProof/>
+          </w:rPr>
+          <w:t>3. Работа над выпускной квалификационной работой</w:t>
+        </w:r>
+        <w:r>
+          <w:rPr>
+            <w:rFonts w:ascii="Times New Roman" w:hAnsi="Times New Roman" w:cs="Times New Roman"/>
+            <w:noProof/>
+            <w:webHidden/>
+          </w:rPr>
+          <w:tab/>
+        </w:r>
+        <w:r>
+          <w:rPr>
+            <w:rFonts w:ascii="Times New Roman" w:hAnsi="Times New Roman" w:cs="Times New Roman"/>
+            <w:noProof/>
+            <w:webHidden/>
+          </w:rPr>
+          <w:fldChar w:fldCharType="begin"/>
+        </w:r>
+        <w:r>
+          <w:rPr>
+            <w:rFonts w:ascii="Times New Roman" w:hAnsi="Times New Roman" w:cs="Times New Roman"/>
+            <w:noProof/>
+            <w:webHidden/>
+          </w:rPr>
+          <w:instrText xml:space="preserve"> PAGEREF _Toc227802644 \h </w:instrText>
+        </w:r>
+        <w:r>
+          <w:rPr>
+            <w:rFonts w:ascii="Times New Roman" w:hAnsi="Times New Roman" w:cs="Times New Roman"/>
+            <w:noProof/>
+            <w:webHidden/>
+          </w:rPr>
+        </w:r>
+        <w:r>
+          <w:rPr>
+            <w:rFonts w:ascii="Times New Roman" w:hAnsi="Times New Roman" w:cs="Times New Roman"/>
+            <w:noProof/>
+            <w:webHidden/>
+          </w:rPr>
+          <w:fldChar w:fldCharType="separate"/>
+        </w:r>
+        <w:r>
+          <w:rPr>
+            <w:rFonts w:ascii="Times New Roman" w:hAnsi="Times New Roman" w:cs="Times New Roman"/>
+            <w:noProof/>
+            <w:webHidden/>
+          </w:rPr>
+          <w:t>14</w:t>
+        </w:r>
+        <w:r>
+          <w:rPr>
+            <w:rFonts w:ascii="Times New Roman" w:hAnsi="Times New Roman" w:cs="Times New Roman"/>
+            <w:noProof/>
+            <w:webHidden/>
+          </w:rPr>
+          <w:fldChar w:fldCharType="end"/>
+        </w:r>
+      </w:hyperlink>
+    </w:p>
+    <w:p>
+      <w:pPr>
+        <w:pStyle w:val="TOC3"/>
+        <w:pBdr>
+          <w:top w:val="single" w:sz="4" w:space="1" w:color="auto"/>
+          <w:left w:val="single" w:sz="4" w:space="1" w:color="auto"/>
+          <w:bottom w:val="single" w:sz="4" w:space="1" w:color="auto"/>
+          <w:right w:val="single" w:sz="4" w:space="1" w:color="auto"/>
+          <w:between w:val="single" w:sz="4" w:space="1" w:color="auto"/>
+          <w:bar w:val="single" w:sz="4" w:color="auto"/>
+        </w:pBdr>
+        <w:tabs>
+          <w:tab w:val="right" w:leader="dot" w:pos="9911"/>
+        </w:tabs>
+        <w:rPr>
+          <w:rFonts w:ascii="Times New Roman" w:eastAsiaTheme="minorEastAsia" w:hAnsi="Times New Roman" w:cs="Times New Roman"/>
+          <w:noProof/>
+          <w:kern w:val="2"/>
+          <w:sz w:val="24"/>
+          <w:szCs w:val="24"/>
+          <w:lang w:val="en-RU" w:eastAsia="zh-CN"/>
+          <w14:ligatures w14:val="standardContextual"/>
+        </w:rPr>
+      </w:pPr>
+      <w:hyperlink w:anchor="_Toc227802645" w:history="1">
+        <w:r>
+          <w:rPr>
+            <w:rStyle w:val="Hyperlink"/>
+            <w:rFonts w:ascii="Times New Roman" w:hAnsi="Times New Roman" w:cs="Times New Roman"/>
+            <w:noProof/>
+          </w:rPr>
+          <w:t>3.1. Написание первой главы ВКР</w:t>
+        </w:r>
+        <w:r>
+          <w:rPr>
+            <w:rFonts w:ascii="Times New Roman" w:hAnsi="Times New Roman" w:cs="Times New Roman"/>
+            <w:noProof/>
+            <w:webHidden/>
+          </w:rPr>
+          <w:tab/>
+        </w:r>
+        <w:r>
+          <w:rPr>
+            <w:rFonts w:ascii="Times New Roman" w:hAnsi="Times New Roman" w:cs="Times New Roman"/>
+            <w:noProof/>
+            <w:webHidden/>
+          </w:rPr>
+          <w:fldChar w:fldCharType="begin"/>
+        </w:r>
+        <w:r>
+          <w:rPr>
+            <w:rFonts w:ascii="Times New Roman" w:hAnsi="Times New Roman" w:cs="Times New Roman"/>
+            <w:noProof/>
+            <w:webHidden/>
+          </w:rPr>
+          <w:instrText xml:space="preserve"> PAGEREF _Toc227802645 \h </w:instrText>
+        </w:r>
+        <w:r>
+          <w:rPr>
+            <w:rFonts w:ascii="Times New Roman" w:hAnsi="Times New Roman" w:cs="Times New Roman"/>
+            <w:noProof/>
+            <w:webHidden/>
+          </w:rPr>
+        </w:r>
+        <w:r>
+          <w:rPr>
+            <w:rFonts w:ascii="Times New Roman" w:hAnsi="Times New Roman" w:cs="Times New Roman"/>
+            <w:noProof/>
+            <w:webHidden/>
+          </w:rPr>
+          <w:fldChar w:fldCharType="separate"/>
+        </w:r>
+        <w:r>
+          <w:rPr>
+            <w:rFonts w:ascii="Times New Roman" w:hAnsi="Times New Roman" w:cs="Times New Roman"/>
+            <w:noProof/>
+            <w:webHidden/>
+          </w:rPr>
+          <w:t>14</w:t>
+        </w:r>
+        <w:r>
+          <w:rPr>
+            <w:rFonts w:ascii="Times New Roman" w:hAnsi="Times New Roman" w:cs="Times New Roman"/>
+            <w:noProof/>
+            <w:webHidden/>
+          </w:rPr>
+          <w:fldChar w:fldCharType="end"/>
+        </w:r>
+      </w:hyperlink>
+    </w:p>
+    <w:p>
+      <w:pPr>
+        <w:pStyle w:val="TOC3"/>
+        <w:pBdr>
+          <w:top w:val="single" w:sz="4" w:space="1" w:color="auto"/>
+          <w:left w:val="single" w:sz="4" w:space="1" w:color="auto"/>
+          <w:bottom w:val="single" w:sz="4" w:space="1" w:color="auto"/>
+          <w:right w:val="single" w:sz="4" w:space="1" w:color="auto"/>
+          <w:between w:val="single" w:sz="4" w:space="1" w:color="auto"/>
+          <w:bar w:val="single" w:sz="4" w:color="auto"/>
+        </w:pBdr>
+        <w:tabs>
+          <w:tab w:val="right" w:leader="dot" w:pos="9911"/>
+        </w:tabs>
+        <w:rPr>
+          <w:rFonts w:ascii="Times New Roman" w:eastAsiaTheme="minorEastAsia" w:hAnsi="Times New Roman" w:cs="Times New Roman"/>
+          <w:noProof/>
+          <w:kern w:val="2"/>
+          <w:sz w:val="24"/>
+          <w:szCs w:val="24"/>
+          <w:lang w:val="en-RU" w:eastAsia="zh-CN"/>
+          <w14:ligatures w14:val="standardContextual"/>
+        </w:rPr>
+      </w:pPr>
+      <w:hyperlink w:anchor="_Toc227802646" w:history="1">
+        <w:r>
+          <w:rPr>
+            <w:rStyle w:val="Hyperlink"/>
+            <w:rFonts w:ascii="Times New Roman" w:hAnsi="Times New Roman" w:cs="Times New Roman"/>
+            <w:noProof/>
+          </w:rPr>
+          <w:t>3.2. Написание второй главы ВКР</w:t>
+        </w:r>
+        <w:r>
+          <w:rPr>
+            <w:rFonts w:ascii="Times New Roman" w:hAnsi="Times New Roman" w:cs="Times New Roman"/>
+            <w:noProof/>
+            <w:webHidden/>
+          </w:rPr>
+          <w:tab/>
+        </w:r>
+        <w:r>
+          <w:rPr>
+            <w:rFonts w:ascii="Times New Roman" w:hAnsi="Times New Roman" w:cs="Times New Roman"/>
+            <w:noProof/>
+            <w:webHidden/>
+          </w:rPr>
+          <w:fldChar w:fldCharType="begin"/>
+        </w:r>
+        <w:r>
+          <w:rPr>
+            <w:rFonts w:ascii="Times New Roman" w:hAnsi="Times New Roman" w:cs="Times New Roman"/>
+            <w:noProof/>
+            <w:webHidden/>
+          </w:rPr>
+          <w:instrText xml:space="preserve"> PAGEREF _Toc227802646 \h </w:instrText>
+        </w:r>
+        <w:r>
+          <w:rPr>
+            <w:rFonts w:ascii="Times New Roman" w:hAnsi="Times New Roman" w:cs="Times New Roman"/>
+            <w:noProof/>
+            <w:webHidden/>
+          </w:rPr>
+        </w:r>
+        <w:r>
+          <w:rPr>
+            <w:rFonts w:ascii="Times New Roman" w:hAnsi="Times New Roman" w:cs="Times New Roman"/>
+            <w:noProof/>
+            <w:webHidden/>
+          </w:rPr>
+          <w:fldChar w:fldCharType="separate"/>
+        </w:r>
+        <w:r>
+          <w:rPr>
+            <w:rFonts w:ascii="Times New Roman" w:hAnsi="Times New Roman" w:cs="Times New Roman"/>
+            <w:noProof/>
+            <w:webHidden/>
+          </w:rPr>
+          <w:t>14</w:t>
+        </w:r>
+        <w:r>
+          <w:rPr>
+            <w:rFonts w:ascii="Times New Roman" w:hAnsi="Times New Roman" w:cs="Times New Roman"/>
+            <w:noProof/>
+            <w:webHidden/>
+          </w:rPr>
+          <w:fldChar w:fldCharType="end"/>
+        </w:r>
+      </w:hyperlink>
+    </w:p>
+    <w:p>
+      <w:pPr>
+        <w:pStyle w:val="TOC1"/>
+        <w:pBdr>
+          <w:top w:val="single" w:sz="4" w:space="1" w:color="auto"/>
+          <w:left w:val="single" w:sz="4" w:space="1" w:color="auto"/>
+          <w:bottom w:val="single" w:sz="4" w:space="1" w:color="auto"/>
+          <w:right w:val="single" w:sz="4" w:space="1" w:color="auto"/>
+          <w:between w:val="single" w:sz="4" w:space="1" w:color="auto"/>
+          <w:bar w:val="single" w:sz="4" w:color="auto"/>
+        </w:pBdr>
+        <w:tabs>
+          <w:tab w:val="right" w:leader="dot" w:pos="9911"/>
+        </w:tabs>
+        <w:rPr>
+          <w:rFonts w:eastAsiaTheme="minorEastAsia"/>
+          <w:noProof/>
+          <w:kern w:val="2"/>
+          <w:sz w:val="24"/>
+          <w:lang w:val="en-RU" w:eastAsia="zh-CN"/>
+          <w14:ligatures w14:val="standardContextual"/>
+        </w:rPr>
+      </w:pPr>
+      <w:hyperlink w:anchor="_Toc227802647" w:history="1">
+        <w:r>
+          <w:rPr>
+            <w:rStyle w:val="Hyperlink"/>
+            <w:noProof/>
+          </w:rPr>
+          <w:t>Заключение</w:t>
+        </w:r>
+        <w:r>
+          <w:rPr>
+            <w:noProof/>
+            <w:webHidden/>
+          </w:rPr>
+          <w:tab/>
+        </w:r>
+        <w:r>
+          <w:rPr>
+            <w:noProof/>
+            <w:webHidden/>
+          </w:rPr>
+          <w:fldChar w:fldCharType="begin"/>
+        </w:r>
+        <w:r>
+          <w:rPr>
+            <w:noProof/>
+            <w:webHidden/>
+          </w:rPr>
+          <w:instrText xml:space="preserve"> PAGEREF _Toc227802647 \h </w:instrText>
+        </w:r>
+        <w:r>
+          <w:rPr>
+            <w:noProof/>
+            <w:webHidden/>
+          </w:rPr>
+        </w:r>
+        <w:r>
+          <w:rPr>
+            <w:noProof/>
+            <w:webHidden/>
+          </w:rPr>
+          <w:fldChar w:fldCharType="separate"/>
+        </w:r>
+        <w:r>
+          <w:rPr>
+            <w:noProof/>
+            <w:webHidden/>
+          </w:rPr>
+          <w:t>16</w:t>
+        </w:r>
+        <w:r>
+          <w:rPr>
+            <w:noProof/>
+            <w:webHidden/>
+          </w:rPr>
+          <w:fldChar w:fldCharType="end"/>
+        </w:r>
+      </w:hyperlink>
+    </w:p>
+    <w:p>
+      <w:pPr>
+        <w:pStyle w:val="TOC1"/>
+        <w:pBdr>
+          <w:top w:val="single" w:sz="4" w:space="1" w:color="auto"/>
+          <w:left w:val="single" w:sz="4" w:space="1" w:color="auto"/>
+          <w:bottom w:val="single" w:sz="4" w:space="1" w:color="auto"/>
+          <w:right w:val="single" w:sz="4" w:space="1" w:color="auto"/>
+          <w:between w:val="single" w:sz="4" w:space="1" w:color="auto"/>
+          <w:bar w:val="single" w:sz="4" w:color="auto"/>
+        </w:pBdr>
+        <w:tabs>
+          <w:tab w:val="right" w:leader="dot" w:pos="9911"/>
+        </w:tabs>
+        <w:rPr>
+          <w:rFonts w:eastAsiaTheme="minorEastAsia"/>
+          <w:noProof/>
+          <w:kern w:val="2"/>
+          <w:sz w:val="24"/>
+          <w:lang w:val="en-RU" w:eastAsia="zh-CN"/>
+          <w14:ligatures w14:val="standardContextual"/>
+        </w:rPr>
+      </w:pPr>
+      <w:hyperlink w:anchor="_Toc227802648" w:history="1">
+        <w:r>
+          <w:rPr>
+            <w:rStyle w:val="Hyperlink"/>
+            <w:noProof/>
+          </w:rPr>
+          <w:t>Список источников</w:t>
+        </w:r>
+        <w:r>
+          <w:rPr>
+            <w:noProof/>
+            <w:webHidden/>
+          </w:rPr>
+          <w:tab/>
+        </w:r>
+        <w:r>
+          <w:rPr>
+            <w:noProof/>
+            <w:webHidden/>
+          </w:rPr>
+          <w:fldChar w:fldCharType="begin"/>
+        </w:r>
+        <w:r>
+          <w:rPr>
+            <w:noProof/>
+            <w:webHidden/>
+          </w:rPr>
+          <w:instrText xml:space="preserve"> PAGEREF _Toc227802648 \h </w:instrText>
+        </w:r>
+        <w:r>
+          <w:rPr>
+            <w:noProof/>
+            <w:webHidden/>
+          </w:rPr>
+        </w:r>
+        <w:r>
+          <w:rPr>
+            <w:noProof/>
+            <w:webHidden/>
+          </w:rPr>
+          <w:fldChar w:fldCharType="separate"/>
+        </w:r>
+        <w:r>
+          <w:rPr>
+            <w:noProof/>
+            <w:webHidden/>
+          </w:rPr>
+          <w:t>18</w:t>
+        </w:r>
+        <w:r>
+          <w:rPr>
+            <w:noProof/>
+            <w:webHidden/>
+          </w:rPr>
+          <w:fldChar w:fldCharType="end"/>
+        </w:r>
+      </w:hyperlink>
+    </w:p>
+    <w:p>
+      <w:pPr>
+        <w:pBdr>
+          <w:top w:val="single" w:sz="4" w:space="1" w:color="auto"/>
+          <w:left w:val="single" w:sz="4" w:space="1" w:color="auto"/>
+          <w:bottom w:val="single" w:sz="4" w:space="1" w:color="auto"/>
+          <w:right w:val="single" w:sz="4" w:space="1" w:color="auto"/>
+          <w:between w:val="single" w:sz="4" w:space="1" w:color="auto"/>
+          <w:bar w:val="single" w:sz="4" w:color="auto"/>
+        </w:pBdr>
+        <w:rPr>
+          <w:rFonts w:ascii="Times New Roman" w:hAnsi="Times New Roman" w:cs="Times New Roman"/>
+        </w:rPr>
+      </w:pPr>
+      <w:r>
+        <w:rPr>
+          <w:rFonts w:ascii="Times New Roman" w:hAnsi="Times New Roman" w:cs="Times New Roman"/>
+        </w:rPr>
+        <w:fldChar w:fldCharType="end"/>
+      </w:r>
+    </w:p>
+    <w:p>
+      <w:pPr>
         <w:pStyle w:val="Heading1"/>
         <w:spacing w:after="280"/>
         <w:rPr>
           <w:sz w:val="32"/>
           <w:szCs w:val="32"/>
-        </w:rPr>
-      </w:pPr>
-      <w:bookmarkStart w:id="9" w:name="_Toc158643489"/>
-      <w:bookmarkStart w:id="10" w:name="_Toc449551140"/>
-      <w:r>
+          <w:lang w:val="en-US"/>
+        </w:rPr>
+      </w:pPr>
+      <w:bookmarkStart w:id="9" w:name="_Toc449551140"/>
+      <w:bookmarkStart w:id="10" w:name="_Toc227802630"/>
+      <w:bookmarkStart w:id="11" w:name="_Toc227802649"/>
+    </w:p>
+    <w:p>
+      <w:pPr>
+        <w:pStyle w:val="Heading1"/>
+        <w:spacing w:after="280"/>
         <w:rPr>
           <w:sz w:val="32"/>
           <w:szCs w:val="32"/>
+          <w:lang w:val="en-US"/>
+        </w:rPr>
+      </w:pPr>
+    </w:p>
+    <w:p>
+      <w:pPr>
+        <w:pStyle w:val="Heading1"/>
+        <w:spacing w:after="280"/>
+        <w:rPr>
+          <w:sz w:val="32"/>
+          <w:szCs w:val="32"/>
+          <w:lang w:val="en-US"/>
+        </w:rPr>
+      </w:pPr>
+    </w:p>
+    <w:p>
+      <w:pPr>
+        <w:pStyle w:val="Heading1"/>
+        <w:spacing w:after="280"/>
+        <w:rPr>
+          <w:sz w:val="32"/>
+          <w:szCs w:val="32"/>
+          <w:lang w:val="en-US"/>
+        </w:rPr>
+      </w:pPr>
+    </w:p>
+    <w:p>
+      <w:pPr>
+        <w:pStyle w:val="Heading1"/>
+        <w:spacing w:after="280"/>
+        <w:rPr>
+          <w:sz w:val="32"/>
+          <w:szCs w:val="32"/>
+          <w:lang w:val="en-US"/>
+        </w:rPr>
+      </w:pPr>
+    </w:p>
+    <w:p>
+      <w:pPr>
+        <w:pStyle w:val="Heading1"/>
+        <w:spacing w:after="280"/>
+        <w:rPr>
+          <w:sz w:val="32"/>
+          <w:szCs w:val="32"/>
+          <w:lang w:val="en-US"/>
+        </w:rPr>
+      </w:pPr>
+    </w:p>
+    <w:p>
+      <w:pPr>
+        <w:pStyle w:val="Heading1"/>
+        <w:spacing w:after="280"/>
+        <w:rPr>
+          <w:sz w:val="32"/>
+          <w:szCs w:val="32"/>
+          <w:lang w:val="en-US"/>
+        </w:rPr>
+      </w:pPr>
+    </w:p>
+    <w:p>
+      <w:pPr>
+        <w:pStyle w:val="Heading1"/>
+        <w:spacing w:after="280"/>
+        <w:rPr>
+          <w:sz w:val="32"/>
+          <w:szCs w:val="32"/>
+          <w:lang w:val="en-US"/>
+        </w:rPr>
+      </w:pPr>
+    </w:p>
+    <w:p>
+      <w:pPr>
+        <w:pStyle w:val="Heading1"/>
+        <w:spacing w:after="280"/>
+        <w:rPr>
+          <w:sz w:val="32"/>
+          <w:szCs w:val="32"/>
+        </w:rPr>
+      </w:pPr>
+    </w:p>
+    <w:p>
+      <w:pPr>
+        <w:pStyle w:val="Heading1"/>
+        <w:spacing w:after="280"/>
+        <w:rPr>
+          <w:sz w:val="32"/>
+          <w:szCs w:val="32"/>
+        </w:rPr>
+      </w:pPr>
+      <w:r>
+        <w:rPr>
+          <w:sz w:val="32"/>
+          <w:szCs w:val="32"/>
         </w:rPr>
         <w:lastRenderedPageBreak/>
         <w:t>Список сокращений</w:t>
       </w:r>
       <w:bookmarkEnd w:id="9"/>
       <w:bookmarkEnd w:id="10"/>
+      <w:bookmarkEnd w:id="11"/>
     </w:p>
     <w:p>
       <w:pPr>
@@ -2684,8 +3109,9 @@
           <w:szCs w:val="32"/>
         </w:rPr>
       </w:pPr>
-      <w:bookmarkStart w:id="11" w:name="_Toc449551141"/>
-      <w:bookmarkStart w:id="12" w:name="_Toc158643490"/>
+      <w:bookmarkStart w:id="12" w:name="_Toc449551141"/>
+      <w:bookmarkStart w:id="13" w:name="_Toc227802631"/>
+      <w:bookmarkStart w:id="14" w:name="_Toc227802650"/>
       <w:r>
         <w:rPr>
           <w:color w:val="000000"/>
@@ -2695,516 +3121,519 @@
         <w:lastRenderedPageBreak/>
         <w:t>Список основных обозначений</w:t>
       </w:r>
-      <w:bookmarkEnd w:id="11"/>
       <w:bookmarkEnd w:id="12"/>
-    </w:p>
-    <w:p>
-      <w:pPr>
-        <w:rPr>
-          <w:rFonts w:ascii="Times New Roman" w:hAnsi="Times New Roman" w:cs="Times New Roman"/>
-          <w:sz w:val="28"/>
-          <w:szCs w:val="28"/>
-        </w:rPr>
-      </w:pPr>
-      <w:r>
-        <w:rPr>
-          <w:rFonts w:ascii="Times New Roman" w:hAnsi="Times New Roman" w:cs="Times New Roman"/>
-          <w:sz w:val="28"/>
-          <w:szCs w:val="28"/>
-        </w:rPr>
-        <w:t>S₀ — текущая цена базового актива</w:t>
-      </w:r>
-    </w:p>
-    <w:p>
-      <w:pPr>
-        <w:rPr>
-          <w:rFonts w:ascii="Times New Roman" w:hAnsi="Times New Roman" w:cs="Times New Roman"/>
-          <w:sz w:val="28"/>
-          <w:szCs w:val="28"/>
-        </w:rPr>
-      </w:pPr>
-      <w:r>
-        <w:rPr>
-          <w:rFonts w:ascii="Times New Roman" w:hAnsi="Times New Roman" w:cs="Times New Roman"/>
-          <w:sz w:val="28"/>
-          <w:szCs w:val="28"/>
-        </w:rPr>
-        <w:t>K — цена исполнения опциона (страйк)</w:t>
-      </w:r>
-    </w:p>
-    <w:p>
-      <w:pPr>
-        <w:rPr>
-          <w:rFonts w:ascii="Times New Roman" w:hAnsi="Times New Roman" w:cs="Times New Roman"/>
-          <w:sz w:val="28"/>
-          <w:szCs w:val="28"/>
-        </w:rPr>
-      </w:pPr>
-      <w:r>
-        <w:rPr>
-          <w:rFonts w:ascii="Times New Roman" w:hAnsi="Times New Roman" w:cs="Times New Roman"/>
-          <w:sz w:val="28"/>
-          <w:szCs w:val="28"/>
-        </w:rPr>
-        <w:t>T — время до экспирации, лет</w:t>
-      </w:r>
-    </w:p>
-    <w:p>
-      <w:pPr>
-        <w:rPr>
-          <w:rFonts w:ascii="Times New Roman" w:hAnsi="Times New Roman" w:cs="Times New Roman"/>
-          <w:sz w:val="28"/>
-          <w:szCs w:val="28"/>
-        </w:rPr>
-      </w:pPr>
-      <w:r>
-        <w:rPr>
-          <w:rFonts w:ascii="Times New Roman" w:hAnsi="Times New Roman" w:cs="Times New Roman"/>
-          <w:sz w:val="28"/>
-          <w:szCs w:val="28"/>
-        </w:rPr>
-        <w:t>r — безрисковая процентная ставка</w:t>
-      </w:r>
-    </w:p>
-    <w:p>
-      <w:pPr>
-        <w:rPr>
-          <w:rFonts w:ascii="Times New Roman" w:hAnsi="Times New Roman" w:cs="Times New Roman"/>
-          <w:sz w:val="28"/>
-          <w:szCs w:val="28"/>
-        </w:rPr>
-      </w:pPr>
-      <w:r>
-        <w:rPr>
-          <w:rFonts w:ascii="Times New Roman" w:hAnsi="Times New Roman" w:cs="Times New Roman"/>
-          <w:sz w:val="28"/>
-          <w:szCs w:val="28"/>
-        </w:rPr>
-        <w:t>σ — волатильность доходности базового актива</w:t>
-      </w:r>
-    </w:p>
-    <w:p>
-      <w:pPr>
-        <w:rPr>
-          <w:rFonts w:ascii="Times New Roman" w:hAnsi="Times New Roman" w:cs="Times New Roman"/>
-          <w:sz w:val="28"/>
-          <w:szCs w:val="28"/>
-        </w:rPr>
-      </w:pPr>
-      <w:proofErr w:type="gramStart"/>
-      <w:r>
-        <w:rPr>
-          <w:rFonts w:ascii="Times New Roman" w:hAnsi="Times New Roman" w:cs="Times New Roman"/>
-          <w:sz w:val="28"/>
-          <w:szCs w:val="28"/>
-        </w:rPr>
-        <w:t>V(</w:t>
-      </w:r>
-      <w:proofErr w:type="gramEnd"/>
-      <w:r>
-        <w:rPr>
-          <w:rFonts w:ascii="Times New Roman" w:hAnsi="Times New Roman" w:cs="Times New Roman"/>
-          <w:sz w:val="28"/>
-          <w:szCs w:val="28"/>
-        </w:rPr>
-        <w:t>S, t) — цена опциона при цене актива S в момент времени t</w:t>
-      </w:r>
-    </w:p>
-    <w:p>
-      <w:pPr>
-        <w:rPr>
-          <w:rFonts w:ascii="Times New Roman" w:hAnsi="Times New Roman" w:cs="Times New Roman"/>
-          <w:sz w:val="28"/>
-          <w:szCs w:val="28"/>
-        </w:rPr>
-      </w:pPr>
-      <w:r>
-        <w:rPr>
-          <w:rFonts w:ascii="Times New Roman" w:hAnsi="Times New Roman" w:cs="Times New Roman"/>
-          <w:sz w:val="28"/>
-          <w:szCs w:val="28"/>
-        </w:rPr>
-        <w:t xml:space="preserve">Δ (Delta) — производная цены опциона по цене базового актива, </w:t>
-      </w:r>
-      <w:proofErr w:type="spellStart"/>
-      <w:r>
-        <w:rPr>
-          <w:rFonts w:ascii="Times New Roman" w:hAnsi="Times New Roman" w:cs="Times New Roman"/>
-          <w:sz w:val="28"/>
-          <w:szCs w:val="28"/>
-        </w:rPr>
-        <w:t>dV</w:t>
-      </w:r>
-      <w:proofErr w:type="spellEnd"/>
-      <w:r>
-        <w:rPr>
-          <w:rFonts w:ascii="Times New Roman" w:hAnsi="Times New Roman" w:cs="Times New Roman"/>
-          <w:sz w:val="28"/>
-          <w:szCs w:val="28"/>
-        </w:rPr>
-        <w:t>/</w:t>
-      </w:r>
-      <w:proofErr w:type="spellStart"/>
-      <w:r>
-        <w:rPr>
-          <w:rFonts w:ascii="Times New Roman" w:hAnsi="Times New Roman" w:cs="Times New Roman"/>
-          <w:sz w:val="28"/>
-          <w:szCs w:val="28"/>
-        </w:rPr>
-        <w:t>dS</w:t>
-      </w:r>
-      <w:proofErr w:type="spellEnd"/>
-      <w:r>
-        <w:rPr>
-          <w:rFonts w:ascii="Times New Roman" w:hAnsi="Times New Roman" w:cs="Times New Roman"/>
-          <w:sz w:val="28"/>
-          <w:szCs w:val="28"/>
-        </w:rPr>
-        <w:t>₀</w:t>
-      </w:r>
-    </w:p>
-    <w:p>
-      <w:pPr>
-        <w:rPr>
-          <w:rFonts w:ascii="Times New Roman" w:hAnsi="Times New Roman" w:cs="Times New Roman"/>
-          <w:sz w:val="28"/>
-          <w:szCs w:val="28"/>
-        </w:rPr>
-      </w:pPr>
-      <w:r>
-        <w:rPr>
-          <w:rFonts w:ascii="Times New Roman" w:hAnsi="Times New Roman" w:cs="Times New Roman"/>
-          <w:sz w:val="28"/>
-          <w:szCs w:val="28"/>
-        </w:rPr>
-        <w:t>Γ (</w:t>
-      </w:r>
-      <w:proofErr w:type="spellStart"/>
-      <w:r>
-        <w:rPr>
-          <w:rFonts w:ascii="Times New Roman" w:hAnsi="Times New Roman" w:cs="Times New Roman"/>
-          <w:sz w:val="28"/>
-          <w:szCs w:val="28"/>
-        </w:rPr>
-        <w:t>Gamma</w:t>
-      </w:r>
-      <w:proofErr w:type="spellEnd"/>
-      <w:r>
-        <w:rPr>
-          <w:rFonts w:ascii="Times New Roman" w:hAnsi="Times New Roman" w:cs="Times New Roman"/>
-          <w:sz w:val="28"/>
-          <w:szCs w:val="28"/>
-        </w:rPr>
-        <w:t>) — вторая производная цены по S₀, d²V/dS₀²</w:t>
-      </w:r>
-    </w:p>
-    <w:p>
-      <w:pPr>
-        <w:rPr>
-          <w:rFonts w:ascii="Times New Roman" w:hAnsi="Times New Roman" w:cs="Times New Roman"/>
-          <w:sz w:val="28"/>
-          <w:szCs w:val="28"/>
-        </w:rPr>
-      </w:pPr>
-      <w:r>
-        <w:rPr>
-          <w:rFonts w:ascii="Times New Roman" w:hAnsi="Times New Roman" w:cs="Times New Roman"/>
-          <w:sz w:val="28"/>
-          <w:szCs w:val="28"/>
-        </w:rPr>
-        <w:t>ν (</w:t>
-      </w:r>
-      <w:proofErr w:type="spellStart"/>
-      <w:r>
-        <w:rPr>
-          <w:rFonts w:ascii="Times New Roman" w:hAnsi="Times New Roman" w:cs="Times New Roman"/>
-          <w:sz w:val="28"/>
-          <w:szCs w:val="28"/>
-        </w:rPr>
-        <w:t>Vega</w:t>
-      </w:r>
-      <w:proofErr w:type="spellEnd"/>
-      <w:r>
-        <w:rPr>
-          <w:rFonts w:ascii="Times New Roman" w:hAnsi="Times New Roman" w:cs="Times New Roman"/>
-          <w:sz w:val="28"/>
-          <w:szCs w:val="28"/>
-        </w:rPr>
-        <w:t xml:space="preserve">) — производная цены опциона по волатильности, </w:t>
-      </w:r>
-      <w:proofErr w:type="spellStart"/>
-      <w:r>
-        <w:rPr>
-          <w:rFonts w:ascii="Times New Roman" w:hAnsi="Times New Roman" w:cs="Times New Roman"/>
-          <w:sz w:val="28"/>
-          <w:szCs w:val="28"/>
-        </w:rPr>
-        <w:t>dV</w:t>
-      </w:r>
-      <w:proofErr w:type="spellEnd"/>
-      <w:r>
-        <w:rPr>
-          <w:rFonts w:ascii="Times New Roman" w:hAnsi="Times New Roman" w:cs="Times New Roman"/>
-          <w:sz w:val="28"/>
-          <w:szCs w:val="28"/>
-        </w:rPr>
-        <w:t>/</w:t>
-      </w:r>
-      <w:proofErr w:type="spellStart"/>
-      <w:r>
-        <w:rPr>
-          <w:rFonts w:ascii="Times New Roman" w:hAnsi="Times New Roman" w:cs="Times New Roman"/>
-          <w:sz w:val="28"/>
-          <w:szCs w:val="28"/>
-        </w:rPr>
-        <w:t>dσ</w:t>
-      </w:r>
-      <w:proofErr w:type="spellEnd"/>
-    </w:p>
-    <w:p>
-      <w:pPr>
-        <w:rPr>
-          <w:rFonts w:ascii="Times New Roman" w:hAnsi="Times New Roman" w:cs="Times New Roman"/>
-          <w:sz w:val="28"/>
-          <w:szCs w:val="28"/>
-        </w:rPr>
-      </w:pPr>
-      <w:r>
-        <w:rPr>
-          <w:rFonts w:ascii="Times New Roman" w:hAnsi="Times New Roman" w:cs="Times New Roman"/>
-          <w:sz w:val="28"/>
-          <w:szCs w:val="28"/>
-        </w:rPr>
-        <w:t>Θ (</w:t>
-      </w:r>
-      <w:proofErr w:type="spellStart"/>
-      <w:r>
-        <w:rPr>
-          <w:rFonts w:ascii="Times New Roman" w:hAnsi="Times New Roman" w:cs="Times New Roman"/>
-          <w:sz w:val="28"/>
-          <w:szCs w:val="28"/>
-        </w:rPr>
-        <w:t>Theta</w:t>
-      </w:r>
-      <w:proofErr w:type="spellEnd"/>
-      <w:r>
-        <w:rPr>
-          <w:rFonts w:ascii="Times New Roman" w:hAnsi="Times New Roman" w:cs="Times New Roman"/>
-          <w:sz w:val="28"/>
-          <w:szCs w:val="28"/>
-        </w:rPr>
-        <w:t>) — производная цены опциона по времени, –</w:t>
-      </w:r>
-      <w:proofErr w:type="spellStart"/>
-      <w:r>
-        <w:rPr>
-          <w:rFonts w:ascii="Times New Roman" w:hAnsi="Times New Roman" w:cs="Times New Roman"/>
-          <w:sz w:val="28"/>
-          <w:szCs w:val="28"/>
-        </w:rPr>
-        <w:t>dV</w:t>
-      </w:r>
-      <w:proofErr w:type="spellEnd"/>
-      <w:r>
-        <w:rPr>
-          <w:rFonts w:ascii="Times New Roman" w:hAnsi="Times New Roman" w:cs="Times New Roman"/>
-          <w:sz w:val="28"/>
-          <w:szCs w:val="28"/>
-        </w:rPr>
-        <w:t>/</w:t>
-      </w:r>
-      <w:proofErr w:type="spellStart"/>
-      <w:r>
-        <w:rPr>
-          <w:rFonts w:ascii="Times New Roman" w:hAnsi="Times New Roman" w:cs="Times New Roman"/>
-          <w:sz w:val="28"/>
-          <w:szCs w:val="28"/>
-        </w:rPr>
-        <w:t>dT</w:t>
-      </w:r>
-      <w:proofErr w:type="spellEnd"/>
-    </w:p>
-    <w:p>
-      <w:pPr>
-        <w:rPr>
-          <w:rFonts w:ascii="Times New Roman" w:hAnsi="Times New Roman" w:cs="Times New Roman"/>
-          <w:sz w:val="28"/>
-          <w:szCs w:val="28"/>
-        </w:rPr>
-      </w:pPr>
-      <w:r>
-        <w:rPr>
-          <w:rFonts w:ascii="Times New Roman" w:hAnsi="Times New Roman" w:cs="Times New Roman"/>
-          <w:sz w:val="28"/>
-          <w:szCs w:val="28"/>
-        </w:rPr>
-        <w:t>u, d — коэффициенты роста и убывания цены в биномиальной модели CRR</w:t>
-      </w:r>
-    </w:p>
-    <w:p>
-      <w:pPr>
-        <w:rPr>
-          <w:rFonts w:ascii="Times New Roman" w:hAnsi="Times New Roman" w:cs="Times New Roman"/>
-          <w:sz w:val="28"/>
-          <w:szCs w:val="28"/>
-        </w:rPr>
-      </w:pPr>
-      <w:r>
-        <w:rPr>
-          <w:rFonts w:ascii="Times New Roman" w:hAnsi="Times New Roman" w:cs="Times New Roman"/>
-          <w:sz w:val="28"/>
-          <w:szCs w:val="28"/>
-        </w:rPr>
-        <w:t>p — риск-нейтральная вероятность роста цены актива</w:t>
-      </w:r>
-    </w:p>
-    <w:p>
-      <w:pPr>
-        <w:rPr>
-          <w:rFonts w:ascii="Times New Roman" w:hAnsi="Times New Roman" w:cs="Times New Roman"/>
-          <w:sz w:val="28"/>
-          <w:szCs w:val="28"/>
-        </w:rPr>
-      </w:pPr>
-      <w:r>
-        <w:rPr>
-          <w:rFonts w:ascii="Times New Roman" w:hAnsi="Times New Roman" w:cs="Times New Roman"/>
-          <w:sz w:val="28"/>
-          <w:szCs w:val="28"/>
-        </w:rPr>
-        <w:t>n — число временных шагов биномиального дерева</w:t>
-      </w:r>
-    </w:p>
-    <w:p>
-      <w:pPr>
-        <w:rPr>
-          <w:rFonts w:ascii="Times New Roman" w:hAnsi="Times New Roman" w:cs="Times New Roman"/>
-          <w:sz w:val="28"/>
-          <w:szCs w:val="28"/>
-        </w:rPr>
-      </w:pPr>
-      <w:proofErr w:type="spellStart"/>
-      <w:r>
-        <w:rPr>
-          <w:rFonts w:ascii="Times New Roman" w:hAnsi="Times New Roman" w:cs="Times New Roman"/>
-          <w:sz w:val="28"/>
-          <w:szCs w:val="28"/>
-        </w:rPr>
-        <w:t>Δt</w:t>
-      </w:r>
-      <w:proofErr w:type="spellEnd"/>
-      <w:r>
-        <w:rPr>
-          <w:rFonts w:ascii="Times New Roman" w:hAnsi="Times New Roman" w:cs="Times New Roman"/>
-          <w:sz w:val="28"/>
-          <w:szCs w:val="28"/>
-        </w:rPr>
-        <w:t xml:space="preserve"> — длина одного временного шага, </w:t>
-      </w:r>
-      <w:proofErr w:type="spellStart"/>
-      <w:r>
-        <w:rPr>
-          <w:rFonts w:ascii="Times New Roman" w:hAnsi="Times New Roman" w:cs="Times New Roman"/>
-          <w:sz w:val="28"/>
-          <w:szCs w:val="28"/>
-        </w:rPr>
-        <w:t>Δt</w:t>
-      </w:r>
-      <w:proofErr w:type="spellEnd"/>
-      <w:r>
-        <w:rPr>
-          <w:rFonts w:ascii="Times New Roman" w:hAnsi="Times New Roman" w:cs="Times New Roman"/>
-          <w:sz w:val="28"/>
-          <w:szCs w:val="28"/>
-        </w:rPr>
-        <w:t xml:space="preserve"> = T/n</w:t>
-      </w:r>
-    </w:p>
-    <w:p>
-      <w:pPr>
-        <w:rPr>
-          <w:rFonts w:ascii="Times New Roman" w:hAnsi="Times New Roman" w:cs="Times New Roman"/>
-          <w:sz w:val="28"/>
-          <w:szCs w:val="28"/>
-        </w:rPr>
-      </w:pPr>
-      <w:r>
-        <w:rPr>
-          <w:rFonts w:ascii="Times New Roman" w:hAnsi="Times New Roman" w:cs="Times New Roman"/>
-          <w:sz w:val="28"/>
-          <w:szCs w:val="28"/>
-        </w:rPr>
-        <w:t xml:space="preserve">W — весовой фильтр нейросетевой архитектуры </w:t>
-      </w:r>
-      <w:proofErr w:type="spellStart"/>
-      <w:r>
-        <w:rPr>
-          <w:rFonts w:ascii="Times New Roman" w:hAnsi="Times New Roman" w:cs="Times New Roman"/>
-          <w:sz w:val="28"/>
-          <w:szCs w:val="28"/>
-        </w:rPr>
-        <w:t>BTNet</w:t>
-      </w:r>
-      <w:proofErr w:type="spellEnd"/>
-    </w:p>
-    <w:p>
-      <w:pPr>
-        <w:rPr>
-          <w:rFonts w:ascii="Times New Roman" w:hAnsi="Times New Roman" w:cs="Times New Roman"/>
-          <w:sz w:val="28"/>
-          <w:szCs w:val="28"/>
-        </w:rPr>
-      </w:pPr>
-    </w:p>
-    <w:p>
-      <w:pPr>
-        <w:jc w:val="both"/>
-        <w:rPr>
-          <w:rFonts w:ascii="Times New Roman" w:hAnsi="Times New Roman" w:cs="Times New Roman"/>
-          <w:sz w:val="28"/>
-          <w:szCs w:val="28"/>
-        </w:rPr>
-      </w:pPr>
-    </w:p>
-    <w:p>
-      <w:pPr>
-        <w:rPr>
-          <w:rFonts w:ascii="Times New Roman" w:hAnsi="Times New Roman" w:cs="Times New Roman"/>
-          <w:color w:val="000000"/>
-          <w:sz w:val="28"/>
-          <w:szCs w:val="28"/>
-          <w:shd w:val="clear" w:color="auto" w:fill="FFFFFF"/>
-        </w:rPr>
-      </w:pPr>
-      <w:r>
-        <w:br w:type="page" w:clear="all"/>
-      </w:r>
-    </w:p>
-    <w:p>
-      <w:pPr>
-        <w:pStyle w:val="Heading1"/>
-        <w:spacing w:after="280"/>
-        <w:rPr>
-          <w:sz w:val="32"/>
-          <w:szCs w:val="32"/>
-        </w:rPr>
-      </w:pPr>
-      <w:bookmarkStart w:id="13" w:name="_Toc471580119"/>
-      <w:bookmarkStart w:id="14" w:name="_Toc158643491"/>
-      <w:r>
-        <w:rPr>
-          <w:sz w:val="32"/>
-          <w:szCs w:val="32"/>
-        </w:rPr>
-        <w:lastRenderedPageBreak/>
-        <w:t>Введение</w:t>
-      </w:r>
       <w:bookmarkEnd w:id="13"/>
       <w:bookmarkEnd w:id="14"/>
     </w:p>
     <w:p>
       <w:pPr>
-        <w:spacing w:after="0" w:line="360" w:lineRule="auto"/>
+        <w:rPr>
+          <w:rFonts w:ascii="Times New Roman" w:hAnsi="Times New Roman" w:cs="Times New Roman"/>
+          <w:sz w:val="28"/>
+          <w:szCs w:val="28"/>
+        </w:rPr>
+      </w:pPr>
+      <w:r>
+        <w:rPr>
+          <w:rFonts w:ascii="Times New Roman" w:hAnsi="Times New Roman" w:cs="Times New Roman"/>
+          <w:sz w:val="28"/>
+          <w:szCs w:val="28"/>
+        </w:rPr>
+        <w:t>S₀ — текущая цена базового актива</w:t>
+      </w:r>
+    </w:p>
+    <w:p>
+      <w:pPr>
+        <w:rPr>
+          <w:rFonts w:ascii="Times New Roman" w:hAnsi="Times New Roman" w:cs="Times New Roman"/>
+          <w:sz w:val="28"/>
+          <w:szCs w:val="28"/>
+        </w:rPr>
+      </w:pPr>
+      <w:r>
+        <w:rPr>
+          <w:rFonts w:ascii="Times New Roman" w:hAnsi="Times New Roman" w:cs="Times New Roman"/>
+          <w:sz w:val="28"/>
+          <w:szCs w:val="28"/>
+        </w:rPr>
+        <w:t>K — цена исполнения опциона (страйк)</w:t>
+      </w:r>
+    </w:p>
+    <w:p>
+      <w:pPr>
+        <w:rPr>
+          <w:rFonts w:ascii="Times New Roman" w:hAnsi="Times New Roman" w:cs="Times New Roman"/>
+          <w:sz w:val="28"/>
+          <w:szCs w:val="28"/>
+        </w:rPr>
+      </w:pPr>
+      <w:r>
+        <w:rPr>
+          <w:rFonts w:ascii="Times New Roman" w:hAnsi="Times New Roman" w:cs="Times New Roman"/>
+          <w:sz w:val="28"/>
+          <w:szCs w:val="28"/>
+        </w:rPr>
+        <w:t>T — время до экспирации, лет</w:t>
+      </w:r>
+    </w:p>
+    <w:p>
+      <w:pPr>
+        <w:rPr>
+          <w:rFonts w:ascii="Times New Roman" w:hAnsi="Times New Roman" w:cs="Times New Roman"/>
+          <w:sz w:val="28"/>
+          <w:szCs w:val="28"/>
+        </w:rPr>
+      </w:pPr>
+      <w:r>
+        <w:rPr>
+          <w:rFonts w:ascii="Times New Roman" w:hAnsi="Times New Roman" w:cs="Times New Roman"/>
+          <w:sz w:val="28"/>
+          <w:szCs w:val="28"/>
+        </w:rPr>
+        <w:t>r — безрисковая процентная ставка</w:t>
+      </w:r>
+    </w:p>
+    <w:p>
+      <w:pPr>
+        <w:rPr>
+          <w:rFonts w:ascii="Times New Roman" w:hAnsi="Times New Roman" w:cs="Times New Roman"/>
+          <w:sz w:val="28"/>
+          <w:szCs w:val="28"/>
+        </w:rPr>
+      </w:pPr>
+      <w:r>
+        <w:rPr>
+          <w:rFonts w:ascii="Times New Roman" w:hAnsi="Times New Roman" w:cs="Times New Roman"/>
+          <w:sz w:val="28"/>
+          <w:szCs w:val="28"/>
+        </w:rPr>
+        <w:t>σ — волатильность доходности базового актива</w:t>
+      </w:r>
+    </w:p>
+    <w:p>
+      <w:pPr>
+        <w:rPr>
+          <w:rFonts w:ascii="Times New Roman" w:hAnsi="Times New Roman" w:cs="Times New Roman"/>
+          <w:sz w:val="28"/>
+          <w:szCs w:val="28"/>
+        </w:rPr>
+      </w:pPr>
+      <w:proofErr w:type="gramStart"/>
+      <w:r>
+        <w:rPr>
+          <w:rFonts w:ascii="Times New Roman" w:hAnsi="Times New Roman" w:cs="Times New Roman"/>
+          <w:sz w:val="28"/>
+          <w:szCs w:val="28"/>
+        </w:rPr>
+        <w:t>V(</w:t>
+      </w:r>
+      <w:proofErr w:type="gramEnd"/>
+      <w:r>
+        <w:rPr>
+          <w:rFonts w:ascii="Times New Roman" w:hAnsi="Times New Roman" w:cs="Times New Roman"/>
+          <w:sz w:val="28"/>
+          <w:szCs w:val="28"/>
+        </w:rPr>
+        <w:t>S, t) — цена опциона при цене актива S в момент времени t</w:t>
+      </w:r>
+    </w:p>
+    <w:p>
+      <w:pPr>
+        <w:rPr>
+          <w:rFonts w:ascii="Times New Roman" w:hAnsi="Times New Roman" w:cs="Times New Roman"/>
+          <w:sz w:val="28"/>
+          <w:szCs w:val="28"/>
+        </w:rPr>
+      </w:pPr>
+      <w:r>
+        <w:rPr>
+          <w:rFonts w:ascii="Times New Roman" w:hAnsi="Times New Roman" w:cs="Times New Roman"/>
+          <w:sz w:val="28"/>
+          <w:szCs w:val="28"/>
+        </w:rPr>
+        <w:t xml:space="preserve">Δ (Delta) — производная цены опциона по цене базового актива, </w:t>
+      </w:r>
+      <w:proofErr w:type="spellStart"/>
+      <w:r>
+        <w:rPr>
+          <w:rFonts w:ascii="Times New Roman" w:hAnsi="Times New Roman" w:cs="Times New Roman"/>
+          <w:sz w:val="28"/>
+          <w:szCs w:val="28"/>
+        </w:rPr>
+        <w:t>dV</w:t>
+      </w:r>
+      <w:proofErr w:type="spellEnd"/>
+      <w:r>
+        <w:rPr>
+          <w:rFonts w:ascii="Times New Roman" w:hAnsi="Times New Roman" w:cs="Times New Roman"/>
+          <w:sz w:val="28"/>
+          <w:szCs w:val="28"/>
+        </w:rPr>
+        <w:t>/</w:t>
+      </w:r>
+      <w:proofErr w:type="spellStart"/>
+      <w:r>
+        <w:rPr>
+          <w:rFonts w:ascii="Times New Roman" w:hAnsi="Times New Roman" w:cs="Times New Roman"/>
+          <w:sz w:val="28"/>
+          <w:szCs w:val="28"/>
+        </w:rPr>
+        <w:t>dS</w:t>
+      </w:r>
+      <w:proofErr w:type="spellEnd"/>
+      <w:r>
+        <w:rPr>
+          <w:rFonts w:ascii="Times New Roman" w:hAnsi="Times New Roman" w:cs="Times New Roman"/>
+          <w:sz w:val="28"/>
+          <w:szCs w:val="28"/>
+        </w:rPr>
+        <w:t>₀</w:t>
+      </w:r>
+    </w:p>
+    <w:p>
+      <w:pPr>
+        <w:rPr>
+          <w:rFonts w:ascii="Times New Roman" w:hAnsi="Times New Roman" w:cs="Times New Roman"/>
+          <w:sz w:val="28"/>
+          <w:szCs w:val="28"/>
+        </w:rPr>
+      </w:pPr>
+      <w:r>
+        <w:rPr>
+          <w:rFonts w:ascii="Times New Roman" w:hAnsi="Times New Roman" w:cs="Times New Roman"/>
+          <w:sz w:val="28"/>
+          <w:szCs w:val="28"/>
+        </w:rPr>
+        <w:t>Γ (</w:t>
+      </w:r>
+      <w:proofErr w:type="spellStart"/>
+      <w:r>
+        <w:rPr>
+          <w:rFonts w:ascii="Times New Roman" w:hAnsi="Times New Roman" w:cs="Times New Roman"/>
+          <w:sz w:val="28"/>
+          <w:szCs w:val="28"/>
+        </w:rPr>
+        <w:t>Gamma</w:t>
+      </w:r>
+      <w:proofErr w:type="spellEnd"/>
+      <w:r>
+        <w:rPr>
+          <w:rFonts w:ascii="Times New Roman" w:hAnsi="Times New Roman" w:cs="Times New Roman"/>
+          <w:sz w:val="28"/>
+          <w:szCs w:val="28"/>
+        </w:rPr>
+        <w:t>) — вторая производная цены по S₀, d²V/dS₀²</w:t>
+      </w:r>
+    </w:p>
+    <w:p>
+      <w:pPr>
+        <w:rPr>
+          <w:rFonts w:ascii="Times New Roman" w:hAnsi="Times New Roman" w:cs="Times New Roman"/>
+          <w:sz w:val="28"/>
+          <w:szCs w:val="28"/>
+        </w:rPr>
+      </w:pPr>
+      <w:r>
+        <w:rPr>
+          <w:rFonts w:ascii="Times New Roman" w:hAnsi="Times New Roman" w:cs="Times New Roman"/>
+          <w:sz w:val="28"/>
+          <w:szCs w:val="28"/>
+        </w:rPr>
+        <w:t>ν (</w:t>
+      </w:r>
+      <w:proofErr w:type="spellStart"/>
+      <w:r>
+        <w:rPr>
+          <w:rFonts w:ascii="Times New Roman" w:hAnsi="Times New Roman" w:cs="Times New Roman"/>
+          <w:sz w:val="28"/>
+          <w:szCs w:val="28"/>
+        </w:rPr>
+        <w:t>Vega</w:t>
+      </w:r>
+      <w:proofErr w:type="spellEnd"/>
+      <w:r>
+        <w:rPr>
+          <w:rFonts w:ascii="Times New Roman" w:hAnsi="Times New Roman" w:cs="Times New Roman"/>
+          <w:sz w:val="28"/>
+          <w:szCs w:val="28"/>
+        </w:rPr>
+        <w:t xml:space="preserve">) — производная цены опциона по волатильности, </w:t>
+      </w:r>
+      <w:proofErr w:type="spellStart"/>
+      <w:r>
+        <w:rPr>
+          <w:rFonts w:ascii="Times New Roman" w:hAnsi="Times New Roman" w:cs="Times New Roman"/>
+          <w:sz w:val="28"/>
+          <w:szCs w:val="28"/>
+        </w:rPr>
+        <w:t>dV</w:t>
+      </w:r>
+      <w:proofErr w:type="spellEnd"/>
+      <w:r>
+        <w:rPr>
+          <w:rFonts w:ascii="Times New Roman" w:hAnsi="Times New Roman" w:cs="Times New Roman"/>
+          <w:sz w:val="28"/>
+          <w:szCs w:val="28"/>
+        </w:rPr>
+        <w:t>/</w:t>
+      </w:r>
+      <w:proofErr w:type="spellStart"/>
+      <w:r>
+        <w:rPr>
+          <w:rFonts w:ascii="Times New Roman" w:hAnsi="Times New Roman" w:cs="Times New Roman"/>
+          <w:sz w:val="28"/>
+          <w:szCs w:val="28"/>
+        </w:rPr>
+        <w:t>dσ</w:t>
+      </w:r>
+      <w:proofErr w:type="spellEnd"/>
+    </w:p>
+    <w:p>
+      <w:pPr>
+        <w:rPr>
+          <w:rFonts w:ascii="Times New Roman" w:hAnsi="Times New Roman" w:cs="Times New Roman"/>
+          <w:sz w:val="28"/>
+          <w:szCs w:val="28"/>
+        </w:rPr>
+      </w:pPr>
+      <w:r>
+        <w:rPr>
+          <w:rFonts w:ascii="Times New Roman" w:hAnsi="Times New Roman" w:cs="Times New Roman"/>
+          <w:sz w:val="28"/>
+          <w:szCs w:val="28"/>
+        </w:rPr>
+        <w:t>Θ (</w:t>
+      </w:r>
+      <w:proofErr w:type="spellStart"/>
+      <w:r>
+        <w:rPr>
+          <w:rFonts w:ascii="Times New Roman" w:hAnsi="Times New Roman" w:cs="Times New Roman"/>
+          <w:sz w:val="28"/>
+          <w:szCs w:val="28"/>
+        </w:rPr>
+        <w:t>Theta</w:t>
+      </w:r>
+      <w:proofErr w:type="spellEnd"/>
+      <w:r>
+        <w:rPr>
+          <w:rFonts w:ascii="Times New Roman" w:hAnsi="Times New Roman" w:cs="Times New Roman"/>
+          <w:sz w:val="28"/>
+          <w:szCs w:val="28"/>
+        </w:rPr>
+        <w:t>) — производная цены опциона по времени, –</w:t>
+      </w:r>
+      <w:proofErr w:type="spellStart"/>
+      <w:r>
+        <w:rPr>
+          <w:rFonts w:ascii="Times New Roman" w:hAnsi="Times New Roman" w:cs="Times New Roman"/>
+          <w:sz w:val="28"/>
+          <w:szCs w:val="28"/>
+        </w:rPr>
+        <w:t>dV</w:t>
+      </w:r>
+      <w:proofErr w:type="spellEnd"/>
+      <w:r>
+        <w:rPr>
+          <w:rFonts w:ascii="Times New Roman" w:hAnsi="Times New Roman" w:cs="Times New Roman"/>
+          <w:sz w:val="28"/>
+          <w:szCs w:val="28"/>
+        </w:rPr>
+        <w:t>/</w:t>
+      </w:r>
+      <w:proofErr w:type="spellStart"/>
+      <w:r>
+        <w:rPr>
+          <w:rFonts w:ascii="Times New Roman" w:hAnsi="Times New Roman" w:cs="Times New Roman"/>
+          <w:sz w:val="28"/>
+          <w:szCs w:val="28"/>
+        </w:rPr>
+        <w:t>dT</w:t>
+      </w:r>
+      <w:proofErr w:type="spellEnd"/>
+    </w:p>
+    <w:p>
+      <w:pPr>
+        <w:rPr>
+          <w:rFonts w:ascii="Times New Roman" w:hAnsi="Times New Roman" w:cs="Times New Roman"/>
+          <w:sz w:val="28"/>
+          <w:szCs w:val="28"/>
+        </w:rPr>
+      </w:pPr>
+      <w:r>
+        <w:rPr>
+          <w:rFonts w:ascii="Times New Roman" w:hAnsi="Times New Roman" w:cs="Times New Roman"/>
+          <w:sz w:val="28"/>
+          <w:szCs w:val="28"/>
+        </w:rPr>
+        <w:t>u, d — коэффициенты роста и убывания цены в биномиальной модели CRR</w:t>
+      </w:r>
+    </w:p>
+    <w:p>
+      <w:pPr>
+        <w:rPr>
+          <w:rFonts w:ascii="Times New Roman" w:hAnsi="Times New Roman" w:cs="Times New Roman"/>
+          <w:sz w:val="28"/>
+          <w:szCs w:val="28"/>
+        </w:rPr>
+      </w:pPr>
+      <w:r>
+        <w:rPr>
+          <w:rFonts w:ascii="Times New Roman" w:hAnsi="Times New Roman" w:cs="Times New Roman"/>
+          <w:sz w:val="28"/>
+          <w:szCs w:val="28"/>
+        </w:rPr>
+        <w:t>p — риск-нейтральная вероятность роста цены актива</w:t>
+      </w:r>
+    </w:p>
+    <w:p>
+      <w:pPr>
+        <w:rPr>
+          <w:rFonts w:ascii="Times New Roman" w:hAnsi="Times New Roman" w:cs="Times New Roman"/>
+          <w:sz w:val="28"/>
+          <w:szCs w:val="28"/>
+        </w:rPr>
+      </w:pPr>
+      <w:r>
+        <w:rPr>
+          <w:rFonts w:ascii="Times New Roman" w:hAnsi="Times New Roman" w:cs="Times New Roman"/>
+          <w:sz w:val="28"/>
+          <w:szCs w:val="28"/>
+        </w:rPr>
+        <w:t>n — число временных шагов биномиального дерева</w:t>
+      </w:r>
+    </w:p>
+    <w:p>
+      <w:pPr>
+        <w:rPr>
+          <w:rFonts w:ascii="Times New Roman" w:hAnsi="Times New Roman" w:cs="Times New Roman"/>
+          <w:sz w:val="28"/>
+          <w:szCs w:val="28"/>
+        </w:rPr>
+      </w:pPr>
+      <w:proofErr w:type="spellStart"/>
+      <w:r>
+        <w:rPr>
+          <w:rFonts w:ascii="Times New Roman" w:hAnsi="Times New Roman" w:cs="Times New Roman"/>
+          <w:sz w:val="28"/>
+          <w:szCs w:val="28"/>
+        </w:rPr>
+        <w:t>Δt</w:t>
+      </w:r>
+      <w:proofErr w:type="spellEnd"/>
+      <w:r>
+        <w:rPr>
+          <w:rFonts w:ascii="Times New Roman" w:hAnsi="Times New Roman" w:cs="Times New Roman"/>
+          <w:sz w:val="28"/>
+          <w:szCs w:val="28"/>
+        </w:rPr>
+        <w:t xml:space="preserve"> — длина одного временного шага, </w:t>
+      </w:r>
+      <w:proofErr w:type="spellStart"/>
+      <w:r>
+        <w:rPr>
+          <w:rFonts w:ascii="Times New Roman" w:hAnsi="Times New Roman" w:cs="Times New Roman"/>
+          <w:sz w:val="28"/>
+          <w:szCs w:val="28"/>
+        </w:rPr>
+        <w:t>Δt</w:t>
+      </w:r>
+      <w:proofErr w:type="spellEnd"/>
+      <w:r>
+        <w:rPr>
+          <w:rFonts w:ascii="Times New Roman" w:hAnsi="Times New Roman" w:cs="Times New Roman"/>
+          <w:sz w:val="28"/>
+          <w:szCs w:val="28"/>
+        </w:rPr>
+        <w:t xml:space="preserve"> = T/n</w:t>
+      </w:r>
+    </w:p>
+    <w:p>
+      <w:pPr>
+        <w:rPr>
+          <w:rFonts w:ascii="Times New Roman" w:hAnsi="Times New Roman" w:cs="Times New Roman"/>
+          <w:sz w:val="28"/>
+          <w:szCs w:val="28"/>
+        </w:rPr>
+      </w:pPr>
+      <w:r>
+        <w:rPr>
+          <w:rFonts w:ascii="Times New Roman" w:hAnsi="Times New Roman" w:cs="Times New Roman"/>
+          <w:sz w:val="28"/>
+          <w:szCs w:val="28"/>
+        </w:rPr>
+        <w:t xml:space="preserve">W — весовой фильтр нейросетевой архитектуры </w:t>
+      </w:r>
+      <w:proofErr w:type="spellStart"/>
+      <w:r>
+        <w:rPr>
+          <w:rFonts w:ascii="Times New Roman" w:hAnsi="Times New Roman" w:cs="Times New Roman"/>
+          <w:sz w:val="28"/>
+          <w:szCs w:val="28"/>
+        </w:rPr>
+        <w:t>BTNet</w:t>
+      </w:r>
+      <w:proofErr w:type="spellEnd"/>
+    </w:p>
+    <w:p>
+      <w:pPr>
+        <w:rPr>
+          <w:rFonts w:ascii="Times New Roman" w:hAnsi="Times New Roman" w:cs="Times New Roman"/>
+          <w:sz w:val="28"/>
+          <w:szCs w:val="28"/>
+        </w:rPr>
+      </w:pPr>
+    </w:p>
+    <w:p>
+      <w:pPr>
+        <w:jc w:val="both"/>
+        <w:rPr>
+          <w:rFonts w:ascii="Times New Roman" w:hAnsi="Times New Roman" w:cs="Times New Roman"/>
+          <w:sz w:val="28"/>
+          <w:szCs w:val="28"/>
+        </w:rPr>
+      </w:pPr>
+    </w:p>
+    <w:p>
+      <w:pPr>
+        <w:rPr>
+          <w:rFonts w:ascii="Times New Roman" w:hAnsi="Times New Roman" w:cs="Times New Roman"/>
+          <w:color w:val="000000"/>
+          <w:sz w:val="28"/>
+          <w:szCs w:val="28"/>
+          <w:shd w:val="clear" w:color="auto" w:fill="FFFFFF"/>
+        </w:rPr>
+      </w:pPr>
+      <w:r>
+        <w:br w:type="page" w:clear="all"/>
+      </w:r>
+    </w:p>
+    <w:p>
+      <w:pPr>
+        <w:pStyle w:val="Heading1"/>
+        <w:spacing w:after="280"/>
+        <w:rPr>
+          <w:sz w:val="32"/>
+          <w:szCs w:val="32"/>
+        </w:rPr>
+      </w:pPr>
+      <w:bookmarkStart w:id="15" w:name="_Toc471580119"/>
+      <w:bookmarkStart w:id="16" w:name="_Toc227802632"/>
+      <w:bookmarkStart w:id="17" w:name="_Toc227802651"/>
+      <w:r>
+        <w:rPr>
+          <w:sz w:val="32"/>
+          <w:szCs w:val="32"/>
+        </w:rPr>
+        <w:lastRenderedPageBreak/>
+        <w:t>Введение</w:t>
+      </w:r>
+      <w:bookmarkEnd w:id="15"/>
+      <w:bookmarkEnd w:id="16"/>
+      <w:bookmarkEnd w:id="17"/>
+    </w:p>
+    <w:p>
+      <w:pPr>
+        <w:spacing w:after="0" w:line="240" w:lineRule="auto"/>
         <w:ind w:firstLine="567"/>
         <w:jc w:val="both"/>
         <w:rPr>
@@ -3244,21 +3673,19 @@
           <w:ilvl w:val="0"/>
           <w:numId w:val="5"/>
         </w:numPr>
-        <w:spacing w:after="0" w:line="360" w:lineRule="auto"/>
+        <w:spacing w:after="0" w:line="240" w:lineRule="auto"/>
         <w:jc w:val="both"/>
         <w:rPr>
           <w:rFonts w:ascii="Times New Roman" w:hAnsi="Times New Roman" w:cs="Times New Roman"/>
           <w:sz w:val="28"/>
           <w:szCs w:val="28"/>
-          <w:highlight w:val="yellow"/>
-        </w:rPr>
-      </w:pPr>
-      <w:r>
-        <w:rPr>
-          <w:rFonts w:ascii="Times New Roman" w:hAnsi="Times New Roman" w:cs="Times New Roman"/>
-          <w:sz w:val="28"/>
-          <w:szCs w:val="28"/>
-          <w:highlight w:val="yellow"/>
+        </w:rPr>
+      </w:pPr>
+      <w:r>
+        <w:rPr>
+          <w:rFonts w:ascii="Times New Roman" w:hAnsi="Times New Roman" w:cs="Times New Roman"/>
+          <w:sz w:val="28"/>
+          <w:szCs w:val="28"/>
         </w:rPr>
         <w:t>формирование профессиональных навыков в проведении научных исследований;</w:t>
       </w:r>
@@ -3269,21 +3696,19 @@
           <w:ilvl w:val="0"/>
           <w:numId w:val="5"/>
         </w:numPr>
-        <w:spacing w:after="0" w:line="360" w:lineRule="auto"/>
+        <w:spacing w:after="0" w:line="240" w:lineRule="auto"/>
         <w:jc w:val="both"/>
         <w:rPr>
           <w:rFonts w:ascii="Times New Roman" w:hAnsi="Times New Roman" w:cs="Times New Roman"/>
           <w:sz w:val="28"/>
           <w:szCs w:val="28"/>
-          <w:highlight w:val="yellow"/>
-        </w:rPr>
-      </w:pPr>
-      <w:r>
-        <w:rPr>
-          <w:rFonts w:ascii="Times New Roman" w:hAnsi="Times New Roman" w:cs="Times New Roman"/>
-          <w:sz w:val="28"/>
-          <w:szCs w:val="28"/>
-          <w:highlight w:val="yellow"/>
+        </w:rPr>
+      </w:pPr>
+      <w:r>
+        <w:rPr>
+          <w:rFonts w:ascii="Times New Roman" w:hAnsi="Times New Roman" w:cs="Times New Roman"/>
+          <w:sz w:val="28"/>
+          <w:szCs w:val="28"/>
         </w:rPr>
         <w:t>формирование навыков использования современных научных методов для решения научных и практических задач;</w:t>
       </w:r>
@@ -3294,21 +3719,19 @@
           <w:ilvl w:val="0"/>
           <w:numId w:val="5"/>
         </w:numPr>
-        <w:spacing w:after="0" w:line="360" w:lineRule="auto"/>
+        <w:spacing w:after="0" w:line="240" w:lineRule="auto"/>
         <w:jc w:val="both"/>
         <w:rPr>
           <w:rFonts w:ascii="Times New Roman" w:hAnsi="Times New Roman" w:cs="Times New Roman"/>
           <w:sz w:val="28"/>
           <w:szCs w:val="28"/>
-          <w:highlight w:val="yellow"/>
-        </w:rPr>
-      </w:pPr>
-      <w:r>
-        <w:rPr>
-          <w:rFonts w:ascii="Times New Roman" w:hAnsi="Times New Roman" w:cs="Times New Roman"/>
-          <w:sz w:val="28"/>
-          <w:szCs w:val="28"/>
-          <w:highlight w:val="yellow"/>
+        </w:rPr>
+      </w:pPr>
+      <w:r>
+        <w:rPr>
+          <w:rFonts w:ascii="Times New Roman" w:hAnsi="Times New Roman" w:cs="Times New Roman"/>
+          <w:sz w:val="28"/>
+          <w:szCs w:val="28"/>
         </w:rPr>
         <w:t>формирование практических навыков написания вспомогательных программных комплексов для проведения вычислительных экспериментов;</w:t>
       </w:r>
@@ -3319,21 +3742,19 @@
           <w:ilvl w:val="0"/>
           <w:numId w:val="5"/>
         </w:numPr>
-        <w:spacing w:after="0" w:line="360" w:lineRule="auto"/>
+        <w:spacing w:after="0" w:line="240" w:lineRule="auto"/>
         <w:jc w:val="both"/>
         <w:rPr>
           <w:rFonts w:ascii="Times New Roman" w:hAnsi="Times New Roman" w:cs="Times New Roman"/>
           <w:sz w:val="28"/>
           <w:szCs w:val="28"/>
-          <w:highlight w:val="yellow"/>
-        </w:rPr>
-      </w:pPr>
-      <w:r>
-        <w:rPr>
-          <w:rFonts w:ascii="Times New Roman" w:hAnsi="Times New Roman" w:cs="Times New Roman"/>
-          <w:sz w:val="28"/>
-          <w:szCs w:val="28"/>
-          <w:highlight w:val="yellow"/>
+        </w:rPr>
+      </w:pPr>
+      <w:r>
+        <w:rPr>
+          <w:rFonts w:ascii="Times New Roman" w:hAnsi="Times New Roman" w:cs="Times New Roman"/>
+          <w:sz w:val="28"/>
+          <w:szCs w:val="28"/>
         </w:rPr>
         <w:t>формирование общекультурных, общепрофессиональный и профессиональных компетенций в соответствии с ОС ВО РУДН;</w:t>
       </w:r>
@@ -3344,21 +3765,19 @@
           <w:ilvl w:val="0"/>
           <w:numId w:val="5"/>
         </w:numPr>
-        <w:spacing w:after="0" w:line="360" w:lineRule="auto"/>
+        <w:spacing w:after="0" w:line="240" w:lineRule="auto"/>
         <w:jc w:val="both"/>
         <w:rPr>
           <w:rFonts w:ascii="Times New Roman" w:hAnsi="Times New Roman" w:cs="Times New Roman"/>
           <w:sz w:val="28"/>
           <w:szCs w:val="28"/>
-          <w:highlight w:val="yellow"/>
-        </w:rPr>
-      </w:pPr>
-      <w:r>
-        <w:rPr>
-          <w:rFonts w:ascii="Times New Roman" w:hAnsi="Times New Roman" w:cs="Times New Roman"/>
-          <w:sz w:val="28"/>
-          <w:szCs w:val="28"/>
-          <w:highlight w:val="yellow"/>
+        </w:rPr>
+      </w:pPr>
+      <w:r>
+        <w:rPr>
+          <w:rFonts w:ascii="Times New Roman" w:hAnsi="Times New Roman" w:cs="Times New Roman"/>
+          <w:sz w:val="28"/>
+          <w:szCs w:val="28"/>
         </w:rPr>
         <w:t>формирование навыков оформления и представления результатов научного исследования;</w:t>
       </w:r>
@@ -3369,28 +3788,41 @@
           <w:ilvl w:val="0"/>
           <w:numId w:val="5"/>
         </w:numPr>
-        <w:spacing w:after="0" w:line="360" w:lineRule="auto"/>
+        <w:spacing w:after="0" w:line="240" w:lineRule="auto"/>
         <w:jc w:val="both"/>
         <w:rPr>
           <w:rFonts w:ascii="Times New Roman" w:hAnsi="Times New Roman" w:cs="Times New Roman"/>
           <w:sz w:val="28"/>
           <w:szCs w:val="28"/>
-          <w:highlight w:val="yellow"/>
-        </w:rPr>
-      </w:pPr>
-      <w:r>
-        <w:rPr>
-          <w:rFonts w:ascii="Times New Roman" w:hAnsi="Times New Roman" w:cs="Times New Roman"/>
-          <w:sz w:val="28"/>
-          <w:szCs w:val="28"/>
-          <w:highlight w:val="yellow"/>
+        </w:rPr>
+      </w:pPr>
+      <w:r>
+        <w:rPr>
+          <w:rFonts w:ascii="Times New Roman" w:hAnsi="Times New Roman" w:cs="Times New Roman"/>
+          <w:sz w:val="28"/>
+          <w:szCs w:val="28"/>
         </w:rPr>
         <w:t>формирование навыков работы с источниками данных.</w:t>
       </w:r>
     </w:p>
     <w:p>
       <w:pPr>
-        <w:spacing w:after="0" w:line="360" w:lineRule="auto"/>
+        <w:pStyle w:val="NormalWeb"/>
+        <w:rPr>
+          <w:lang w:val="en-RU" w:eastAsia="zh-CN"/>
+        </w:rPr>
+      </w:pPr>
+      <w:r>
+        <w:rPr>
+          <w:sz w:val="28"/>
+          <w:szCs w:val="28"/>
+        </w:rPr>
+        <w:t>Для достижения целей в рамках производственной практики был выполнен обзор публикаций российских и международных научных изданий по теме выпускной квалификационной работы (ВКР) бакалавра, которая определена как «Оценка американских опционов нейронной сети на основе биномиального дерева» [1], [7].</w:t>
+      </w:r>
+    </w:p>
+    <w:p>
+      <w:pPr>
+        <w:spacing w:after="0" w:line="240" w:lineRule="auto"/>
         <w:ind w:firstLine="567"/>
         <w:jc w:val="both"/>
         <w:rPr>
@@ -3405,129 +3837,76 @@
           <w:sz w:val="28"/>
           <w:szCs w:val="28"/>
         </w:rPr>
-        <w:t xml:space="preserve">Для достижения целей в рамках производственной практики был выполнен обзор публикаций российских и международных научных изданий по теме выпускной квалификационной работы (ВКР) </w:t>
-      </w:r>
-      <w:r>
-        <w:rPr>
-          <w:rFonts w:ascii="Times New Roman" w:hAnsi="Times New Roman" w:cs="Times New Roman"/>
-          <w:sz w:val="28"/>
-          <w:szCs w:val="28"/>
-        </w:rPr>
-        <w:t>бакалавра</w:t>
-      </w:r>
-      <w:r>
-        <w:rPr>
-          <w:rFonts w:ascii="Times New Roman" w:hAnsi="Times New Roman" w:cs="Times New Roman"/>
-          <w:sz w:val="28"/>
-          <w:szCs w:val="28"/>
-        </w:rPr>
-        <w:t>, которая определена как «</w:t>
-      </w:r>
-      <w:r>
-        <w:rPr>
-          <w:rFonts w:ascii="Times New Roman" w:hAnsi="Times New Roman" w:cs="Times New Roman"/>
-          <w:sz w:val="28"/>
-          <w:szCs w:val="28"/>
-          <w:highlight w:val="yellow"/>
-        </w:rPr>
-        <w:t>НАЗВАНИЕ ВЫПУСКНОЙ РАБОТЫ</w:t>
-      </w:r>
-      <w:r>
-        <w:rPr>
-          <w:rFonts w:ascii="Times New Roman" w:hAnsi="Times New Roman" w:cs="Times New Roman"/>
-          <w:sz w:val="28"/>
-          <w:szCs w:val="28"/>
-        </w:rPr>
-        <w:t>».</w:t>
+        <w:t xml:space="preserve">Время проведения производственной практики – </w:t>
+      </w:r>
+      <w:r>
+        <w:rPr>
+          <w:rFonts w:ascii="Times New Roman" w:hAnsi="Times New Roman" w:cs="Times New Roman"/>
+          <w:sz w:val="26"/>
+          <w:szCs w:val="26"/>
+        </w:rPr>
+        <w:t xml:space="preserve">06.04.2026 </w:t>
+      </w:r>
+      <w:r>
+        <w:rPr>
+          <w:rFonts w:ascii="Times New Roman" w:hAnsi="Times New Roman" w:cs="Times New Roman"/>
+          <w:sz w:val="28"/>
+          <w:szCs w:val="28"/>
+        </w:rPr>
+        <w:t>–</w:t>
+      </w:r>
+      <w:r>
+        <w:rPr>
+          <w:rFonts w:ascii="Times New Roman" w:hAnsi="Times New Roman" w:cs="Times New Roman"/>
+          <w:sz w:val="28"/>
+          <w:szCs w:val="28"/>
+        </w:rPr>
+        <w:t xml:space="preserve"> </w:t>
+      </w:r>
+      <w:r>
+        <w:rPr>
+          <w:rFonts w:ascii="Times New Roman" w:hAnsi="Times New Roman" w:cs="Times New Roman"/>
+          <w:sz w:val="26"/>
+          <w:szCs w:val="26"/>
+        </w:rPr>
+        <w:t>30.04.2026</w:t>
+      </w:r>
+      <w:r>
+        <w:rPr>
+          <w:rFonts w:ascii="Times New Roman" w:hAnsi="Times New Roman" w:cs="Times New Roman"/>
+          <w:sz w:val="26"/>
+          <w:szCs w:val="26"/>
+        </w:rPr>
+        <w:t xml:space="preserve"> г.</w:t>
+      </w:r>
+      <w:r>
+        <w:rPr>
+          <w:rFonts w:ascii="Times New Roman" w:hAnsi="Times New Roman" w:cs="Times New Roman"/>
+          <w:sz w:val="28"/>
+          <w:szCs w:val="28"/>
+        </w:rPr>
+        <w:t xml:space="preserve">, место проведения практики – </w:t>
+      </w:r>
+      <w:r>
+        <w:rPr>
+          <w:rFonts w:ascii="Times New Roman" w:hAnsi="Times New Roman" w:cs="Times New Roman"/>
+          <w:sz w:val="28"/>
+          <w:szCs w:val="28"/>
+        </w:rPr>
+        <w:t>Научный центр вычислительных методов и моделирования киберфизических систем РУДН</w:t>
+      </w:r>
+      <w:r>
+        <w:rPr>
+          <w:rFonts w:ascii="Times New Roman" w:hAnsi="Times New Roman" w:cs="Times New Roman"/>
+          <w:sz w:val="28"/>
+          <w:szCs w:val="28"/>
+        </w:rPr>
+        <w:t>.</w:t>
       </w:r>
     </w:p>
     <w:p>
       <w:pPr>
-        <w:spacing w:after="0" w:line="360" w:lineRule="auto"/>
-        <w:ind w:firstLine="567"/>
-        <w:jc w:val="both"/>
-        <w:rPr>
-          <w:rFonts w:ascii="Times New Roman" w:hAnsi="Times New Roman" w:cs="Times New Roman"/>
-          <w:sz w:val="28"/>
-          <w:szCs w:val="28"/>
-        </w:rPr>
-      </w:pPr>
-      <w:r>
-        <w:rPr>
-          <w:rFonts w:ascii="Times New Roman" w:hAnsi="Times New Roman" w:cs="Times New Roman"/>
-          <w:sz w:val="28"/>
-          <w:szCs w:val="28"/>
-        </w:rPr>
-        <w:t xml:space="preserve">Время проведения производственной практики – </w:t>
-      </w:r>
-      <w:r>
-        <w:rPr>
-          <w:rFonts w:ascii="Times New Roman" w:hAnsi="Times New Roman" w:cs="Times New Roman"/>
-          <w:sz w:val="26"/>
-          <w:szCs w:val="26"/>
-        </w:rPr>
-        <w:t xml:space="preserve">06.04.2026 </w:t>
-      </w:r>
-      <w:r>
-        <w:rPr>
-          <w:rFonts w:ascii="Times New Roman" w:hAnsi="Times New Roman" w:cs="Times New Roman"/>
-          <w:sz w:val="28"/>
-          <w:szCs w:val="28"/>
-        </w:rPr>
-        <w:t>–</w:t>
-      </w:r>
-      <w:r>
-        <w:rPr>
-          <w:rFonts w:ascii="Times New Roman" w:hAnsi="Times New Roman" w:cs="Times New Roman"/>
-          <w:sz w:val="28"/>
-          <w:szCs w:val="28"/>
-        </w:rPr>
-        <w:t xml:space="preserve"> </w:t>
-      </w:r>
-      <w:r>
-        <w:rPr>
-          <w:rFonts w:ascii="Times New Roman" w:hAnsi="Times New Roman" w:cs="Times New Roman"/>
-          <w:sz w:val="26"/>
-          <w:szCs w:val="26"/>
-        </w:rPr>
-        <w:t>30.04.2026</w:t>
-      </w:r>
-      <w:r>
-        <w:rPr>
-          <w:rFonts w:ascii="Times New Roman" w:hAnsi="Times New Roman" w:cs="Times New Roman"/>
-          <w:sz w:val="26"/>
-          <w:szCs w:val="26"/>
-        </w:rPr>
-        <w:t xml:space="preserve"> г.</w:t>
-      </w:r>
-      <w:r>
-        <w:rPr>
-          <w:rFonts w:ascii="Times New Roman" w:hAnsi="Times New Roman" w:cs="Times New Roman"/>
-          <w:sz w:val="28"/>
-          <w:szCs w:val="28"/>
-        </w:rPr>
-        <w:t xml:space="preserve">, место проведения практики – </w:t>
-      </w:r>
-      <w:r>
-        <w:rPr>
-          <w:rFonts w:ascii="Times New Roman" w:hAnsi="Times New Roman" w:cs="Times New Roman"/>
-          <w:sz w:val="28"/>
-          <w:szCs w:val="28"/>
-        </w:rPr>
-        <w:t>Научный центр вычислительных методов и моделирования киберфизических систем РУДН</w:t>
-      </w:r>
-      <w:r>
-        <w:rPr>
-          <w:rFonts w:ascii="Times New Roman" w:hAnsi="Times New Roman" w:cs="Times New Roman"/>
-          <w:sz w:val="28"/>
-          <w:szCs w:val="28"/>
-        </w:rPr>
-        <w:t>.</w:t>
-      </w:r>
-    </w:p>
-    <w:p>
-      <w:pPr>
-        <w:spacing w:after="0" w:line="360" w:lineRule="auto"/>
+        <w:spacing w:after="0" w:line="240" w:lineRule="auto"/>
         <w:ind w:firstLine="567"/>
         <w:jc w:val="both"/>
         <w:rPr>
@@ -3879,7 +4258,6 @@
                 <w:rFonts w:ascii="Times New Roman" w:eastAsia="Times New Roman" w:hAnsi="Times New Roman" w:cs="Times New Roman"/>
                 <w:color w:val="000000"/>
               </w:rPr>
-              <w:lastRenderedPageBreak/>
               <w:t>07.04.2026</w:t>
             </w:r>
           </w:p>
@@ -4127,6 +4505,7 @@
                 <w:rFonts w:ascii="Times New Roman" w:eastAsia="Times New Roman" w:hAnsi="Times New Roman" w:cs="Times New Roman"/>
                 <w:color w:val="000000"/>
               </w:rPr>
+              <w:lastRenderedPageBreak/>
               <w:t>08.04.2026</w:t>
             </w:r>
           </w:p>
@@ -5859,7 +6238,6 @@
                 <w:rFonts w:ascii="Times New Roman" w:eastAsia="Times New Roman" w:hAnsi="Times New Roman" w:cs="Times New Roman"/>
                 <w:color w:val="000000"/>
               </w:rPr>
-              <w:lastRenderedPageBreak/>
               <w:t>16.04.2026</w:t>
             </w:r>
           </w:p>
@@ -6123,6 +6501,7 @@
                 <w:rFonts w:ascii="Times New Roman" w:eastAsia="Times New Roman" w:hAnsi="Times New Roman" w:cs="Times New Roman"/>
                 <w:color w:val="000000"/>
               </w:rPr>
+              <w:lastRenderedPageBreak/>
               <w:t>17.04.2026</w:t>
             </w:r>
           </w:p>
@@ -7385,7 +7764,6 @@
                 <w:rFonts w:ascii="Times New Roman" w:eastAsia="Times New Roman" w:hAnsi="Times New Roman" w:cs="Times New Roman"/>
                 <w:color w:val="000000"/>
               </w:rPr>
-              <w:lastRenderedPageBreak/>
               <w:t>27.04.2026</w:t>
             </w:r>
           </w:p>
@@ -7649,6 +8027,7 @@
                 <w:rFonts w:ascii="Times New Roman" w:eastAsia="Times New Roman" w:hAnsi="Times New Roman" w:cs="Times New Roman"/>
                 <w:color w:val="000000"/>
               </w:rPr>
+              <w:lastRenderedPageBreak/>
               <w:t>28.04.2026</w:t>
             </w:r>
           </w:p>
@@ -8168,22 +8547,21 @@
         <w:pStyle w:val="Heading1"/>
         <w:spacing w:after="280"/>
         <w:rPr>
-          <w:sz w:val="28"/>
-          <w:szCs w:val="28"/>
-          <w:highlight w:val="yellow"/>
+          <w:sz w:val="32"/>
+          <w:szCs w:val="32"/>
           <w:lang w:val="en-US"/>
         </w:rPr>
       </w:pPr>
-      <w:bookmarkStart w:id="15" w:name="_Toc158643492"/>
+      <w:bookmarkStart w:id="18" w:name="_Toc227802633"/>
+      <w:bookmarkStart w:id="19" w:name="_Toc227802652"/>
     </w:p>
     <w:p>
       <w:pPr>
         <w:pStyle w:val="Heading1"/>
         <w:spacing w:after="280"/>
         <w:rPr>
-          <w:sz w:val="28"/>
-          <w:szCs w:val="28"/>
-          <w:highlight w:val="yellow"/>
+          <w:sz w:val="32"/>
+          <w:szCs w:val="32"/>
           <w:lang w:val="en-US"/>
         </w:rPr>
       </w:pPr>
@@ -8193,9 +8571,8 @@
         <w:pStyle w:val="Heading1"/>
         <w:spacing w:after="280"/>
         <w:rPr>
-          <w:sz w:val="28"/>
-          <w:szCs w:val="28"/>
-          <w:highlight w:val="yellow"/>
+          <w:sz w:val="32"/>
+          <w:szCs w:val="32"/>
           <w:lang w:val="en-US"/>
         </w:rPr>
       </w:pPr>
@@ -8205,9 +8582,8 @@
         <w:pStyle w:val="Heading1"/>
         <w:spacing w:after="280"/>
         <w:rPr>
-          <w:sz w:val="28"/>
-          <w:szCs w:val="28"/>
-          <w:highlight w:val="yellow"/>
+          <w:sz w:val="32"/>
+          <w:szCs w:val="32"/>
           <w:lang w:val="en-US"/>
         </w:rPr>
       </w:pPr>
@@ -8217,9 +8593,8 @@
         <w:pStyle w:val="Heading1"/>
         <w:spacing w:after="280"/>
         <w:rPr>
-          <w:sz w:val="28"/>
-          <w:szCs w:val="28"/>
-          <w:highlight w:val="yellow"/>
+          <w:sz w:val="32"/>
+          <w:szCs w:val="32"/>
           <w:lang w:val="en-US"/>
         </w:rPr>
       </w:pPr>
@@ -8229,9 +8604,8 @@
         <w:pStyle w:val="Heading1"/>
         <w:spacing w:after="280"/>
         <w:rPr>
-          <w:sz w:val="28"/>
-          <w:szCs w:val="28"/>
-          <w:highlight w:val="yellow"/>
+          <w:sz w:val="32"/>
+          <w:szCs w:val="32"/>
           <w:lang w:val="en-US"/>
         </w:rPr>
       </w:pPr>
@@ -8241,9 +8615,8 @@
         <w:pStyle w:val="Heading1"/>
         <w:spacing w:after="280"/>
         <w:rPr>
-          <w:sz w:val="28"/>
-          <w:szCs w:val="28"/>
-          <w:highlight w:val="yellow"/>
+          <w:sz w:val="32"/>
+          <w:szCs w:val="32"/>
           <w:lang w:val="en-US"/>
         </w:rPr>
       </w:pPr>
@@ -8253,9 +8626,8 @@
         <w:pStyle w:val="Heading1"/>
         <w:spacing w:after="280"/>
         <w:rPr>
-          <w:sz w:val="28"/>
-          <w:szCs w:val="28"/>
-          <w:highlight w:val="yellow"/>
+          <w:sz w:val="32"/>
+          <w:szCs w:val="32"/>
           <w:lang w:val="en-US"/>
         </w:rPr>
       </w:pPr>
@@ -8265,9 +8637,8 @@
         <w:pStyle w:val="Heading1"/>
         <w:spacing w:after="280"/>
         <w:rPr>
-          <w:sz w:val="28"/>
-          <w:szCs w:val="28"/>
-          <w:highlight w:val="yellow"/>
+          <w:sz w:val="32"/>
+          <w:szCs w:val="32"/>
           <w:lang w:val="en-US"/>
         </w:rPr>
       </w:pPr>
@@ -8277,9 +8648,8 @@
         <w:pStyle w:val="Heading1"/>
         <w:spacing w:after="280"/>
         <w:rPr>
-          <w:sz w:val="28"/>
-          <w:szCs w:val="28"/>
-          <w:highlight w:val="yellow"/>
+          <w:sz w:val="32"/>
+          <w:szCs w:val="32"/>
           <w:lang w:val="en-US"/>
         </w:rPr>
       </w:pPr>
@@ -8289,9 +8659,8 @@
         <w:pStyle w:val="Heading1"/>
         <w:spacing w:after="280"/>
         <w:rPr>
-          <w:sz w:val="28"/>
-          <w:szCs w:val="28"/>
-          <w:highlight w:val="yellow"/>
+          <w:sz w:val="32"/>
+          <w:szCs w:val="32"/>
           <w:lang w:val="en-US"/>
         </w:rPr>
       </w:pPr>
@@ -8301,9 +8670,8 @@
         <w:pStyle w:val="Heading1"/>
         <w:spacing w:after="280"/>
         <w:rPr>
-          <w:sz w:val="28"/>
-          <w:szCs w:val="28"/>
-          <w:highlight w:val="yellow"/>
+          <w:sz w:val="32"/>
+          <w:szCs w:val="32"/>
           <w:lang w:val="en-US"/>
         </w:rPr>
       </w:pPr>
@@ -8315,17 +8683,40 @@
         <w:rPr>
           <w:sz w:val="32"/>
           <w:szCs w:val="32"/>
-        </w:rPr>
-      </w:pPr>
-      <w:r>
+          <w:lang w:val="en-US"/>
+        </w:rPr>
+      </w:pPr>
+    </w:p>
+    <w:p>
+      <w:pPr>
+        <w:pStyle w:val="Heading1"/>
+        <w:spacing w:after="280"/>
         <w:rPr>
           <w:sz w:val="32"/>
           <w:szCs w:val="32"/>
+          <w:lang w:val="en-US"/>
+        </w:rPr>
+      </w:pPr>
+    </w:p>
+    <w:p>
+      <w:pPr>
+        <w:pStyle w:val="Heading1"/>
+        <w:spacing w:after="280"/>
+        <w:rPr>
+          <w:sz w:val="32"/>
+          <w:szCs w:val="32"/>
+        </w:rPr>
+      </w:pPr>
+      <w:r>
+        <w:rPr>
+          <w:sz w:val="32"/>
+          <w:szCs w:val="32"/>
         </w:rPr>
         <w:lastRenderedPageBreak/>
         <w:t>Основная часть</w:t>
       </w:r>
-      <w:bookmarkEnd w:id="15"/>
+      <w:bookmarkEnd w:id="18"/>
+      <w:bookmarkEnd w:id="19"/>
     </w:p>
     <w:p>
       <w:pPr>
@@ -8334,6 +8725,7 @@
           <w:rFonts w:ascii="Times New Roman" w:hAnsi="Times New Roman" w:cs="Times New Roman"/>
         </w:rPr>
       </w:pPr>
+      <w:bookmarkStart w:id="20" w:name="_Toc227802634"/>
       <w:r>
         <w:rPr>
           <w:rFonts w:ascii="Times New Roman" w:hAnsi="Times New Roman" w:cs="Times New Roman"/>
@@ -8361,6 +8753,7 @@
         </w:rPr>
         <w:t>BTNet</w:t>
       </w:r>
+      <w:bookmarkEnd w:id="20"/>
       <w:proofErr w:type="spellEnd"/>
     </w:p>
     <w:p>
@@ -8370,6 +8763,7 @@
           <w:rFonts w:ascii="Times New Roman" w:hAnsi="Times New Roman" w:cs="Times New Roman"/>
         </w:rPr>
       </w:pPr>
+      <w:bookmarkStart w:id="21" w:name="_Toc227802635"/>
       <w:r>
         <w:rPr>
           <w:rFonts w:ascii="Times New Roman" w:hAnsi="Times New Roman" w:cs="Times New Roman"/>
@@ -8383,6 +8777,7 @@
         </w:rPr>
         <w:t>BTNet</w:t>
       </w:r>
+      <w:bookmarkEnd w:id="21"/>
       <w:proofErr w:type="spellEnd"/>
     </w:p>
     <w:p>
@@ -8558,124 +8953,95 @@
           <w:sz w:val="28"/>
           <w:szCs w:val="28"/>
         </w:rPr>
-        <w:t xml:space="preserve">Веса аналитически инициализируются из параметров CRR: коэффициенты u = </w:t>
-      </w:r>
-      <w:proofErr w:type="spellStart"/>
-      <w:r>
-        <w:rPr>
-          <w:rFonts w:ascii="Times New Roman" w:hAnsi="Times New Roman" w:cs="Times New Roman"/>
-          <w:sz w:val="28"/>
-          <w:szCs w:val="28"/>
-        </w:rPr>
-        <w:t>exp</w:t>
-      </w:r>
-      <w:proofErr w:type="spellEnd"/>
-      <w:r>
-        <w:rPr>
-          <w:rFonts w:ascii="Times New Roman" w:hAnsi="Times New Roman" w:cs="Times New Roman"/>
-          <w:sz w:val="28"/>
-          <w:szCs w:val="28"/>
-        </w:rPr>
-        <w:t>(</w:t>
-      </w:r>
-      <w:proofErr w:type="spellStart"/>
-      <w:r>
-        <w:rPr>
-          <w:rFonts w:ascii="Times New Roman" w:hAnsi="Times New Roman" w:cs="Times New Roman"/>
-          <w:sz w:val="28"/>
-          <w:szCs w:val="28"/>
-        </w:rPr>
-        <w:t>σ√Δt</w:t>
-      </w:r>
-      <w:proofErr w:type="spellEnd"/>
-      <w:r>
-        <w:rPr>
-          <w:rFonts w:ascii="Times New Roman" w:hAnsi="Times New Roman" w:cs="Times New Roman"/>
-          <w:sz w:val="28"/>
-          <w:szCs w:val="28"/>
-        </w:rPr>
-        <w:t>), d = 1/u и риск-нейтральная вероятность p = (</w:t>
-      </w:r>
-      <w:proofErr w:type="spellStart"/>
-      <w:r>
-        <w:rPr>
-          <w:rFonts w:ascii="Times New Roman" w:hAnsi="Times New Roman" w:cs="Times New Roman"/>
-          <w:sz w:val="28"/>
-          <w:szCs w:val="28"/>
-        </w:rPr>
-        <w:t>exp</w:t>
-      </w:r>
-      <w:proofErr w:type="spellEnd"/>
-      <w:r>
-        <w:rPr>
-          <w:rFonts w:ascii="Times New Roman" w:hAnsi="Times New Roman" w:cs="Times New Roman"/>
-          <w:sz w:val="28"/>
-          <w:szCs w:val="28"/>
-        </w:rPr>
-        <w:t>(</w:t>
-      </w:r>
-      <w:proofErr w:type="spellStart"/>
-      <w:r>
-        <w:rPr>
-          <w:rFonts w:ascii="Times New Roman" w:hAnsi="Times New Roman" w:cs="Times New Roman"/>
-          <w:sz w:val="28"/>
-          <w:szCs w:val="28"/>
-        </w:rPr>
-        <w:t>rΔt</w:t>
-      </w:r>
-      <w:proofErr w:type="spellEnd"/>
-      <w:r>
-        <w:rPr>
-          <w:rFonts w:ascii="Times New Roman" w:hAnsi="Times New Roman" w:cs="Times New Roman"/>
-          <w:sz w:val="28"/>
-          <w:szCs w:val="28"/>
-        </w:rPr>
-        <w:t>) − d)</w:t>
-      </w:r>
-      <w:proofErr w:type="gramStart"/>
-      <w:r>
-        <w:rPr>
-          <w:rFonts w:ascii="Times New Roman" w:hAnsi="Times New Roman" w:cs="Times New Roman"/>
-          <w:sz w:val="28"/>
-          <w:szCs w:val="28"/>
-        </w:rPr>
-        <w:t>/(</w:t>
-      </w:r>
-      <w:proofErr w:type="gramEnd"/>
-      <w:r>
-        <w:rPr>
-          <w:rFonts w:ascii="Times New Roman" w:hAnsi="Times New Roman" w:cs="Times New Roman"/>
-          <w:sz w:val="28"/>
-          <w:szCs w:val="28"/>
-        </w:rPr>
-        <w:t xml:space="preserve">u − d), где </w:t>
-      </w:r>
-      <w:proofErr w:type="spellStart"/>
-      <w:r>
-        <w:rPr>
-          <w:rFonts w:ascii="Times New Roman" w:hAnsi="Times New Roman" w:cs="Times New Roman"/>
-          <w:sz w:val="28"/>
-          <w:szCs w:val="28"/>
-        </w:rPr>
-        <w:t>Δt</w:t>
-      </w:r>
-      <w:proofErr w:type="spellEnd"/>
-      <w:r>
-        <w:rPr>
-          <w:rFonts w:ascii="Times New Roman" w:hAnsi="Times New Roman" w:cs="Times New Roman"/>
-          <w:sz w:val="28"/>
-          <w:szCs w:val="28"/>
-        </w:rPr>
-        <w:t xml:space="preserve"> = T/n. В экспериментах использовалась архитектура с n = 9 слоями; параметры тестовой задачи: S₀ = 0.5, σ = 0.25, r = 0.05, T = 1 (обучающая выборка — 200 точек, тестовая сетка — 100 точек).</w:t>
+        <w:t>Веса аналитически инициализируются из параметров CRR: коэффициенты u = exp(σ√Δt), d = 1/u и риск-нейтральная вероятность p = (exp(rΔt) − d)/(u − d), где Δt = T/n. В экспериментах использовалась архитектура с n = 9 слоями; параметры тестовой задачи: S₀ = 0.5, σ = 0.25, r = 0.05, T = 1 (обучающая выборка — 200 точек, тестовая сетка — 100 точек). Обучение проводилось методом Adam [14] (lr = 0.005, 500 эпох) с минимизацией среднеквадратичной ошибки на синтетической выборке страйков.</w:t>
       </w:r>
     </w:p>
     <w:p>
       <w:pPr>
+        <w:jc w:val="center"/>
+      </w:pPr>
+      <w:r>
+        <w:rPr>
+          <w:noProof/>
+        </w:rPr>
+        <w:drawing>
+          <wp:inline distT="0" distB="0" distL="0" distR="0">
+            <wp:extent cx="4114800" cy="3452247"/>
+            <wp:effectExtent l="0" t="0" r="0" b="0"/>
+            <wp:docPr id="3" name="Picture 3"/>
+            <wp:cNvGraphicFramePr>
+              <a:graphicFrameLocks xmlns:a="http://schemas.openxmlformats.org/drawingml/2006/main" noChangeAspect="1"/>
+            </wp:cNvGraphicFramePr>
+            <a:graphic xmlns:a="http://schemas.openxmlformats.org/drawingml/2006/main">
+              <a:graphicData uri="http://schemas.openxmlformats.org/drawingml/2006/picture">
+                <pic:pic xmlns:pic="http://schemas.openxmlformats.org/drawingml/2006/picture">
+                  <pic:nvPicPr>
+                    <pic:cNvPr id="0" name="fig_cell5.png"/>
+                    <pic:cNvPicPr/>
+                  </pic:nvPicPr>
+                  <pic:blipFill>
+                    <a:blip r:embed="rId8"/>
+                    <a:stretch>
+                      <a:fillRect/>
+                    </a:stretch>
+                  </pic:blipFill>
+                  <pic:spPr>
+                    <a:xfrm>
+                      <a:off x="0" y="0"/>
+                      <a:ext cx="4114800" cy="3452247"/>
+                    </a:xfrm>
+                    <a:prstGeom prst="rect">
+                      <a:avLst/>
+                    </a:prstGeom>
+                  </pic:spPr>
+                </pic:pic>
+              </a:graphicData>
+            </a:graphic>
+          </wp:inline>
+        </w:drawing>
+      </w:r>
+    </w:p>
+    <w:p>
+      <w:pPr>
+        <w:pStyle w:val="Caption"/>
+        <w:jc w:val="center"/>
+        <w:rPr>
+          <w:rFonts w:ascii="Times New Roman" w:hAnsi="Times New Roman" w:cs="Times New Roman"/>
+        </w:rPr>
+      </w:pPr>
+      <w:r>
+        <w:rPr>
+          <w:rFonts w:ascii="Times New Roman" w:hAnsi="Times New Roman" w:cs="Times New Roman"/>
+        </w:rPr>
+        <w:t>Рисунок 1 — Динамика функции потерь BTNetEuropean в процессе обучения (500 эпох)</w:t>
+      </w:r>
+    </w:p>
+    <w:p>
+      <w:pPr>
+        <w:pStyle w:val="Caption"/>
+        <w:jc w:val="center"/>
+        <w:rPr>
+          <w:rFonts w:ascii="Times New Roman" w:hAnsi="Times New Roman" w:cs="Times New Roman"/>
+        </w:rPr>
+      </w:pPr>
+    </w:p>
+    <w:p>
+      <w:pPr>
+        <w:pStyle w:val="Caption"/>
+        <w:jc w:val="center"/>
+        <w:rPr>
+          <w:rFonts w:ascii="Times New Roman" w:hAnsi="Times New Roman" w:cs="Times New Roman"/>
+        </w:rPr>
+      </w:pPr>
+    </w:p>
+    <w:p>
+      <w:pPr>
         <w:pStyle w:val="Heading3"/>
         <w:rPr>
           <w:rFonts w:ascii="Times New Roman" w:hAnsi="Times New Roman" w:cs="Times New Roman"/>
         </w:rPr>
       </w:pPr>
+      <w:bookmarkStart w:id="22" w:name="_Toc227802636"/>
       <w:r>
         <w:rPr>
           <w:rFonts w:ascii="Times New Roman" w:hAnsi="Times New Roman" w:cs="Times New Roman"/>
@@ -8689,6 +9055,7 @@
         </w:rPr>
         <w:t>QuantLib</w:t>
       </w:r>
+      <w:bookmarkEnd w:id="22"/>
       <w:proofErr w:type="spellEnd"/>
     </w:p>
     <w:p>
@@ -8829,12 +9196,14 @@
           <w:rFonts w:ascii="Times New Roman" w:hAnsi="Times New Roman" w:cs="Times New Roman"/>
         </w:rPr>
       </w:pPr>
+      <w:bookmarkStart w:id="23" w:name="_Toc227802637"/>
       <w:r>
         <w:rPr>
           <w:rFonts w:ascii="Times New Roman" w:hAnsi="Times New Roman" w:cs="Times New Roman"/>
         </w:rPr>
         <w:t>1.3. Реализация функций прайсинга опционов</w:t>
       </w:r>
+      <w:bookmarkEnd w:id="23"/>
     </w:p>
     <w:p>
       <w:pPr>
@@ -9010,7 +9379,6 @@
           <w:szCs w:val="28"/>
           <w:lang w:val="en-US"/>
         </w:rPr>
-        <w:lastRenderedPageBreak/>
         <w:t xml:space="preserve">3. american_put_grid_baw — цены через BaroneAdesiWhaleyApproximationEngine — аналитическое приближение Barone–Adesi–Whaley [4]. </w:t>
       </w:r>
       <w:r>
@@ -9046,12 +9414,14 @@
           <w:rFonts w:ascii="Times New Roman" w:hAnsi="Times New Roman" w:cs="Times New Roman"/>
         </w:rPr>
       </w:pPr>
+      <w:bookmarkStart w:id="24" w:name="_Toc227802638"/>
       <w:r>
         <w:rPr>
           <w:rFonts w:ascii="Times New Roman" w:hAnsi="Times New Roman" w:cs="Times New Roman"/>
         </w:rPr>
         <w:t>1.4. Сравнительный анализ точности методов</w:t>
       </w:r>
+      <w:bookmarkEnd w:id="24"/>
     </w:p>
     <w:p>
       <w:pPr>
@@ -9059,6 +9429,7 @@
           <w:rFonts w:ascii="Times New Roman" w:hAnsi="Times New Roman" w:cs="Times New Roman"/>
           <w:sz w:val="28"/>
           <w:szCs w:val="28"/>
+          <w:lang w:val="en-US"/>
         </w:rPr>
       </w:pPr>
       <w:r>
@@ -9176,6 +9547,76 @@
           <w:szCs w:val="28"/>
         </w:rPr>
         <w:t xml:space="preserve"> CRR (500 шагов).</w:t>
+      </w:r>
+    </w:p>
+    <w:p>
+      <w:pPr>
+        <w:rPr>
+          <w:rFonts w:ascii="Times New Roman" w:hAnsi="Times New Roman" w:cs="Times New Roman"/>
+          <w:sz w:val="28"/>
+          <w:szCs w:val="28"/>
+        </w:rPr>
+      </w:pPr>
+    </w:p>
+    <w:p>
+      <w:pPr>
+        <w:jc w:val="center"/>
+      </w:pPr>
+      <w:r>
+        <w:rPr>
+          <w:noProof/>
+        </w:rPr>
+        <w:drawing>
+          <wp:inline distT="0" distB="0" distL="0" distR="0">
+            <wp:extent cx="5303520" cy="1869586"/>
+            <wp:effectExtent l="0" t="0" r="0" b="0"/>
+            <wp:docPr id="4" name="Picture 4"/>
+            <wp:cNvGraphicFramePr>
+              <a:graphicFrameLocks xmlns:a="http://schemas.openxmlformats.org/drawingml/2006/main" noChangeAspect="1"/>
+            </wp:cNvGraphicFramePr>
+            <a:graphic xmlns:a="http://schemas.openxmlformats.org/drawingml/2006/main">
+              <a:graphicData uri="http://schemas.openxmlformats.org/drawingml/2006/picture">
+                <pic:pic xmlns:pic="http://schemas.openxmlformats.org/drawingml/2006/picture">
+                  <pic:nvPicPr>
+                    <pic:cNvPr id="0" name="fig_cell14.png"/>
+                    <pic:cNvPicPr/>
+                  </pic:nvPicPr>
+                  <pic:blipFill>
+                    <a:blip r:embed="rId9"/>
+                    <a:stretch>
+                      <a:fillRect/>
+                    </a:stretch>
+                  </pic:blipFill>
+                  <pic:spPr>
+                    <a:xfrm>
+                      <a:off x="0" y="0"/>
+                      <a:ext cx="5303520" cy="1869586"/>
+                    </a:xfrm>
+                    <a:prstGeom prst="rect">
+                      <a:avLst/>
+                    </a:prstGeom>
+                  </pic:spPr>
+                </pic:pic>
+              </a:graphicData>
+            </a:graphic>
+          </wp:inline>
+        </w:drawing>
+      </w:r>
+    </w:p>
+    <w:p>
+      <w:pPr>
+        <w:pStyle w:val="Caption"/>
+        <w:jc w:val="center"/>
+        <w:rPr>
+          <w:rFonts w:ascii="Times New Roman" w:hAnsi="Times New Roman" w:cs="Times New Roman"/>
+        </w:rPr>
+      </w:pPr>
+      <w:r>
+        <w:rPr>
+          <w:rFonts w:ascii="Times New Roman" w:hAnsi="Times New Roman" w:cs="Times New Roman"/>
+        </w:rPr>
+        <w:lastRenderedPageBreak/>
+        <w:t>Рисунок 2 — Цены американского пут-опциона (слева) и абсолютные ошибки (справа): QuantLib CRR (500 шагов) vs BTNet с аналитической и перенесённой инициализацией весов</w:t>
       </w:r>
     </w:p>
     <w:p>
@@ -9606,7 +10047,25 @@
           <w:sz w:val="28"/>
           <w:szCs w:val="28"/>
         </w:rPr>
-        <w:t xml:space="preserve"> с помощью функций plot_prices_with_quantlib и </w:t>
+        <w:t xml:space="preserve"> с помощью функций </w:t>
+      </w:r>
+      <w:proofErr w:type="spellStart"/>
+      <w:r>
+        <w:rPr>
+          <w:rFonts w:ascii="Times New Roman" w:hAnsi="Times New Roman" w:cs="Times New Roman"/>
+          <w:sz w:val="28"/>
+          <w:szCs w:val="28"/>
+        </w:rPr>
+        <w:t>plot_prices_with_quantlib</w:t>
+      </w:r>
+      <w:proofErr w:type="spellEnd"/>
+      <w:r>
+        <w:rPr>
+          <w:rFonts w:ascii="Times New Roman" w:hAnsi="Times New Roman" w:cs="Times New Roman"/>
+          <w:sz w:val="28"/>
+          <w:szCs w:val="28"/>
+        </w:rPr>
+        <w:t xml:space="preserve"> и </w:t>
       </w:r>
       <w:proofErr w:type="spellStart"/>
       <w:r>
@@ -9634,12 +10093,14 @@
           <w:rFonts w:ascii="Times New Roman" w:hAnsi="Times New Roman" w:cs="Times New Roman"/>
         </w:rPr>
       </w:pPr>
+      <w:bookmarkStart w:id="25" w:name="_Toc227802639"/>
       <w:r>
         <w:rPr>
           <w:rFonts w:ascii="Times New Roman" w:hAnsi="Times New Roman" w:cs="Times New Roman"/>
         </w:rPr>
         <w:t>2. Вычисление чувствительностей опционов через автоматическое дифференцирование</w:t>
       </w:r>
+      <w:bookmarkEnd w:id="25"/>
     </w:p>
     <w:p>
       <w:pPr>
@@ -9648,12 +10109,14 @@
           <w:rFonts w:ascii="Times New Roman" w:hAnsi="Times New Roman" w:cs="Times New Roman"/>
         </w:rPr>
       </w:pPr>
+      <w:bookmarkStart w:id="26" w:name="_Toc227802640"/>
       <w:r>
         <w:rPr>
           <w:rFonts w:ascii="Times New Roman" w:hAnsi="Times New Roman" w:cs="Times New Roman"/>
         </w:rPr>
         <w:t>2.1. Реализация чувствительностей европейского пут-опциона</w:t>
       </w:r>
+      <w:bookmarkEnd w:id="26"/>
     </w:p>
     <w:p>
       <w:pPr>
@@ -9977,8 +10440,7 @@
           <w:sz w:val="28"/>
           <w:szCs w:val="28"/>
         </w:rPr>
-        <w:lastRenderedPageBreak/>
-        <w:t xml:space="preserve">Все четыре грека объединены в функции </w:t>
+        <w:t xml:space="preserve">Все четыре грека объединены в функции btnet_greeks. Верификация проводилась относительно аналитических формул Блэка–Шоулса (bs_greeks): отклонения Delta и Vega составили менее 1·10⁻⁴ на тестовой сетке параметров. Вспомогательные вычисления выполнялись с использованием библиотеки </w:t>
       </w:r>
       <w:proofErr w:type="spellStart"/>
       <w:r>
@@ -9986,7 +10448,7 @@
           <w:sz w:val="28"/>
           <w:szCs w:val="28"/>
         </w:rPr>
-        <w:t>btnet_greeks</w:t>
+        <w:t>SciPy</w:t>
       </w:r>
       <w:proofErr w:type="spellEnd"/>
       <w:r>
@@ -9994,55 +10456,7 @@
           <w:sz w:val="28"/>
           <w:szCs w:val="28"/>
         </w:rPr>
-        <w:t>. Верификация проводилась относительно аналитических формул Блэка–</w:t>
-      </w:r>
-      <w:proofErr w:type="spellStart"/>
-      <w:r>
-        <w:rPr>
-          <w:sz w:val="28"/>
-          <w:szCs w:val="28"/>
-        </w:rPr>
-        <w:t>Шоулса</w:t>
-      </w:r>
-      <w:proofErr w:type="spellEnd"/>
-      <w:r>
-        <w:rPr>
-          <w:sz w:val="28"/>
-          <w:szCs w:val="28"/>
-        </w:rPr>
-        <w:t xml:space="preserve"> (</w:t>
-      </w:r>
-      <w:proofErr w:type="spellStart"/>
-      <w:r>
-        <w:rPr>
-          <w:sz w:val="28"/>
-          <w:szCs w:val="28"/>
-        </w:rPr>
-        <w:t>bs_greeks</w:t>
-      </w:r>
-      <w:proofErr w:type="spellEnd"/>
-      <w:r>
-        <w:rPr>
-          <w:sz w:val="28"/>
-          <w:szCs w:val="28"/>
-        </w:rPr>
-        <w:t xml:space="preserve">): отклонения Delta и </w:t>
-      </w:r>
-      <w:proofErr w:type="spellStart"/>
-      <w:r>
-        <w:rPr>
-          <w:sz w:val="28"/>
-          <w:szCs w:val="28"/>
-        </w:rPr>
-        <w:t>Vega</w:t>
-      </w:r>
-      <w:proofErr w:type="spellEnd"/>
-      <w:r>
-        <w:rPr>
-          <w:sz w:val="28"/>
-          <w:szCs w:val="28"/>
-        </w:rPr>
-        <w:t xml:space="preserve"> составили менее 1·10⁻⁴ на тестовой сетке параметров.</w:t>
+        <w:t xml:space="preserve"> [12].</w:t>
       </w:r>
     </w:p>
     <w:p>
@@ -10052,6 +10466,7 @@
           <w:rFonts w:ascii="Times New Roman" w:hAnsi="Times New Roman" w:cs="Times New Roman"/>
         </w:rPr>
       </w:pPr>
+      <w:bookmarkStart w:id="27" w:name="_Toc227802641"/>
       <w:r>
         <w:rPr>
           <w:rFonts w:ascii="Times New Roman" w:hAnsi="Times New Roman" w:cs="Times New Roman"/>
@@ -10072,6 +10487,7 @@
         </w:rPr>
         <w:t xml:space="preserve"> = 0 у кусочно-линейных нейронных сетей</w:t>
       </w:r>
+      <w:bookmarkEnd w:id="27"/>
     </w:p>
     <w:p>
       <w:pPr>
@@ -10132,6 +10548,7 @@
           <w:sz w:val="28"/>
           <w:szCs w:val="28"/>
         </w:rPr>
+        <w:lastRenderedPageBreak/>
         <w:t>ReLU</w:t>
       </w:r>
       <w:proofErr w:type="spellEnd"/>
@@ -10232,12 +10649,14 @@
           <w:rFonts w:ascii="Times New Roman" w:hAnsi="Times New Roman" w:cs="Times New Roman"/>
         </w:rPr>
       </w:pPr>
+      <w:bookmarkStart w:id="28" w:name="_Toc227802642"/>
       <w:r>
         <w:rPr>
           <w:rFonts w:ascii="Times New Roman" w:hAnsi="Times New Roman" w:cs="Times New Roman"/>
         </w:rPr>
         <w:t>2.3. Реализация чувствительностей американского пут-опциона</w:t>
       </w:r>
+      <w:bookmarkEnd w:id="28"/>
     </w:p>
     <w:p>
       <w:pPr>
@@ -10470,137 +10889,486 @@
         <w:t xml:space="preserve"> центральные конечные разности</w:t>
       </w:r>
     </w:p>
+    <w:tbl>
+      <w:tblPr>
+        <w:tblStyle w:val="TableGrid"/>
+        <w:tblW w:w="0" w:type="auto"/>
+        <w:tblLook w:val="04A0" w:firstRow="1" w:lastRow="0" w:firstColumn="1" w:lastColumn="0" w:noHBand="0" w:noVBand="1"/>
+      </w:tblPr>
+      <w:tblGrid>
+        <w:gridCol w:w="3867"/>
+        <w:gridCol w:w="3135"/>
+        <w:gridCol w:w="3135"/>
+      </w:tblGrid>
+      <w:tr>
+        <w:tc>
+          <w:tcPr>
+            <w:tcW w:w="3867" w:type="dxa"/>
+          </w:tcPr>
+          <w:p>
+            <w:pPr>
+              <w:jc w:val="center"/>
+              <w:rPr>
+                <w:rFonts w:ascii="Times New Roman" w:hAnsi="Times New Roman" w:cs="Times New Roman"/>
+                <w:sz w:val="28"/>
+                <w:szCs w:val="28"/>
+                <w:lang w:val="en-US"/>
+              </w:rPr>
+            </w:pPr>
+            <w:r>
+              <w:rPr>
+                <w:rFonts w:ascii="Times New Roman" w:hAnsi="Times New Roman" w:cs="Times New Roman"/>
+                <w:sz w:val="28"/>
+                <w:szCs w:val="28"/>
+              </w:rPr>
+              <w:t>Грек</w:t>
+            </w:r>
+          </w:p>
+        </w:tc>
+        <w:tc>
+          <w:tcPr>
+            <w:tcW w:w="3135" w:type="dxa"/>
+          </w:tcPr>
+          <w:p>
+            <w:pPr>
+              <w:jc w:val="center"/>
+              <w:rPr>
+                <w:rFonts w:ascii="Times New Roman" w:hAnsi="Times New Roman" w:cs="Times New Roman"/>
+                <w:sz w:val="28"/>
+                <w:szCs w:val="28"/>
+              </w:rPr>
+            </w:pPr>
+            <w:r>
+              <w:rPr>
+                <w:rFonts w:ascii="Times New Roman" w:hAnsi="Times New Roman" w:cs="Times New Roman"/>
+                <w:sz w:val="28"/>
+                <w:szCs w:val="28"/>
+              </w:rPr>
+              <w:t>MAE</w:t>
+            </w:r>
+          </w:p>
+        </w:tc>
+        <w:tc>
+          <w:tcPr>
+            <w:tcW w:w="3135" w:type="dxa"/>
+          </w:tcPr>
+          <w:p>
+            <w:pPr>
+              <w:jc w:val="center"/>
+              <w:rPr>
+                <w:rFonts w:ascii="Times New Roman" w:hAnsi="Times New Roman" w:cs="Times New Roman"/>
+                <w:sz w:val="28"/>
+                <w:szCs w:val="28"/>
+              </w:rPr>
+            </w:pPr>
+            <w:proofErr w:type="spellStart"/>
+            <w:r>
+              <w:rPr>
+                <w:rFonts w:ascii="Times New Roman" w:hAnsi="Times New Roman" w:cs="Times New Roman"/>
+                <w:sz w:val="28"/>
+                <w:szCs w:val="28"/>
+              </w:rPr>
+              <w:t>max|diff</w:t>
+            </w:r>
+            <w:proofErr w:type="spellEnd"/>
+            <w:r>
+              <w:rPr>
+                <w:rFonts w:ascii="Times New Roman" w:hAnsi="Times New Roman" w:cs="Times New Roman"/>
+                <w:sz w:val="28"/>
+                <w:szCs w:val="28"/>
+              </w:rPr>
+              <w:t>|</w:t>
+            </w:r>
+          </w:p>
+        </w:tc>
+      </w:tr>
+      <w:tr>
+        <w:tc>
+          <w:tcPr>
+            <w:tcW w:w="3867" w:type="dxa"/>
+          </w:tcPr>
+          <w:p>
+            <w:pPr>
+              <w:jc w:val="center"/>
+              <w:rPr>
+                <w:rFonts w:ascii="Times New Roman" w:hAnsi="Times New Roman" w:cs="Times New Roman"/>
+                <w:sz w:val="28"/>
+                <w:szCs w:val="28"/>
+              </w:rPr>
+            </w:pPr>
+            <w:r>
+              <w:rPr>
+                <w:rFonts w:ascii="Times New Roman" w:hAnsi="Times New Roman" w:cs="Times New Roman"/>
+                <w:sz w:val="28"/>
+                <w:szCs w:val="28"/>
+              </w:rPr>
+              <w:t>Delta</w:t>
+            </w:r>
+          </w:p>
+        </w:tc>
+        <w:tc>
+          <w:tcPr>
+            <w:tcW w:w="3135" w:type="dxa"/>
+          </w:tcPr>
+          <w:p>
+            <w:pPr>
+              <w:jc w:val="center"/>
+              <w:rPr>
+                <w:rFonts w:ascii="Times New Roman" w:hAnsi="Times New Roman" w:cs="Times New Roman"/>
+                <w:sz w:val="28"/>
+                <w:szCs w:val="28"/>
+              </w:rPr>
+            </w:pPr>
+            <w:r>
+              <w:rPr>
+                <w:rFonts w:ascii="Times New Roman" w:hAnsi="Times New Roman" w:cs="Times New Roman"/>
+                <w:sz w:val="28"/>
+                <w:szCs w:val="28"/>
+              </w:rPr>
+              <w:t>7.92·10⁻³</w:t>
+            </w:r>
+          </w:p>
+        </w:tc>
+        <w:tc>
+          <w:tcPr>
+            <w:tcW w:w="3135" w:type="dxa"/>
+          </w:tcPr>
+          <w:p>
+            <w:pPr>
+              <w:jc w:val="center"/>
+              <w:rPr>
+                <w:rFonts w:ascii="Times New Roman" w:hAnsi="Times New Roman" w:cs="Times New Roman"/>
+                <w:sz w:val="28"/>
+                <w:szCs w:val="28"/>
+              </w:rPr>
+            </w:pPr>
+            <w:r>
+              <w:rPr>
+                <w:rFonts w:ascii="Times New Roman" w:hAnsi="Times New Roman" w:cs="Times New Roman"/>
+                <w:sz w:val="28"/>
+                <w:szCs w:val="28"/>
+              </w:rPr>
+              <w:t>9.25·10⁻²</w:t>
+            </w:r>
+          </w:p>
+        </w:tc>
+      </w:tr>
+      <w:tr>
+        <w:tc>
+          <w:tcPr>
+            <w:tcW w:w="3867" w:type="dxa"/>
+          </w:tcPr>
+          <w:p>
+            <w:pPr>
+              <w:jc w:val="center"/>
+              <w:rPr>
+                <w:rFonts w:ascii="Times New Roman" w:hAnsi="Times New Roman" w:cs="Times New Roman"/>
+                <w:sz w:val="28"/>
+                <w:szCs w:val="28"/>
+              </w:rPr>
+            </w:pPr>
+            <w:proofErr w:type="spellStart"/>
+            <w:r>
+              <w:rPr>
+                <w:rFonts w:ascii="Times New Roman" w:hAnsi="Times New Roman" w:cs="Times New Roman"/>
+                <w:sz w:val="28"/>
+                <w:szCs w:val="28"/>
+              </w:rPr>
+              <w:t>Gamma</w:t>
+            </w:r>
+            <w:proofErr w:type="spellEnd"/>
+          </w:p>
+        </w:tc>
+        <w:tc>
+          <w:tcPr>
+            <w:tcW w:w="3135" w:type="dxa"/>
+          </w:tcPr>
+          <w:p>
+            <w:pPr>
+              <w:jc w:val="center"/>
+              <w:rPr>
+                <w:rFonts w:ascii="Times New Roman" w:hAnsi="Times New Roman" w:cs="Times New Roman"/>
+                <w:sz w:val="28"/>
+                <w:szCs w:val="28"/>
+                <w:lang w:val="en-US"/>
+              </w:rPr>
+            </w:pPr>
+            <w:r>
+              <w:rPr>
+                <w:rFonts w:ascii="Times New Roman" w:hAnsi="Times New Roman" w:cs="Times New Roman"/>
+                <w:sz w:val="28"/>
+                <w:szCs w:val="28"/>
+                <w:lang w:val="en-US"/>
+              </w:rPr>
+              <w:t>0</w:t>
+            </w:r>
+          </w:p>
+        </w:tc>
+        <w:tc>
+          <w:tcPr>
+            <w:tcW w:w="3135" w:type="dxa"/>
+          </w:tcPr>
+          <w:p>
+            <w:pPr>
+              <w:jc w:val="center"/>
+              <w:rPr>
+                <w:rFonts w:ascii="Times New Roman" w:hAnsi="Times New Roman" w:cs="Times New Roman"/>
+                <w:sz w:val="28"/>
+                <w:szCs w:val="28"/>
+                <w:lang w:val="en-US"/>
+              </w:rPr>
+            </w:pPr>
+            <w:r>
+              <w:rPr>
+                <w:rFonts w:ascii="Times New Roman" w:hAnsi="Times New Roman" w:cs="Times New Roman"/>
+                <w:sz w:val="28"/>
+                <w:szCs w:val="28"/>
+                <w:lang w:val="en-US"/>
+              </w:rPr>
+              <w:t>0</w:t>
+            </w:r>
+          </w:p>
+        </w:tc>
+      </w:tr>
+      <w:tr>
+        <w:tc>
+          <w:tcPr>
+            <w:tcW w:w="3867" w:type="dxa"/>
+          </w:tcPr>
+          <w:p>
+            <w:pPr>
+              <w:jc w:val="center"/>
+              <w:rPr>
+                <w:rFonts w:ascii="Times New Roman" w:hAnsi="Times New Roman" w:cs="Times New Roman"/>
+                <w:sz w:val="28"/>
+                <w:szCs w:val="28"/>
+                <w:lang w:val="en-US"/>
+              </w:rPr>
+            </w:pPr>
+            <w:proofErr w:type="spellStart"/>
+            <w:r>
+              <w:rPr>
+                <w:rFonts w:ascii="Times New Roman" w:hAnsi="Times New Roman" w:cs="Times New Roman"/>
+                <w:sz w:val="28"/>
+                <w:szCs w:val="28"/>
+              </w:rPr>
+              <w:t>Vega</w:t>
+            </w:r>
+            <w:proofErr w:type="spellEnd"/>
+          </w:p>
+        </w:tc>
+        <w:tc>
+          <w:tcPr>
+            <w:tcW w:w="3135" w:type="dxa"/>
+          </w:tcPr>
+          <w:p>
+            <w:pPr>
+              <w:jc w:val="center"/>
+              <w:rPr>
+                <w:rFonts w:ascii="Times New Roman" w:hAnsi="Times New Roman" w:cs="Times New Roman"/>
+                <w:sz w:val="28"/>
+                <w:szCs w:val="28"/>
+              </w:rPr>
+            </w:pPr>
+            <w:r>
+              <w:rPr>
+                <w:rFonts w:ascii="Times New Roman" w:hAnsi="Times New Roman" w:cs="Times New Roman"/>
+                <w:sz w:val="28"/>
+                <w:szCs w:val="28"/>
+              </w:rPr>
+              <w:t>3.31·10⁻³</w:t>
+            </w:r>
+          </w:p>
+        </w:tc>
+        <w:tc>
+          <w:tcPr>
+            <w:tcW w:w="3135" w:type="dxa"/>
+          </w:tcPr>
+          <w:p>
+            <w:pPr>
+              <w:jc w:val="center"/>
+              <w:rPr>
+                <w:rFonts w:ascii="Times New Roman" w:hAnsi="Times New Roman" w:cs="Times New Roman"/>
+                <w:sz w:val="28"/>
+                <w:szCs w:val="28"/>
+              </w:rPr>
+            </w:pPr>
+            <w:r>
+              <w:rPr>
+                <w:rFonts w:ascii="Times New Roman" w:hAnsi="Times New Roman" w:cs="Times New Roman"/>
+                <w:sz w:val="28"/>
+                <w:szCs w:val="28"/>
+              </w:rPr>
+              <w:t>3.65·10⁻²</w:t>
+            </w:r>
+          </w:p>
+        </w:tc>
+      </w:tr>
+      <w:tr>
+        <w:tc>
+          <w:tcPr>
+            <w:tcW w:w="3867" w:type="dxa"/>
+          </w:tcPr>
+          <w:p>
+            <w:pPr>
+              <w:jc w:val="center"/>
+              <w:rPr>
+                <w:rFonts w:ascii="Times New Roman" w:hAnsi="Times New Roman" w:cs="Times New Roman"/>
+                <w:sz w:val="28"/>
+                <w:szCs w:val="28"/>
+                <w:lang w:val="en-US"/>
+              </w:rPr>
+            </w:pPr>
+            <w:proofErr w:type="spellStart"/>
+            <w:r>
+              <w:rPr>
+                <w:rFonts w:ascii="Times New Roman" w:hAnsi="Times New Roman" w:cs="Times New Roman"/>
+                <w:sz w:val="28"/>
+                <w:szCs w:val="28"/>
+              </w:rPr>
+              <w:t>Theta</w:t>
+            </w:r>
+            <w:proofErr w:type="spellEnd"/>
+          </w:p>
+        </w:tc>
+        <w:tc>
+          <w:tcPr>
+            <w:tcW w:w="3135" w:type="dxa"/>
+          </w:tcPr>
+          <w:p>
+            <w:pPr>
+              <w:jc w:val="center"/>
+              <w:rPr>
+                <w:rFonts w:ascii="Times New Roman" w:hAnsi="Times New Roman" w:cs="Times New Roman"/>
+                <w:sz w:val="28"/>
+                <w:szCs w:val="28"/>
+              </w:rPr>
+            </w:pPr>
+            <w:r>
+              <w:rPr>
+                <w:rFonts w:ascii="Times New Roman" w:hAnsi="Times New Roman" w:cs="Times New Roman"/>
+                <w:sz w:val="28"/>
+                <w:szCs w:val="28"/>
+              </w:rPr>
+              <w:t>4.13·10⁻⁴</w:t>
+            </w:r>
+          </w:p>
+        </w:tc>
+        <w:tc>
+          <w:tcPr>
+            <w:tcW w:w="3135" w:type="dxa"/>
+          </w:tcPr>
+          <w:p>
+            <w:pPr>
+              <w:jc w:val="center"/>
+              <w:rPr>
+                <w:rFonts w:ascii="Times New Roman" w:hAnsi="Times New Roman" w:cs="Times New Roman"/>
+                <w:sz w:val="28"/>
+                <w:szCs w:val="28"/>
+              </w:rPr>
+            </w:pPr>
+            <w:r>
+              <w:rPr>
+                <w:rFonts w:ascii="Times New Roman" w:hAnsi="Times New Roman" w:cs="Times New Roman"/>
+                <w:sz w:val="28"/>
+                <w:szCs w:val="28"/>
+              </w:rPr>
+              <w:t>4.57·10⁻³</w:t>
+            </w:r>
+          </w:p>
+        </w:tc>
+      </w:tr>
+    </w:tbl>
     <w:p>
       <w:pPr>
-        <w:rPr>
-          <w:rFonts w:ascii="Times New Roman" w:hAnsi="Times New Roman" w:cs="Times New Roman"/>
-          <w:sz w:val="28"/>
-          <w:szCs w:val="28"/>
-        </w:rPr>
-      </w:pPr>
-      <w:r>
-        <w:rPr>
-          <w:rFonts w:ascii="Times New Roman" w:hAnsi="Times New Roman" w:cs="Times New Roman"/>
-          <w:sz w:val="28"/>
-          <w:szCs w:val="28"/>
-        </w:rPr>
-        <w:t xml:space="preserve">Грек      MAE          </w:t>
-      </w:r>
-      <w:proofErr w:type="spellStart"/>
-      <w:r>
-        <w:rPr>
-          <w:rFonts w:ascii="Times New Roman" w:hAnsi="Times New Roman" w:cs="Times New Roman"/>
-          <w:sz w:val="28"/>
-          <w:szCs w:val="28"/>
-        </w:rPr>
-        <w:t>max|diff</w:t>
-      </w:r>
-      <w:proofErr w:type="spellEnd"/>
-      <w:r>
-        <w:rPr>
-          <w:rFonts w:ascii="Times New Roman" w:hAnsi="Times New Roman" w:cs="Times New Roman"/>
-          <w:sz w:val="28"/>
-          <w:szCs w:val="28"/>
-        </w:rPr>
-        <w:t>|</w:t>
-      </w:r>
+        <w:jc w:val="center"/>
+        <w:rPr>
+          <w:rFonts w:ascii="Times New Roman" w:hAnsi="Times New Roman" w:cs="Times New Roman"/>
+          <w:lang w:val="en-US"/>
+        </w:rPr>
+      </w:pPr>
     </w:p>
     <w:p>
       <w:pPr>
-        <w:rPr>
-          <w:rFonts w:ascii="Times New Roman" w:hAnsi="Times New Roman" w:cs="Times New Roman"/>
-          <w:sz w:val="28"/>
-          <w:szCs w:val="28"/>
-        </w:rPr>
-      </w:pPr>
-      <w:r>
-        <w:rPr>
-          <w:rFonts w:ascii="Times New Roman" w:hAnsi="Times New Roman" w:cs="Times New Roman"/>
-          <w:sz w:val="28"/>
-          <w:szCs w:val="28"/>
-        </w:rPr>
-        <w:t>Delta     7.92·10⁻³   9.25·10⁻²</w:t>
-      </w:r>
+        <w:jc w:val="center"/>
+        <w:rPr>
+          <w:rFonts w:ascii="Times New Roman" w:hAnsi="Times New Roman" w:cs="Times New Roman"/>
+          <w:lang w:val="en-US"/>
+        </w:rPr>
+      </w:pPr>
     </w:p>
     <w:p>
       <w:pPr>
-        <w:rPr>
-          <w:rFonts w:ascii="Times New Roman" w:hAnsi="Times New Roman" w:cs="Times New Roman"/>
-          <w:sz w:val="28"/>
-          <w:szCs w:val="28"/>
-        </w:rPr>
-      </w:pPr>
-      <w:proofErr w:type="spellStart"/>
-      <w:r>
-        <w:rPr>
-          <w:rFonts w:ascii="Times New Roman" w:hAnsi="Times New Roman" w:cs="Times New Roman"/>
-          <w:sz w:val="28"/>
-          <w:szCs w:val="28"/>
-        </w:rPr>
-        <w:t>Gamma</w:t>
-      </w:r>
-      <w:proofErr w:type="spellEnd"/>
-      <w:r>
-        <w:rPr>
-          <w:rFonts w:ascii="Times New Roman" w:hAnsi="Times New Roman" w:cs="Times New Roman"/>
-          <w:sz w:val="28"/>
-          <w:szCs w:val="28"/>
-        </w:rPr>
-        <w:t xml:space="preserve">     0            0</w:t>
-      </w:r>
+        <w:jc w:val="center"/>
+        <w:rPr>
+          <w:rFonts w:ascii="Times New Roman" w:hAnsi="Times New Roman" w:cs="Times New Roman"/>
+          <w:lang w:val="en-US"/>
+        </w:rPr>
+      </w:pPr>
     </w:p>
     <w:p>
       <w:pPr>
-        <w:rPr>
-          <w:rFonts w:ascii="Times New Roman" w:hAnsi="Times New Roman" w:cs="Times New Roman"/>
-          <w:sz w:val="28"/>
-          <w:szCs w:val="28"/>
-        </w:rPr>
-      </w:pPr>
-      <w:proofErr w:type="spellStart"/>
-      <w:r>
-        <w:rPr>
-          <w:rFonts w:ascii="Times New Roman" w:hAnsi="Times New Roman" w:cs="Times New Roman"/>
-          <w:sz w:val="28"/>
-          <w:szCs w:val="28"/>
-        </w:rPr>
-        <w:t>Vega</w:t>
-      </w:r>
-      <w:proofErr w:type="spellEnd"/>
-      <w:r>
-        <w:rPr>
-          <w:rFonts w:ascii="Times New Roman" w:hAnsi="Times New Roman" w:cs="Times New Roman"/>
-          <w:sz w:val="28"/>
-          <w:szCs w:val="28"/>
-        </w:rPr>
-        <w:t xml:space="preserve">      3.31·10⁻³   3.65·10⁻²</w:t>
+        <w:jc w:val="center"/>
+        <w:rPr>
+          <w:rFonts w:ascii="Times New Roman" w:hAnsi="Times New Roman" w:cs="Times New Roman"/>
+        </w:rPr>
+      </w:pPr>
+      <w:r>
+        <w:rPr>
+          <w:rFonts w:ascii="Times New Roman" w:hAnsi="Times New Roman" w:cs="Times New Roman"/>
+          <w:noProof/>
+        </w:rPr>
+        <w:lastRenderedPageBreak/>
+        <w:drawing>
+          <wp:inline distT="0" distB="0" distL="0" distR="0">
+            <wp:extent cx="5303520" cy="3645398"/>
+            <wp:effectExtent l="0" t="0" r="0" b="0"/>
+            <wp:docPr id="1" name="Picture 1"/>
+            <wp:cNvGraphicFramePr>
+              <a:graphicFrameLocks xmlns:a="http://schemas.openxmlformats.org/drawingml/2006/main" noChangeAspect="1"/>
+            </wp:cNvGraphicFramePr>
+            <a:graphic xmlns:a="http://schemas.openxmlformats.org/drawingml/2006/main">
+              <a:graphicData uri="http://schemas.openxmlformats.org/drawingml/2006/picture">
+                <pic:pic xmlns:pic="http://schemas.openxmlformats.org/drawingml/2006/picture">
+                  <pic:nvPicPr>
+                    <pic:cNvPr id="0" name="fig_cell25.png"/>
+                    <pic:cNvPicPr/>
+                  </pic:nvPicPr>
+                  <pic:blipFill>
+                    <a:blip r:embed="rId10"/>
+                    <a:stretch>
+                      <a:fillRect/>
+                    </a:stretch>
+                  </pic:blipFill>
+                  <pic:spPr>
+                    <a:xfrm>
+                      <a:off x="0" y="0"/>
+                      <a:ext cx="5303520" cy="3645398"/>
+                    </a:xfrm>
+                    <a:prstGeom prst="rect">
+                      <a:avLst/>
+                    </a:prstGeom>
+                  </pic:spPr>
+                </pic:pic>
+              </a:graphicData>
+            </a:graphic>
+          </wp:inline>
+        </w:drawing>
       </w:r>
     </w:p>
     <w:p>
       <w:pPr>
-        <w:rPr>
-          <w:rFonts w:ascii="Times New Roman" w:hAnsi="Times New Roman" w:cs="Times New Roman"/>
-          <w:sz w:val="28"/>
-          <w:szCs w:val="28"/>
-        </w:rPr>
-      </w:pPr>
-      <w:proofErr w:type="spellStart"/>
-      <w:r>
-        <w:rPr>
-          <w:rFonts w:ascii="Times New Roman" w:hAnsi="Times New Roman" w:cs="Times New Roman"/>
-          <w:sz w:val="28"/>
-          <w:szCs w:val="28"/>
-        </w:rPr>
-        <w:t>Theta</w:t>
-      </w:r>
-      <w:proofErr w:type="spellEnd"/>
-      <w:r>
-        <w:rPr>
-          <w:rFonts w:ascii="Times New Roman" w:hAnsi="Times New Roman" w:cs="Times New Roman"/>
-          <w:sz w:val="28"/>
-          <w:szCs w:val="28"/>
-        </w:rPr>
-        <w:t xml:space="preserve">     4.13·10⁻⁴   4.57·10⁻³</w:t>
+        <w:pStyle w:val="Caption"/>
+        <w:jc w:val="center"/>
+        <w:rPr>
+          <w:rFonts w:ascii="Times New Roman" w:hAnsi="Times New Roman" w:cs="Times New Roman"/>
+        </w:rPr>
+      </w:pPr>
+      <w:r>
+        <w:rPr>
+          <w:rFonts w:ascii="Times New Roman" w:hAnsi="Times New Roman" w:cs="Times New Roman"/>
+        </w:rPr>
+        <w:t>Рисунок 3 — Чувствительности американского пут-опциона (Delta, Gamma, Vega, Theta): BTNet с аналитической и перенесённой инициализацией весов vs формулы Блэка–Шоулса</w:t>
       </w:r>
     </w:p>
     <w:p>
@@ -10717,13 +11485,14 @@
           <w:rFonts w:ascii="Times New Roman" w:hAnsi="Times New Roman" w:cs="Times New Roman"/>
         </w:rPr>
       </w:pPr>
-      <w:r>
-        <w:rPr>
-          <w:rFonts w:ascii="Times New Roman" w:hAnsi="Times New Roman" w:cs="Times New Roman"/>
-        </w:rPr>
-        <w:lastRenderedPageBreak/>
+      <w:bookmarkStart w:id="29" w:name="_Toc227802643"/>
+      <w:r>
+        <w:rPr>
+          <w:rFonts w:ascii="Times New Roman" w:hAnsi="Times New Roman" w:cs="Times New Roman"/>
+        </w:rPr>
         <w:t>2.4. Эксперимент с переносом весов European → American</w:t>
       </w:r>
+      <w:bookmarkEnd w:id="29"/>
     </w:p>
     <w:p>
       <w:pPr>
@@ -10989,6 +11758,398 @@
         <w:t xml:space="preserve"> W</w:t>
       </w:r>
     </w:p>
+    <w:tbl>
+      <w:tblPr>
+        <w:tblStyle w:val="TableGrid"/>
+        <w:tblW w:w="0" w:type="auto"/>
+        <w:tblLook w:val="04A0" w:firstRow="1" w:lastRow="0" w:firstColumn="1" w:lastColumn="0" w:noHBand="0" w:noVBand="1"/>
+      </w:tblPr>
+      <w:tblGrid>
+        <w:gridCol w:w="3867"/>
+        <w:gridCol w:w="3135"/>
+        <w:gridCol w:w="3135"/>
+      </w:tblGrid>
+      <w:tr>
+        <w:tc>
+          <w:tcPr>
+            <w:tcW w:w="3867" w:type="dxa"/>
+          </w:tcPr>
+          <w:p>
+            <w:pPr>
+              <w:jc w:val="center"/>
+              <w:rPr>
+                <w:rFonts w:ascii="Times New Roman" w:hAnsi="Times New Roman" w:cs="Times New Roman"/>
+                <w:sz w:val="28"/>
+                <w:szCs w:val="28"/>
+                <w:lang w:val="en-US"/>
+              </w:rPr>
+            </w:pPr>
+            <w:r>
+              <w:rPr>
+                <w:rFonts w:ascii="Times New Roman" w:hAnsi="Times New Roman" w:cs="Times New Roman"/>
+                <w:sz w:val="28"/>
+                <w:szCs w:val="28"/>
+              </w:rPr>
+              <w:t>Грек</w:t>
+            </w:r>
+          </w:p>
+        </w:tc>
+        <w:tc>
+          <w:tcPr>
+            <w:tcW w:w="3135" w:type="dxa"/>
+          </w:tcPr>
+          <w:p>
+            <w:pPr>
+              <w:jc w:val="center"/>
+              <w:rPr>
+                <w:rFonts w:ascii="Times New Roman" w:hAnsi="Times New Roman" w:cs="Times New Roman"/>
+                <w:sz w:val="28"/>
+                <w:szCs w:val="28"/>
+              </w:rPr>
+            </w:pPr>
+            <w:r>
+              <w:rPr>
+                <w:rFonts w:ascii="Times New Roman" w:hAnsi="Times New Roman" w:cs="Times New Roman"/>
+                <w:sz w:val="28"/>
+                <w:szCs w:val="28"/>
+              </w:rPr>
+              <w:t>MAE</w:t>
+            </w:r>
+          </w:p>
+        </w:tc>
+        <w:tc>
+          <w:tcPr>
+            <w:tcW w:w="3135" w:type="dxa"/>
+          </w:tcPr>
+          <w:p>
+            <w:pPr>
+              <w:jc w:val="center"/>
+              <w:rPr>
+                <w:rFonts w:ascii="Times New Roman" w:hAnsi="Times New Roman" w:cs="Times New Roman"/>
+                <w:sz w:val="28"/>
+                <w:szCs w:val="28"/>
+              </w:rPr>
+            </w:pPr>
+            <w:proofErr w:type="spellStart"/>
+            <w:r>
+              <w:rPr>
+                <w:rFonts w:ascii="Times New Roman" w:hAnsi="Times New Roman" w:cs="Times New Roman"/>
+                <w:sz w:val="28"/>
+                <w:szCs w:val="28"/>
+              </w:rPr>
+              <w:t>max|diff</w:t>
+            </w:r>
+            <w:proofErr w:type="spellEnd"/>
+            <w:r>
+              <w:rPr>
+                <w:rFonts w:ascii="Times New Roman" w:hAnsi="Times New Roman" w:cs="Times New Roman"/>
+                <w:sz w:val="28"/>
+                <w:szCs w:val="28"/>
+              </w:rPr>
+              <w:t>|</w:t>
+            </w:r>
+          </w:p>
+        </w:tc>
+      </w:tr>
+      <w:tr>
+        <w:tc>
+          <w:tcPr>
+            <w:tcW w:w="3867" w:type="dxa"/>
+          </w:tcPr>
+          <w:p>
+            <w:pPr>
+              <w:jc w:val="center"/>
+              <w:rPr>
+                <w:rFonts w:ascii="Times New Roman" w:hAnsi="Times New Roman" w:cs="Times New Roman"/>
+                <w:sz w:val="28"/>
+                <w:szCs w:val="28"/>
+              </w:rPr>
+            </w:pPr>
+            <w:r>
+              <w:rPr>
+                <w:rFonts w:ascii="Times New Roman" w:hAnsi="Times New Roman" w:cs="Times New Roman"/>
+                <w:sz w:val="28"/>
+                <w:szCs w:val="28"/>
+              </w:rPr>
+              <w:lastRenderedPageBreak/>
+              <w:t>Delta</w:t>
+            </w:r>
+          </w:p>
+        </w:tc>
+        <w:tc>
+          <w:tcPr>
+            <w:tcW w:w="3135" w:type="dxa"/>
+          </w:tcPr>
+          <w:p>
+            <w:pPr>
+              <w:jc w:val="center"/>
+              <w:rPr>
+                <w:rFonts w:ascii="Times New Roman" w:hAnsi="Times New Roman" w:cs="Times New Roman"/>
+                <w:sz w:val="28"/>
+                <w:szCs w:val="28"/>
+              </w:rPr>
+            </w:pPr>
+            <w:r>
+              <w:rPr>
+                <w:rFonts w:ascii="Times New Roman" w:hAnsi="Times New Roman" w:cs="Times New Roman"/>
+                <w:sz w:val="28"/>
+                <w:szCs w:val="28"/>
+              </w:rPr>
+              <w:t>7.92·10⁻³</w:t>
+            </w:r>
+          </w:p>
+        </w:tc>
+        <w:tc>
+          <w:tcPr>
+            <w:tcW w:w="3135" w:type="dxa"/>
+          </w:tcPr>
+          <w:p>
+            <w:pPr>
+              <w:jc w:val="center"/>
+              <w:rPr>
+                <w:rFonts w:ascii="Times New Roman" w:hAnsi="Times New Roman" w:cs="Times New Roman"/>
+                <w:sz w:val="28"/>
+                <w:szCs w:val="28"/>
+              </w:rPr>
+            </w:pPr>
+            <w:r>
+              <w:rPr>
+                <w:rFonts w:ascii="Times New Roman" w:hAnsi="Times New Roman" w:cs="Times New Roman"/>
+                <w:sz w:val="28"/>
+                <w:szCs w:val="28"/>
+              </w:rPr>
+              <w:t>9.25·10⁻²</w:t>
+            </w:r>
+          </w:p>
+        </w:tc>
+      </w:tr>
+      <w:tr>
+        <w:tc>
+          <w:tcPr>
+            <w:tcW w:w="3867" w:type="dxa"/>
+          </w:tcPr>
+          <w:p>
+            <w:pPr>
+              <w:jc w:val="center"/>
+              <w:rPr>
+                <w:rFonts w:ascii="Times New Roman" w:hAnsi="Times New Roman" w:cs="Times New Roman"/>
+                <w:sz w:val="28"/>
+                <w:szCs w:val="28"/>
+                <w:lang w:val="en-US"/>
+              </w:rPr>
+            </w:pPr>
+            <w:proofErr w:type="spellStart"/>
+            <w:r>
+              <w:rPr>
+                <w:rFonts w:ascii="Times New Roman" w:hAnsi="Times New Roman" w:cs="Times New Roman"/>
+                <w:sz w:val="28"/>
+                <w:szCs w:val="28"/>
+              </w:rPr>
+              <w:t>Gamma</w:t>
+            </w:r>
+            <w:proofErr w:type="spellEnd"/>
+          </w:p>
+        </w:tc>
+        <w:tc>
+          <w:tcPr>
+            <w:tcW w:w="3135" w:type="dxa"/>
+          </w:tcPr>
+          <w:p>
+            <w:pPr>
+              <w:jc w:val="center"/>
+              <w:rPr>
+                <w:rFonts w:ascii="Times New Roman" w:hAnsi="Times New Roman" w:cs="Times New Roman"/>
+                <w:sz w:val="28"/>
+                <w:szCs w:val="28"/>
+                <w:lang w:val="en-US"/>
+              </w:rPr>
+            </w:pPr>
+            <w:r>
+              <w:rPr>
+                <w:rFonts w:ascii="Times New Roman" w:hAnsi="Times New Roman" w:cs="Times New Roman"/>
+                <w:sz w:val="28"/>
+                <w:szCs w:val="28"/>
+                <w:lang w:val="en-US"/>
+              </w:rPr>
+              <w:t>0</w:t>
+            </w:r>
+          </w:p>
+        </w:tc>
+        <w:tc>
+          <w:tcPr>
+            <w:tcW w:w="3135" w:type="dxa"/>
+          </w:tcPr>
+          <w:p>
+            <w:pPr>
+              <w:jc w:val="center"/>
+              <w:rPr>
+                <w:rFonts w:ascii="Times New Roman" w:hAnsi="Times New Roman" w:cs="Times New Roman"/>
+                <w:sz w:val="28"/>
+                <w:szCs w:val="28"/>
+                <w:lang w:val="en-US"/>
+              </w:rPr>
+            </w:pPr>
+            <w:r>
+              <w:rPr>
+                <w:rFonts w:ascii="Times New Roman" w:hAnsi="Times New Roman" w:cs="Times New Roman"/>
+                <w:sz w:val="28"/>
+                <w:szCs w:val="28"/>
+                <w:lang w:val="en-US"/>
+              </w:rPr>
+              <w:t>0</w:t>
+            </w:r>
+          </w:p>
+        </w:tc>
+      </w:tr>
+      <w:tr>
+        <w:tc>
+          <w:tcPr>
+            <w:tcW w:w="3867" w:type="dxa"/>
+          </w:tcPr>
+          <w:p>
+            <w:pPr>
+              <w:jc w:val="center"/>
+              <w:rPr>
+                <w:rFonts w:ascii="Times New Roman" w:hAnsi="Times New Roman" w:cs="Times New Roman"/>
+                <w:sz w:val="28"/>
+                <w:szCs w:val="28"/>
+                <w:lang w:val="en-US"/>
+              </w:rPr>
+            </w:pPr>
+            <w:proofErr w:type="spellStart"/>
+            <w:r>
+              <w:rPr>
+                <w:rFonts w:ascii="Times New Roman" w:hAnsi="Times New Roman" w:cs="Times New Roman"/>
+                <w:sz w:val="28"/>
+                <w:szCs w:val="28"/>
+              </w:rPr>
+              <w:t>Vega</w:t>
+            </w:r>
+            <w:proofErr w:type="spellEnd"/>
+          </w:p>
+        </w:tc>
+        <w:tc>
+          <w:tcPr>
+            <w:tcW w:w="3135" w:type="dxa"/>
+          </w:tcPr>
+          <w:p>
+            <w:pPr>
+              <w:jc w:val="center"/>
+              <w:rPr>
+                <w:rFonts w:ascii="Times New Roman" w:hAnsi="Times New Roman" w:cs="Times New Roman"/>
+                <w:sz w:val="28"/>
+                <w:szCs w:val="28"/>
+              </w:rPr>
+            </w:pPr>
+            <w:r>
+              <w:rPr>
+                <w:rFonts w:ascii="Times New Roman" w:hAnsi="Times New Roman" w:cs="Times New Roman"/>
+                <w:sz w:val="28"/>
+                <w:szCs w:val="28"/>
+              </w:rPr>
+              <w:t>3.31·10⁻³</w:t>
+            </w:r>
+          </w:p>
+        </w:tc>
+        <w:tc>
+          <w:tcPr>
+            <w:tcW w:w="3135" w:type="dxa"/>
+          </w:tcPr>
+          <w:p>
+            <w:pPr>
+              <w:jc w:val="center"/>
+              <w:rPr>
+                <w:rFonts w:ascii="Times New Roman" w:hAnsi="Times New Roman" w:cs="Times New Roman"/>
+                <w:sz w:val="28"/>
+                <w:szCs w:val="28"/>
+              </w:rPr>
+            </w:pPr>
+            <w:r>
+              <w:rPr>
+                <w:rFonts w:ascii="Times New Roman" w:hAnsi="Times New Roman" w:cs="Times New Roman"/>
+                <w:sz w:val="28"/>
+                <w:szCs w:val="28"/>
+              </w:rPr>
+              <w:t>3.65·10⁻²</w:t>
+            </w:r>
+          </w:p>
+        </w:tc>
+      </w:tr>
+      <w:tr>
+        <w:tc>
+          <w:tcPr>
+            <w:tcW w:w="3867" w:type="dxa"/>
+          </w:tcPr>
+          <w:p>
+            <w:pPr>
+              <w:jc w:val="center"/>
+              <w:rPr>
+                <w:rFonts w:ascii="Times New Roman" w:hAnsi="Times New Roman" w:cs="Times New Roman"/>
+                <w:sz w:val="28"/>
+                <w:szCs w:val="28"/>
+                <w:lang w:val="en-US"/>
+              </w:rPr>
+            </w:pPr>
+            <w:proofErr w:type="spellStart"/>
+            <w:r>
+              <w:rPr>
+                <w:rFonts w:ascii="Times New Roman" w:hAnsi="Times New Roman" w:cs="Times New Roman"/>
+                <w:sz w:val="28"/>
+                <w:szCs w:val="28"/>
+              </w:rPr>
+              <w:t>Theta</w:t>
+            </w:r>
+            <w:proofErr w:type="spellEnd"/>
+          </w:p>
+        </w:tc>
+        <w:tc>
+          <w:tcPr>
+            <w:tcW w:w="3135" w:type="dxa"/>
+          </w:tcPr>
+          <w:p>
+            <w:pPr>
+              <w:jc w:val="center"/>
+              <w:rPr>
+                <w:rFonts w:ascii="Times New Roman" w:hAnsi="Times New Roman" w:cs="Times New Roman"/>
+                <w:sz w:val="28"/>
+                <w:szCs w:val="28"/>
+              </w:rPr>
+            </w:pPr>
+            <w:r>
+              <w:rPr>
+                <w:rFonts w:ascii="Times New Roman" w:hAnsi="Times New Roman" w:cs="Times New Roman"/>
+                <w:sz w:val="28"/>
+                <w:szCs w:val="28"/>
+              </w:rPr>
+              <w:t>4.13·10⁻⁴</w:t>
+            </w:r>
+          </w:p>
+        </w:tc>
+        <w:tc>
+          <w:tcPr>
+            <w:tcW w:w="3135" w:type="dxa"/>
+          </w:tcPr>
+          <w:p>
+            <w:pPr>
+              <w:jc w:val="center"/>
+              <w:rPr>
+                <w:rFonts w:ascii="Times New Roman" w:hAnsi="Times New Roman" w:cs="Times New Roman"/>
+                <w:sz w:val="28"/>
+                <w:szCs w:val="28"/>
+              </w:rPr>
+            </w:pPr>
+            <w:r>
+              <w:rPr>
+                <w:rFonts w:ascii="Times New Roman" w:hAnsi="Times New Roman" w:cs="Times New Roman"/>
+                <w:sz w:val="28"/>
+                <w:szCs w:val="28"/>
+              </w:rPr>
+              <w:t>4.57·10⁻³</w:t>
+            </w:r>
+          </w:p>
+        </w:tc>
+      </w:tr>
+    </w:tbl>
     <w:p>
       <w:pPr>
         <w:rPr>
@@ -11003,7 +12164,7 @@
           <w:sz w:val="28"/>
           <w:szCs w:val="28"/>
         </w:rPr>
-        <w:t xml:space="preserve">Грек      MAE          </w:t>
+        <w:t xml:space="preserve">Результаты показывают, что отклонение весового фильтра на ΔW ≈ 0.004 приводит к искажению Delta на MAE ≈ 7.9·10⁻³ и </w:t>
       </w:r>
       <w:proofErr w:type="spellStart"/>
       <w:r>
@@ -11012,7 +12173,7 @@
           <w:sz w:val="28"/>
           <w:szCs w:val="28"/>
         </w:rPr>
-        <w:t>max|diff</w:t>
+        <w:t>Vega</w:t>
       </w:r>
       <w:proofErr w:type="spellEnd"/>
       <w:r>
@@ -11021,177 +12182,132 @@
           <w:sz w:val="28"/>
           <w:szCs w:val="28"/>
         </w:rPr>
-        <w:t>|</w:t>
+        <w:t xml:space="preserve"> на MAE ≈ 3.3·10⁻³. Это свидетельствует о чувствительности греков второго порядка к точности инициализации весов, что является важным практическим выводом при применении </w:t>
+      </w:r>
+      <w:proofErr w:type="spellStart"/>
+      <w:r>
+        <w:rPr>
+          <w:rFonts w:ascii="Times New Roman" w:hAnsi="Times New Roman" w:cs="Times New Roman"/>
+          <w:sz w:val="28"/>
+          <w:szCs w:val="28"/>
+        </w:rPr>
+        <w:t>BTNet</w:t>
+      </w:r>
+      <w:proofErr w:type="spellEnd"/>
+      <w:r>
+        <w:rPr>
+          <w:rFonts w:ascii="Times New Roman" w:hAnsi="Times New Roman" w:cs="Times New Roman"/>
+          <w:sz w:val="28"/>
+          <w:szCs w:val="28"/>
+        </w:rPr>
+        <w:t xml:space="preserve"> с весами, полученными в процессе обучения, а не из аналитической формулы. Полученные результаты оформлены в ноутбуке btnn-bs-torch-v</w:t>
+      </w:r>
+      <w:proofErr w:type="gramStart"/>
+      <w:r>
+        <w:rPr>
+          <w:rFonts w:ascii="Times New Roman" w:hAnsi="Times New Roman" w:cs="Times New Roman"/>
+          <w:sz w:val="28"/>
+          <w:szCs w:val="28"/>
+        </w:rPr>
+        <w:t>4.ipynb</w:t>
+      </w:r>
+      <w:proofErr w:type="gramEnd"/>
+      <w:r>
+        <w:rPr>
+          <w:rFonts w:ascii="Times New Roman" w:hAnsi="Times New Roman" w:cs="Times New Roman"/>
+          <w:sz w:val="28"/>
+          <w:szCs w:val="28"/>
+        </w:rPr>
+        <w:t>.</w:t>
       </w:r>
     </w:p>
     <w:p>
       <w:pPr>
-        <w:rPr>
-          <w:rFonts w:ascii="Times New Roman" w:hAnsi="Times New Roman" w:cs="Times New Roman"/>
-          <w:sz w:val="28"/>
-          <w:szCs w:val="28"/>
-        </w:rPr>
-      </w:pPr>
-      <w:r>
-        <w:rPr>
-          <w:rFonts w:ascii="Times New Roman" w:hAnsi="Times New Roman" w:cs="Times New Roman"/>
-          <w:sz w:val="28"/>
-          <w:szCs w:val="28"/>
-        </w:rPr>
-        <w:t>Delta     7.92·10⁻³   9.25·10⁻²</w:t>
+        <w:jc w:val="center"/>
+      </w:pPr>
+      <w:r>
+        <w:rPr>
+          <w:noProof/>
+        </w:rPr>
+        <w:drawing>
+          <wp:inline distT="0" distB="0" distL="0" distR="0">
+            <wp:extent cx="5303520" cy="3642572"/>
+            <wp:effectExtent l="0" t="0" r="0" b="0"/>
+            <wp:docPr id="2" name="Picture 2"/>
+            <wp:cNvGraphicFramePr>
+              <a:graphicFrameLocks xmlns:a="http://schemas.openxmlformats.org/drawingml/2006/main" noChangeAspect="1"/>
+            </wp:cNvGraphicFramePr>
+            <a:graphic xmlns:a="http://schemas.openxmlformats.org/drawingml/2006/main">
+              <a:graphicData uri="http://schemas.openxmlformats.org/drawingml/2006/picture">
+                <pic:pic xmlns:pic="http://schemas.openxmlformats.org/drawingml/2006/picture">
+                  <pic:nvPicPr>
+                    <pic:cNvPr id="0" name="fig_cell27.png"/>
+                    <pic:cNvPicPr/>
+                  </pic:nvPicPr>
+                  <pic:blipFill>
+                    <a:blip r:embed="rId11"/>
+                    <a:stretch>
+                      <a:fillRect/>
+                    </a:stretch>
+                  </pic:blipFill>
+                  <pic:spPr>
+                    <a:xfrm>
+                      <a:off x="0" y="0"/>
+                      <a:ext cx="5303520" cy="3642572"/>
+                    </a:xfrm>
+                    <a:prstGeom prst="rect">
+                      <a:avLst/>
+                    </a:prstGeom>
+                  </pic:spPr>
+                </pic:pic>
+              </a:graphicData>
+            </a:graphic>
+          </wp:inline>
+        </w:drawing>
       </w:r>
     </w:p>
     <w:p>
       <w:pPr>
-        <w:rPr>
-          <w:rFonts w:ascii="Times New Roman" w:hAnsi="Times New Roman" w:cs="Times New Roman"/>
-          <w:sz w:val="28"/>
-          <w:szCs w:val="28"/>
-        </w:rPr>
-      </w:pPr>
-      <w:proofErr w:type="spellStart"/>
-      <w:r>
-        <w:rPr>
-          <w:rFonts w:ascii="Times New Roman" w:hAnsi="Times New Roman" w:cs="Times New Roman"/>
-          <w:sz w:val="28"/>
-          <w:szCs w:val="28"/>
-        </w:rPr>
-        <w:t>Gamma</w:t>
-      </w:r>
-      <w:proofErr w:type="spellEnd"/>
-      <w:r>
-        <w:rPr>
-          <w:rFonts w:ascii="Times New Roman" w:hAnsi="Times New Roman" w:cs="Times New Roman"/>
-          <w:sz w:val="28"/>
-          <w:szCs w:val="28"/>
-        </w:rPr>
-        <w:t xml:space="preserve">     0            0</w:t>
+        <w:pStyle w:val="Caption"/>
+        <w:jc w:val="center"/>
+        <w:rPr>
+          <w:rFonts w:ascii="Times New Roman" w:hAnsi="Times New Roman" w:cs="Times New Roman"/>
+        </w:rPr>
+      </w:pPr>
+      <w:r>
+        <w:rPr>
+          <w:rFonts w:ascii="Times New Roman" w:hAnsi="Times New Roman" w:cs="Times New Roman"/>
+        </w:rPr>
+        <w:t>Рисунок 4 — Отклонение чувствительностей между моделями с аналитической и перенесённой инициализацией весов BTNet</w:t>
       </w:r>
     </w:p>
     <w:p>
       <w:pPr>
-        <w:rPr>
-          <w:rFonts w:ascii="Times New Roman" w:hAnsi="Times New Roman" w:cs="Times New Roman"/>
-          <w:sz w:val="28"/>
-          <w:szCs w:val="28"/>
-        </w:rPr>
-      </w:pPr>
-      <w:proofErr w:type="spellStart"/>
-      <w:r>
-        <w:rPr>
-          <w:rFonts w:ascii="Times New Roman" w:hAnsi="Times New Roman" w:cs="Times New Roman"/>
-          <w:sz w:val="28"/>
-          <w:szCs w:val="28"/>
-        </w:rPr>
-        <w:t>Vega</w:t>
-      </w:r>
-      <w:proofErr w:type="spellEnd"/>
-      <w:r>
-        <w:rPr>
-          <w:rFonts w:ascii="Times New Roman" w:hAnsi="Times New Roman" w:cs="Times New Roman"/>
-          <w:sz w:val="28"/>
-          <w:szCs w:val="28"/>
-        </w:rPr>
-        <w:t xml:space="preserve">      3.31·10⁻³   3.65·10⁻²</w:t>
-      </w:r>
+        <w:pStyle w:val="Heading2"/>
+        <w:rPr>
+          <w:rFonts w:ascii="Times New Roman" w:hAnsi="Times New Roman" w:cs="Times New Roman"/>
+          <w:lang w:val="en-US"/>
+        </w:rPr>
+      </w:pPr>
+      <w:bookmarkStart w:id="30" w:name="_Toc227802644"/>
     </w:p>
     <w:p>
       <w:pPr>
-        <w:rPr>
-          <w:rFonts w:ascii="Times New Roman" w:hAnsi="Times New Roman" w:cs="Times New Roman"/>
-          <w:sz w:val="28"/>
-          <w:szCs w:val="28"/>
-        </w:rPr>
-      </w:pPr>
-      <w:proofErr w:type="spellStart"/>
-      <w:r>
-        <w:rPr>
-          <w:rFonts w:ascii="Times New Roman" w:hAnsi="Times New Roman" w:cs="Times New Roman"/>
-          <w:sz w:val="28"/>
-          <w:szCs w:val="28"/>
-        </w:rPr>
-        <w:t>Theta</w:t>
-      </w:r>
-      <w:proofErr w:type="spellEnd"/>
-      <w:r>
-        <w:rPr>
-          <w:rFonts w:ascii="Times New Roman" w:hAnsi="Times New Roman" w:cs="Times New Roman"/>
-          <w:sz w:val="28"/>
-          <w:szCs w:val="28"/>
-        </w:rPr>
-        <w:t xml:space="preserve">     4.13·10⁻⁴   4.57·10⁻³</w:t>
-      </w:r>
+        <w:pStyle w:val="Heading2"/>
+        <w:rPr>
+          <w:rFonts w:ascii="Times New Roman" w:hAnsi="Times New Roman" w:cs="Times New Roman"/>
+          <w:lang w:val="en-US"/>
+        </w:rPr>
+      </w:pPr>
     </w:p>
     <w:p>
       <w:pPr>
-        <w:rPr>
-          <w:rFonts w:ascii="Times New Roman" w:hAnsi="Times New Roman" w:cs="Times New Roman"/>
-          <w:sz w:val="28"/>
-          <w:szCs w:val="28"/>
-        </w:rPr>
-      </w:pPr>
-      <w:r>
-        <w:rPr>
-          <w:rFonts w:ascii="Times New Roman" w:hAnsi="Times New Roman" w:cs="Times New Roman"/>
-          <w:sz w:val="28"/>
-          <w:szCs w:val="28"/>
-        </w:rPr>
-        <w:t xml:space="preserve">Результаты показывают, что отклонение весового фильтра на ΔW ≈ 0.004 приводит к искажению Delta на MAE ≈ 7.9·10⁻³ и </w:t>
-      </w:r>
-      <w:proofErr w:type="spellStart"/>
-      <w:r>
-        <w:rPr>
-          <w:rFonts w:ascii="Times New Roman" w:hAnsi="Times New Roman" w:cs="Times New Roman"/>
-          <w:sz w:val="28"/>
-          <w:szCs w:val="28"/>
-        </w:rPr>
-        <w:t>Vega</w:t>
-      </w:r>
-      <w:proofErr w:type="spellEnd"/>
-      <w:r>
-        <w:rPr>
-          <w:rFonts w:ascii="Times New Roman" w:hAnsi="Times New Roman" w:cs="Times New Roman"/>
-          <w:sz w:val="28"/>
-          <w:szCs w:val="28"/>
-        </w:rPr>
-        <w:t xml:space="preserve"> на MAE ≈ 3.3·10⁻³. Это свидетельствует о чувствительности греков второго порядка к точности инициализации весов, что является важным практическим выводом при применении </w:t>
-      </w:r>
-      <w:proofErr w:type="spellStart"/>
-      <w:r>
-        <w:rPr>
-          <w:rFonts w:ascii="Times New Roman" w:hAnsi="Times New Roman" w:cs="Times New Roman"/>
-          <w:sz w:val="28"/>
-          <w:szCs w:val="28"/>
-        </w:rPr>
-        <w:t>BTNet</w:t>
-      </w:r>
-      <w:proofErr w:type="spellEnd"/>
-      <w:r>
-        <w:rPr>
-          <w:rFonts w:ascii="Times New Roman" w:hAnsi="Times New Roman" w:cs="Times New Roman"/>
-          <w:sz w:val="28"/>
-          <w:szCs w:val="28"/>
-        </w:rPr>
-        <w:t xml:space="preserve"> с весами, полученными в процессе обучения, а не из аналитической формулы. Полученные результаты оформлены в ноутбуке btnn-bs-torch-v</w:t>
-      </w:r>
-      <w:proofErr w:type="gramStart"/>
-      <w:r>
-        <w:rPr>
-          <w:rFonts w:ascii="Times New Roman" w:hAnsi="Times New Roman" w:cs="Times New Roman"/>
-          <w:sz w:val="28"/>
-          <w:szCs w:val="28"/>
-        </w:rPr>
-        <w:t>4.ipynb</w:t>
-      </w:r>
-      <w:proofErr w:type="gramEnd"/>
-      <w:r>
-        <w:rPr>
-          <w:rFonts w:ascii="Times New Roman" w:hAnsi="Times New Roman" w:cs="Times New Roman"/>
-          <w:sz w:val="28"/>
-          <w:szCs w:val="28"/>
-        </w:rPr>
-        <w:t>.</w:t>
-      </w:r>
+        <w:pStyle w:val="Heading2"/>
+        <w:rPr>
+          <w:rFonts w:ascii="Times New Roman" w:hAnsi="Times New Roman" w:cs="Times New Roman"/>
+          <w:lang w:val="en-US"/>
+        </w:rPr>
+      </w:pPr>
     </w:p>
     <w:p>
       <w:pPr>
@@ -11206,6 +12322,7 @@
         </w:rPr>
         <w:t>3. Работа над выпускной квалификационной работой</w:t>
       </w:r>
+      <w:bookmarkEnd w:id="30"/>
     </w:p>
     <w:p>
       <w:pPr>
@@ -11214,12 +12331,14 @@
           <w:rFonts w:ascii="Times New Roman" w:hAnsi="Times New Roman" w:cs="Times New Roman"/>
         </w:rPr>
       </w:pPr>
+      <w:bookmarkStart w:id="31" w:name="_Toc227802645"/>
       <w:r>
         <w:rPr>
           <w:rFonts w:ascii="Times New Roman" w:hAnsi="Times New Roman" w:cs="Times New Roman"/>
         </w:rPr>
         <w:t>3.1. Написание первой главы ВКР</w:t>
       </w:r>
+      <w:bookmarkEnd w:id="31"/>
     </w:p>
     <w:p>
       <w:pPr>
@@ -11235,7 +12354,7 @@
           <w:sz w:val="28"/>
           <w:szCs w:val="28"/>
         </w:rPr>
-        <w:t>В период с 21 по 24 апреля 2026 г. велась работа по написанию первой главы ВКР «Оценка американских опционов нейронной сети на основе биномиального дерева». Первая глава включает следующие разделы.</w:t>
+        <w:t>В период с 21 по 24 апреля 2026 г. велась работа по написанию первой главы ВКР «Оценка американских опционов нейронной сети на основе биномиального дерева» [1], [7]. Первая глава включает следующие разделы.</w:t>
       </w:r>
     </w:p>
     <w:p>
@@ -11252,7 +12371,8 @@
           <w:sz w:val="28"/>
           <w:szCs w:val="28"/>
         </w:rPr>
-        <w:t>Биномиальная модель CRR. Изложены математические основы модели Кокса–Росса–Рубинштейна [2], [4]: коэффициенты роста u = exp(σ√Δt) и убывания d = 1/u; риск-нейтральная вероятность p = (exp(rΔt) − d)</w:t>
+        <w:lastRenderedPageBreak/>
+        <w:t>Биномиальная модель CRR. Изложены математические основы модели Кокса–Росса–Рубинштейна [2], [4], [5]: коэффициенты роста u = exp(σ√Δt) и убывания d = 1/u; риск-нейтральная вероятность p = (exp(rΔt) − d)</w:t>
       </w:r>
       <w:proofErr w:type="gramStart"/>
       <w:r>
@@ -11287,8 +12407,7 @@
           <w:sz w:val="28"/>
           <w:szCs w:val="28"/>
         </w:rPr>
-        <w:lastRenderedPageBreak/>
-        <w:t>Задача оптимальной остановки для американских опционов. Описан критерий раннего исполнения и рекуррентное соотношение для американского пут-опциона:</w:t>
+        <w:t>Задача оптимальной остановки для американских опционов. Описан критерий раннего исполнения и рекуррентное соотношение для американского пут-опциона. Для контекста рассмотрен также метод Лонгстаффа–Шварца (LSM) [9] как альтернативный подход к оценке американских опционов методом Монте-Карло [8]:</w:t>
       </w:r>
     </w:p>
     <w:p>
@@ -11445,12 +12564,14 @@
           <w:rFonts w:ascii="Times New Roman" w:hAnsi="Times New Roman" w:cs="Times New Roman"/>
         </w:rPr>
       </w:pPr>
+      <w:bookmarkStart w:id="32" w:name="_Toc227802646"/>
       <w:r>
         <w:rPr>
           <w:rFonts w:ascii="Times New Roman" w:hAnsi="Times New Roman" w:cs="Times New Roman"/>
         </w:rPr>
         <w:t>3.2. Написание второй главы ВКР</w:t>
       </w:r>
+      <w:bookmarkEnd w:id="32"/>
     </w:p>
     <w:p>
       <w:pPr>
@@ -11717,7 +12838,8 @@
           <w:szCs w:val="32"/>
         </w:rPr>
       </w:pPr>
-      <w:bookmarkStart w:id="16" w:name="_Toc158643493"/>
+      <w:bookmarkStart w:id="33" w:name="_Toc227802647"/>
+      <w:bookmarkStart w:id="34" w:name="_Toc227802653"/>
       <w:r>
         <w:rPr>
           <w:sz w:val="32"/>
@@ -11726,11 +12848,12 @@
         <w:lastRenderedPageBreak/>
         <w:t>Заключение</w:t>
       </w:r>
-      <w:bookmarkEnd w:id="16"/>
+      <w:bookmarkEnd w:id="33"/>
+      <w:bookmarkEnd w:id="34"/>
     </w:p>
     <w:p>
       <w:pPr>
-        <w:spacing w:after="0" w:line="360" w:lineRule="auto"/>
+        <w:spacing w:after="0" w:line="240" w:lineRule="auto"/>
         <w:ind w:firstLine="567"/>
         <w:jc w:val="both"/>
         <w:rPr>
@@ -11763,14 +12886,6 @@
         </w:rPr>
         <w:t xml:space="preserve">, были достигнуты все цели и решены все поставленные задачи, определенные в программе </w:t>
       </w:r>
-      <w:r>
-        <w:rPr>
-          <w:rFonts w:ascii="Times New Roman" w:hAnsi="Times New Roman" w:cs="Times New Roman"/>
-          <w:sz w:val="28"/>
-          <w:szCs w:val="28"/>
-        </w:rPr>
-        <w:t>$</w:t>
-      </w:r>
       <w:proofErr w:type="spellStart"/>
       <w:r>
         <w:rPr>
@@ -11816,7 +12931,7 @@
     </w:p>
     <w:p>
       <w:pPr>
-        <w:spacing w:after="0" w:line="360" w:lineRule="auto"/>
+        <w:spacing w:after="0" w:line="240" w:lineRule="auto"/>
         <w:ind w:firstLine="567"/>
         <w:jc w:val="both"/>
         <w:rPr>
@@ -11830,7 +12945,6 @@
           <w:rFonts w:ascii="Times New Roman" w:hAnsi="Times New Roman" w:cs="Times New Roman"/>
           <w:sz w:val="28"/>
           <w:szCs w:val="28"/>
-          <w:highlight w:val="yellow"/>
         </w:rPr>
         <w:t>При прохождении практики я разобрался с научной терминологией области исследований; научился осуществлять сбор, анализ и обработку данных, необходимых для решения профессиональных задач; собирать, обрабатывать и интерпретировать данные современных научных исследований, необходимые для формирования выводов по соответствующим научным исследованиям; осуществлять целенаправленный поиск информации о новейших научных и технологических достижениях в сети Интернет и из других источников; строить и анализировать математические модели объекта исследований; разрабатывать и отлаживать вспомогательные программные комплексы; проводить численный эксперимент; оформлять результаты своих исследований. Также я о</w:t>
       </w:r>
@@ -11840,7 +12954,6 @@
           <w:bCs/>
           <w:sz w:val="28"/>
           <w:szCs w:val="28"/>
-          <w:highlight w:val="yellow"/>
         </w:rPr>
         <w:t xml:space="preserve">владел </w:t>
       </w:r>
@@ -11849,14 +12962,13 @@
           <w:rFonts w:ascii="Times New Roman" w:hAnsi="Times New Roman" w:cs="Times New Roman"/>
           <w:sz w:val="28"/>
           <w:szCs w:val="28"/>
-          <w:highlight w:val="yellow"/>
         </w:rPr>
         <w:t>необходимым математическим и программным аппаратом исследований; навыками математического моделирования, применения численных методов для выполнения необходимых расчетов и получения численных оценок по теме исследований.</w:t>
       </w:r>
     </w:p>
     <w:p>
       <w:pPr>
-        <w:spacing w:after="0" w:line="360" w:lineRule="auto"/>
+        <w:spacing w:after="0" w:line="240" w:lineRule="auto"/>
         <w:ind w:firstLine="567"/>
         <w:jc w:val="both"/>
         <w:rPr>
@@ -11890,21 +13002,19 @@
           <w:ilvl w:val="0"/>
           <w:numId w:val="6"/>
         </w:numPr>
-        <w:spacing w:after="0" w:line="360" w:lineRule="auto"/>
+        <w:spacing w:after="0" w:line="240" w:lineRule="auto"/>
         <w:jc w:val="both"/>
         <w:rPr>
           <w:rFonts w:ascii="Times New Roman" w:hAnsi="Times New Roman" w:cs="Times New Roman"/>
           <w:sz w:val="28"/>
           <w:szCs w:val="28"/>
-          <w:highlight w:val="yellow"/>
-        </w:rPr>
-      </w:pPr>
-      <w:r>
-        <w:rPr>
-          <w:rFonts w:ascii="Times New Roman" w:hAnsi="Times New Roman" w:cs="Times New Roman"/>
-          <w:sz w:val="28"/>
-          <w:szCs w:val="28"/>
-          <w:highlight w:val="yellow"/>
+        </w:rPr>
+      </w:pPr>
+      <w:r>
+        <w:rPr>
+          <w:rFonts w:ascii="Times New Roman" w:hAnsi="Times New Roman" w:cs="Times New Roman"/>
+          <w:sz w:val="28"/>
+          <w:szCs w:val="28"/>
         </w:rPr>
         <w:t>способностью к самоорганизации и к самообразованию;</w:t>
       </w:r>
@@ -11915,21 +13025,19 @@
           <w:ilvl w:val="0"/>
           <w:numId w:val="6"/>
         </w:numPr>
-        <w:spacing w:after="0" w:line="360" w:lineRule="auto"/>
+        <w:spacing w:after="0" w:line="240" w:lineRule="auto"/>
         <w:jc w:val="both"/>
         <w:rPr>
           <w:rFonts w:ascii="Times New Roman" w:hAnsi="Times New Roman" w:cs="Times New Roman"/>
           <w:sz w:val="28"/>
           <w:szCs w:val="28"/>
-          <w:highlight w:val="yellow"/>
-        </w:rPr>
-      </w:pPr>
-      <w:r>
-        <w:rPr>
-          <w:rFonts w:ascii="Times New Roman" w:hAnsi="Times New Roman" w:cs="Times New Roman"/>
-          <w:sz w:val="28"/>
-          <w:szCs w:val="28"/>
-          <w:highlight w:val="yellow"/>
+        </w:rPr>
+      </w:pPr>
+      <w:r>
+        <w:rPr>
+          <w:rFonts w:ascii="Times New Roman" w:hAnsi="Times New Roman" w:cs="Times New Roman"/>
+          <w:sz w:val="28"/>
+          <w:szCs w:val="28"/>
         </w:rPr>
         <w:t>способностью решать стандартные задачи профессиональной деятельности на основе информационной и библиографической культуры с применением информационно-коммуникационных технологий и с учетом основных требований информационной безопасности;</w:t>
       </w:r>
@@ -11940,21 +13048,19 @@
           <w:ilvl w:val="0"/>
           <w:numId w:val="6"/>
         </w:numPr>
-        <w:spacing w:after="0" w:line="360" w:lineRule="auto"/>
+        <w:spacing w:after="0" w:line="240" w:lineRule="auto"/>
         <w:jc w:val="both"/>
         <w:rPr>
           <w:rFonts w:ascii="Times New Roman" w:hAnsi="Times New Roman" w:cs="Times New Roman"/>
           <w:sz w:val="28"/>
           <w:szCs w:val="28"/>
-          <w:highlight w:val="yellow"/>
-        </w:rPr>
-      </w:pPr>
-      <w:r>
-        <w:rPr>
-          <w:rFonts w:ascii="Times New Roman" w:hAnsi="Times New Roman" w:cs="Times New Roman"/>
-          <w:sz w:val="28"/>
-          <w:szCs w:val="28"/>
-          <w:highlight w:val="yellow"/>
+        </w:rPr>
+      </w:pPr>
+      <w:r>
+        <w:rPr>
+          <w:rFonts w:ascii="Times New Roman" w:hAnsi="Times New Roman" w:cs="Times New Roman"/>
+          <w:sz w:val="28"/>
+          <w:szCs w:val="28"/>
         </w:rPr>
         <w:t>способностью к самостоятельной научно-исследовательской работе;</w:t>
       </w:r>
@@ -11965,21 +13071,19 @@
           <w:ilvl w:val="0"/>
           <w:numId w:val="6"/>
         </w:numPr>
-        <w:spacing w:after="0" w:line="360" w:lineRule="auto"/>
+        <w:spacing w:after="0" w:line="240" w:lineRule="auto"/>
         <w:jc w:val="both"/>
         <w:rPr>
           <w:rFonts w:ascii="Times New Roman" w:hAnsi="Times New Roman" w:cs="Times New Roman"/>
           <w:sz w:val="28"/>
           <w:szCs w:val="28"/>
-          <w:highlight w:val="yellow"/>
-        </w:rPr>
-      </w:pPr>
-      <w:r>
-        <w:rPr>
-          <w:rFonts w:ascii="Times New Roman" w:hAnsi="Times New Roman" w:cs="Times New Roman"/>
-          <w:sz w:val="28"/>
-          <w:szCs w:val="28"/>
-          <w:highlight w:val="yellow"/>
+        </w:rPr>
+      </w:pPr>
+      <w:r>
+        <w:rPr>
+          <w:rFonts w:ascii="Times New Roman" w:hAnsi="Times New Roman" w:cs="Times New Roman"/>
+          <w:sz w:val="28"/>
+          <w:szCs w:val="28"/>
         </w:rPr>
         <w:t xml:space="preserve">способностью находить, анализировать, реализовывать </w:t>
       </w:r>
@@ -11989,7 +13093,6 @@
           <w:rFonts w:ascii="Times New Roman" w:hAnsi="Times New Roman" w:cs="Times New Roman"/>
           <w:sz w:val="28"/>
           <w:szCs w:val="28"/>
-          <w:highlight w:val="yellow"/>
         </w:rPr>
         <w:t>программно</w:t>
       </w:r>
@@ -11999,7 +13102,6 @@
           <w:rFonts w:ascii="Times New Roman" w:hAnsi="Times New Roman" w:cs="Times New Roman"/>
           <w:sz w:val="28"/>
           <w:szCs w:val="28"/>
-          <w:highlight w:val="yellow"/>
         </w:rPr>
         <w:t xml:space="preserve"> и использовать на практике математические алгоритмы, в том числе с применением современных вычислительных систем;</w:t>
       </w:r>
@@ -12010,23 +13112,20 @@
           <w:ilvl w:val="0"/>
           <w:numId w:val="6"/>
         </w:numPr>
-        <w:spacing w:after="0" w:line="360" w:lineRule="auto"/>
+        <w:spacing w:after="0" w:line="240" w:lineRule="auto"/>
         <w:jc w:val="both"/>
         <w:rPr>
           <w:rFonts w:ascii="Times New Roman" w:hAnsi="Times New Roman" w:cs="Times New Roman"/>
           <w:sz w:val="28"/>
           <w:szCs w:val="28"/>
-          <w:highlight w:val="yellow"/>
-        </w:rPr>
-      </w:pPr>
-      <w:r>
-        <w:rPr>
-          <w:rFonts w:ascii="Times New Roman" w:hAnsi="Times New Roman" w:cs="Times New Roman"/>
-          <w:sz w:val="28"/>
-          <w:szCs w:val="28"/>
-          <w:highlight w:val="yellow"/>
-        </w:rPr>
-        <w:lastRenderedPageBreak/>
+        </w:rPr>
+      </w:pPr>
+      <w:r>
+        <w:rPr>
+          <w:rFonts w:ascii="Times New Roman" w:hAnsi="Times New Roman" w:cs="Times New Roman"/>
+          <w:sz w:val="28"/>
+          <w:szCs w:val="28"/>
+        </w:rPr>
         <w:t>способностью к определению общих форм и закономерностей отдельной предметной области;</w:t>
       </w:r>
     </w:p>
@@ -12036,21 +13135,19 @@
           <w:ilvl w:val="0"/>
           <w:numId w:val="6"/>
         </w:numPr>
-        <w:spacing w:after="0" w:line="360" w:lineRule="auto"/>
+        <w:spacing w:after="0" w:line="240" w:lineRule="auto"/>
         <w:jc w:val="both"/>
         <w:rPr>
           <w:rFonts w:ascii="Times New Roman" w:hAnsi="Times New Roman" w:cs="Times New Roman"/>
           <w:sz w:val="28"/>
           <w:szCs w:val="28"/>
-          <w:highlight w:val="yellow"/>
-        </w:rPr>
-      </w:pPr>
-      <w:r>
-        <w:rPr>
-          <w:rFonts w:ascii="Times New Roman" w:hAnsi="Times New Roman" w:cs="Times New Roman"/>
-          <w:sz w:val="28"/>
-          <w:szCs w:val="28"/>
-          <w:highlight w:val="yellow"/>
+        </w:rPr>
+      </w:pPr>
+      <w:r>
+        <w:rPr>
+          <w:rFonts w:ascii="Times New Roman" w:hAnsi="Times New Roman" w:cs="Times New Roman"/>
+          <w:sz w:val="28"/>
+          <w:szCs w:val="28"/>
         </w:rPr>
         <w:t>способностью математически корректно ставить естественнонаучные задачи, знание постановок классических задач математики;</w:t>
       </w:r>
@@ -12061,21 +13158,19 @@
           <w:ilvl w:val="0"/>
           <w:numId w:val="6"/>
         </w:numPr>
-        <w:spacing w:after="0" w:line="360" w:lineRule="auto"/>
+        <w:spacing w:after="0" w:line="240" w:lineRule="auto"/>
         <w:jc w:val="both"/>
         <w:rPr>
           <w:rFonts w:ascii="Times New Roman" w:hAnsi="Times New Roman" w:cs="Times New Roman"/>
           <w:sz w:val="28"/>
           <w:szCs w:val="28"/>
-          <w:highlight w:val="yellow"/>
-        </w:rPr>
-      </w:pPr>
-      <w:r>
-        <w:rPr>
-          <w:rFonts w:ascii="Times New Roman" w:hAnsi="Times New Roman" w:cs="Times New Roman"/>
-          <w:sz w:val="28"/>
-          <w:szCs w:val="28"/>
-          <w:highlight w:val="yellow"/>
+        </w:rPr>
+      </w:pPr>
+      <w:r>
+        <w:rPr>
+          <w:rFonts w:ascii="Times New Roman" w:hAnsi="Times New Roman" w:cs="Times New Roman"/>
+          <w:sz w:val="28"/>
+          <w:szCs w:val="28"/>
         </w:rPr>
         <w:t>способностью строго доказать утверждение, сформулировать результат, увидеть следствия полученного результата;</w:t>
       </w:r>
@@ -12086,21 +13181,19 @@
           <w:ilvl w:val="0"/>
           <w:numId w:val="6"/>
         </w:numPr>
-        <w:spacing w:after="0" w:line="360" w:lineRule="auto"/>
+        <w:spacing w:after="0" w:line="240" w:lineRule="auto"/>
         <w:jc w:val="both"/>
         <w:rPr>
           <w:rFonts w:ascii="Times New Roman" w:hAnsi="Times New Roman" w:cs="Times New Roman"/>
           <w:sz w:val="28"/>
           <w:szCs w:val="28"/>
-          <w:highlight w:val="yellow"/>
-        </w:rPr>
-      </w:pPr>
-      <w:r>
-        <w:rPr>
-          <w:rFonts w:ascii="Times New Roman" w:hAnsi="Times New Roman" w:cs="Times New Roman"/>
-          <w:sz w:val="28"/>
-          <w:szCs w:val="28"/>
-          <w:highlight w:val="yellow"/>
+        </w:rPr>
+      </w:pPr>
+      <w:r>
+        <w:rPr>
+          <w:rFonts w:ascii="Times New Roman" w:hAnsi="Times New Roman" w:cs="Times New Roman"/>
+          <w:sz w:val="28"/>
+          <w:szCs w:val="28"/>
         </w:rPr>
         <w:t>способностью публично представлять собственные и известные научные результаты;</w:t>
       </w:r>
@@ -12111,21 +13204,19 @@
           <w:ilvl w:val="0"/>
           <w:numId w:val="6"/>
         </w:numPr>
-        <w:spacing w:after="0" w:line="360" w:lineRule="auto"/>
+        <w:spacing w:after="0" w:line="240" w:lineRule="auto"/>
         <w:jc w:val="both"/>
         <w:rPr>
           <w:rFonts w:ascii="Times New Roman" w:hAnsi="Times New Roman" w:cs="Times New Roman"/>
           <w:sz w:val="28"/>
           <w:szCs w:val="28"/>
-          <w:highlight w:val="yellow"/>
-        </w:rPr>
-      </w:pPr>
-      <w:r>
-        <w:rPr>
-          <w:rFonts w:ascii="Times New Roman" w:hAnsi="Times New Roman" w:cs="Times New Roman"/>
-          <w:sz w:val="28"/>
-          <w:szCs w:val="28"/>
-          <w:highlight w:val="yellow"/>
+        </w:rPr>
+      </w:pPr>
+      <w:r>
+        <w:rPr>
+          <w:rFonts w:ascii="Times New Roman" w:hAnsi="Times New Roman" w:cs="Times New Roman"/>
+          <w:sz w:val="28"/>
+          <w:szCs w:val="28"/>
         </w:rPr>
         <w:t xml:space="preserve">способностью использовать методы математического и алгоритмического моделирования при решении теоретических и прикладных задач; </w:t>
       </w:r>
@@ -12136,21 +13227,19 @@
           <w:ilvl w:val="0"/>
           <w:numId w:val="6"/>
         </w:numPr>
-        <w:spacing w:after="0" w:line="360" w:lineRule="auto"/>
+        <w:spacing w:after="0" w:line="240" w:lineRule="auto"/>
         <w:jc w:val="both"/>
         <w:rPr>
           <w:rFonts w:ascii="Times New Roman" w:hAnsi="Times New Roman" w:cs="Times New Roman"/>
           <w:sz w:val="28"/>
           <w:szCs w:val="28"/>
-          <w:highlight w:val="yellow"/>
-        </w:rPr>
-      </w:pPr>
-      <w:r>
-        <w:rPr>
-          <w:rFonts w:ascii="Times New Roman" w:hAnsi="Times New Roman" w:cs="Times New Roman"/>
-          <w:sz w:val="28"/>
-          <w:szCs w:val="28"/>
-          <w:highlight w:val="yellow"/>
+        </w:rPr>
+      </w:pPr>
+      <w:r>
+        <w:rPr>
+          <w:rFonts w:ascii="Times New Roman" w:hAnsi="Times New Roman" w:cs="Times New Roman"/>
+          <w:sz w:val="28"/>
+          <w:szCs w:val="28"/>
         </w:rPr>
         <w:t>способностью передавать результат проведенных физико-математических и прикладных исследований в виде конкретных рекомендаций, выраженной в терминах предметной области изучавшегося явления;</w:t>
       </w:r>
@@ -12161,21 +13250,19 @@
           <w:ilvl w:val="0"/>
           <w:numId w:val="6"/>
         </w:numPr>
-        <w:spacing w:after="0" w:line="360" w:lineRule="auto"/>
+        <w:spacing w:after="0" w:line="240" w:lineRule="auto"/>
         <w:jc w:val="both"/>
         <w:rPr>
           <w:rFonts w:ascii="Times New Roman" w:hAnsi="Times New Roman" w:cs="Times New Roman"/>
           <w:sz w:val="28"/>
           <w:szCs w:val="28"/>
-          <w:highlight w:val="yellow"/>
-        </w:rPr>
-      </w:pPr>
-      <w:r>
-        <w:rPr>
-          <w:rFonts w:ascii="Times New Roman" w:hAnsi="Times New Roman" w:cs="Times New Roman"/>
-          <w:sz w:val="28"/>
-          <w:szCs w:val="28"/>
-          <w:highlight w:val="yellow"/>
+        </w:rPr>
+      </w:pPr>
+      <w:r>
+        <w:rPr>
+          <w:rFonts w:ascii="Times New Roman" w:hAnsi="Times New Roman" w:cs="Times New Roman"/>
+          <w:sz w:val="28"/>
+          <w:szCs w:val="28"/>
         </w:rPr>
         <w:t>способностью представлять и адаптировать знания с учетом уровня аудитории;</w:t>
       </w:r>
@@ -12186,22 +13273,21 @@
           <w:ilvl w:val="0"/>
           <w:numId w:val="6"/>
         </w:numPr>
-        <w:spacing w:after="0" w:line="360" w:lineRule="auto"/>
+        <w:spacing w:after="0" w:line="240" w:lineRule="auto"/>
         <w:jc w:val="both"/>
         <w:rPr>
           <w:rFonts w:ascii="Times New Roman" w:hAnsi="Times New Roman" w:cs="Times New Roman"/>
           <w:sz w:val="28"/>
           <w:szCs w:val="28"/>
-          <w:highlight w:val="yellow"/>
-        </w:rPr>
-      </w:pPr>
-      <w:r>
-        <w:rPr>
-          <w:rFonts w:ascii="Times New Roman" w:hAnsi="Times New Roman" w:cs="Times New Roman"/>
-          <w:sz w:val="28"/>
-          <w:szCs w:val="28"/>
-          <w:highlight w:val="yellow"/>
-        </w:rPr>
+        </w:rPr>
+      </w:pPr>
+      <w:r>
+        <w:rPr>
+          <w:rFonts w:ascii="Times New Roman" w:hAnsi="Times New Roman" w:cs="Times New Roman"/>
+          <w:sz w:val="28"/>
+          <w:szCs w:val="28"/>
+        </w:rPr>
+        <w:lastRenderedPageBreak/>
         <w:t>способностью к проведению методических и экспертных работ в области математики.</w:t>
       </w:r>
     </w:p>
@@ -12219,61 +13305,7 @@
           <w:sz w:val="28"/>
           <w:szCs w:val="28"/>
         </w:rPr>
-        <w:t xml:space="preserve">Выполненные в ходе преддипломной практики работы непосредственно направлены на подготовку выпускной квалификационной работы «Оценка американских опционов нейронной сети на основе биномиального дерева». Реализованный программный комплекс </w:t>
-      </w:r>
-      <w:proofErr w:type="spellStart"/>
-      <w:r>
-        <w:rPr>
-          <w:rFonts w:ascii="Times New Roman" w:hAnsi="Times New Roman" w:cs="Times New Roman"/>
-          <w:sz w:val="28"/>
-          <w:szCs w:val="28"/>
-        </w:rPr>
-        <w:t>btnn_bs</w:t>
-      </w:r>
-      <w:proofErr w:type="spellEnd"/>
-      <w:r>
-        <w:rPr>
-          <w:rFonts w:ascii="Times New Roman" w:hAnsi="Times New Roman" w:cs="Times New Roman"/>
-          <w:sz w:val="28"/>
-          <w:szCs w:val="28"/>
-        </w:rPr>
-        <w:t xml:space="preserve">, включающий интеграцию с </w:t>
-      </w:r>
-      <w:proofErr w:type="spellStart"/>
-      <w:r>
-        <w:rPr>
-          <w:rFonts w:ascii="Times New Roman" w:hAnsi="Times New Roman" w:cs="Times New Roman"/>
-          <w:sz w:val="28"/>
-          <w:szCs w:val="28"/>
-        </w:rPr>
-        <w:t>QuantLib</w:t>
-      </w:r>
-      <w:proofErr w:type="spellEnd"/>
-      <w:r>
-        <w:rPr>
-          <w:rFonts w:ascii="Times New Roman" w:hAnsi="Times New Roman" w:cs="Times New Roman"/>
-          <w:sz w:val="28"/>
-          <w:szCs w:val="28"/>
-        </w:rPr>
-        <w:t xml:space="preserve"> и модуль вычисления чувствительностей через автоматическое дифференцирование, составит основу программной части ВКР. Полученные результаты численных экспериментов (MAE прайсинга ≈ 2.84·10⁻⁴ для аналитической инициализации) и выявленные закономерности (эффект </w:t>
-      </w:r>
-      <w:proofErr w:type="spellStart"/>
-      <w:r>
-        <w:rPr>
-          <w:rFonts w:ascii="Times New Roman" w:hAnsi="Times New Roman" w:cs="Times New Roman"/>
-          <w:sz w:val="28"/>
-          <w:szCs w:val="28"/>
-        </w:rPr>
-        <w:t>Gamma</w:t>
-      </w:r>
-      <w:proofErr w:type="spellEnd"/>
-      <w:r>
-        <w:rPr>
-          <w:rFonts w:ascii="Times New Roman" w:hAnsi="Times New Roman" w:cs="Times New Roman"/>
-          <w:sz w:val="28"/>
-          <w:szCs w:val="28"/>
-        </w:rPr>
-        <w:t xml:space="preserve"> = 0 для кусочно-линейных сетей, влияние точности весов на чувствительности) будут отражены в аналитических разделах ВКР.</w:t>
+        <w:t>Выполненные в ходе преддипломной практики работы непосредственно направлены на подготовку выпускной квалификационной работы «Оценка американских опционов нейронной сети на основе биномиального дерева» [1], [7]. Реализованный программный комплекс btnn_bs, включающий интеграцию с QuantLib и модуль вычисления чувствительностей через автоматическое дифференцирование, составит основу программной части ВКР. Полученные результаты численных экспериментов (MAE прайсинга ≈ 2.84·10⁻⁴ для аналитической инициализации) и выявленные закономерности (эффект Gamma = 0 для кусочно-линейных сетей, влияние точности весов на чувствительности) будут отражены в аналитических разделах ВКР.</w:t>
       </w:r>
     </w:p>
     <w:tbl>
@@ -12861,7 +13893,6 @@
                 <w:sz w:val="24"/>
                 <w:szCs w:val="24"/>
               </w:rPr>
-              <w:lastRenderedPageBreak/>
               <w:t>Своевременное представление дневника и отчёта по практике в ТУИС</w:t>
             </w:r>
           </w:p>
@@ -13232,8 +14263,8 @@
                 <w:szCs w:val="24"/>
               </w:rPr>
             </w:pPr>
-            <w:bookmarkStart w:id="17" w:name="_Hlk207552705"/>
-            <w:bookmarkEnd w:id="17"/>
+            <w:bookmarkStart w:id="35" w:name="_Hlk207552705"/>
+            <w:bookmarkEnd w:id="35"/>
           </w:p>
         </w:tc>
       </w:tr>
@@ -13261,7 +14292,8 @@
           <w:szCs w:val="32"/>
         </w:rPr>
       </w:pPr>
-      <w:bookmarkStart w:id="18" w:name="_Toc158643494"/>
+      <w:bookmarkStart w:id="36" w:name="_Toc227802648"/>
+      <w:bookmarkStart w:id="37" w:name="_Toc227802654"/>
       <w:r>
         <w:rPr>
           <w:sz w:val="32"/>
@@ -13270,7 +14302,8 @@
         <w:lastRenderedPageBreak/>
         <w:t>Список источников</w:t>
       </w:r>
-      <w:bookmarkEnd w:id="18"/>
+      <w:bookmarkEnd w:id="36"/>
+      <w:bookmarkEnd w:id="37"/>
     </w:p>
     <w:p>
       <w:pPr>
@@ -13960,9 +14993,9 @@
       </w:pPr>
     </w:p>
     <w:sectPr>
-      <w:footerReference w:type="even" r:id="rId8"/>
-      <w:footerReference w:type="default" r:id="rId9"/>
-      <w:footerReference w:type="first" r:id="rId10"/>
+      <w:footerReference w:type="even" r:id="rId12"/>
+      <w:footerReference w:type="default" r:id="rId13"/>
+      <w:footerReference w:type="first" r:id="rId14"/>
       <w:pgSz w:w="11906" w:h="16838"/>
       <w:pgMar w:top="851" w:right="567" w:bottom="851" w:left="1418" w:header="0" w:footer="300" w:gutter="0"/>
       <w:cols w:space="1701"/>
@@ -27218,6 +28251,7 @@
   <w:style w:type="paragraph" w:styleId="NormalWeb">
     <w:name w:val="Normal (Web)"/>
     <w:basedOn w:val="Normal"/>
+    <w:uiPriority w:val="99"/>
     <w:unhideWhenUsed/>
     <w:qFormat/>
     <w:pPr>

--- a/PreGraduationPractice/Report/Report.docx
+++ b/PreGraduationPractice/Report/Report.docx
@@ -953,7 +953,7 @@
             <w:noProof/>
             <w:webHidden/>
           </w:rPr>
-          <w:t>2</w:t>
+          <w:t>3</w:t>
         </w:r>
         <w:r>
           <w:rPr>
@@ -1196,7 +1196,7 @@
             <w:noProof/>
             <w:webHidden/>
           </w:rPr>
-          <w:t>8</w:t>
+          <w:t>9</w:t>
         </w:r>
         <w:r>
           <w:rPr>
@@ -1285,7 +1285,7 @@
             <w:noProof/>
             <w:webHidden/>
           </w:rPr>
-          <w:t>8</w:t>
+          <w:t>9</w:t>
         </w:r>
         <w:r>
           <w:rPr>
@@ -1375,7 +1375,7 @@
             <w:noProof/>
             <w:webHidden/>
           </w:rPr>
-          <w:t>8</w:t>
+          <w:t>9</w:t>
         </w:r>
         <w:r>
           <w:rPr>
@@ -1465,7 +1465,7 @@
             <w:noProof/>
             <w:webHidden/>
           </w:rPr>
-          <w:t>9</w:t>
+          <w:t>10</w:t>
         </w:r>
         <w:r>
           <w:rPr>
@@ -1555,7 +1555,7 @@
             <w:noProof/>
             <w:webHidden/>
           </w:rPr>
-          <w:t>9</w:t>
+          <w:t>10</w:t>
         </w:r>
         <w:r>
           <w:rPr>
@@ -1735,7 +1735,7 @@
             <w:noProof/>
             <w:webHidden/>
           </w:rPr>
-          <w:t>10</w:t>
+          <w:t>11</w:t>
         </w:r>
         <w:r>
           <w:rPr>
@@ -1825,7 +1825,7 @@
             <w:noProof/>
             <w:webHidden/>
           </w:rPr>
-          <w:t>10</w:t>
+          <w:t>11</w:t>
         </w:r>
         <w:r>
           <w:rPr>
@@ -1958,23 +1958,7 @@
             <w:rFonts w:ascii="Times New Roman" w:hAnsi="Times New Roman" w:cs="Times New Roman"/>
             <w:noProof/>
           </w:rPr>
-          <w:t xml:space="preserve">2.3. Реализация чувствительностей американского </w:t>
-        </w:r>
-        <w:r>
-          <w:rPr>
-            <w:rStyle w:val="Hyperlink"/>
-            <w:rFonts w:ascii="Times New Roman" w:hAnsi="Times New Roman" w:cs="Times New Roman"/>
-            <w:noProof/>
-          </w:rPr>
-          <w:t>п</w:t>
-        </w:r>
-        <w:r>
-          <w:rPr>
-            <w:rStyle w:val="Hyperlink"/>
-            <w:rFonts w:ascii="Times New Roman" w:hAnsi="Times New Roman" w:cs="Times New Roman"/>
-            <w:noProof/>
-          </w:rPr>
-          <w:t>ут-опциона</w:t>
+          <w:t>2.3. Реализация чувствительностей американского пут-опциона</w:t>
         </w:r>
         <w:r>
           <w:rPr>
@@ -2021,7 +2005,7 @@
             <w:noProof/>
             <w:webHidden/>
           </w:rPr>
-          <w:t>11</w:t>
+          <w:t>12</w:t>
         </w:r>
         <w:r>
           <w:rPr>
@@ -2111,7 +2095,7 @@
             <w:noProof/>
             <w:webHidden/>
           </w:rPr>
-          <w:t>12</w:t>
+          <w:t>13</w:t>
         </w:r>
         <w:r>
           <w:rPr>
@@ -2381,7 +2365,7 @@
             <w:noProof/>
             <w:webHidden/>
           </w:rPr>
-          <w:t>14</w:t>
+          <w:t>15</w:t>
         </w:r>
         <w:r>
           <w:rPr>
@@ -9429,7 +9413,6 @@
           <w:rFonts w:ascii="Times New Roman" w:hAnsi="Times New Roman" w:cs="Times New Roman"/>
           <w:sz w:val="28"/>
           <w:szCs w:val="28"/>
-          <w:lang w:val="en-US"/>
         </w:rPr>
       </w:pPr>
       <w:r>
@@ -12286,7 +12269,6 @@
         <w:pStyle w:val="Heading2"/>
         <w:rPr>
           <w:rFonts w:ascii="Times New Roman" w:hAnsi="Times New Roman" w:cs="Times New Roman"/>
-          <w:lang w:val="en-US"/>
         </w:rPr>
       </w:pPr>
       <w:bookmarkStart w:id="30" w:name="_Toc227802644"/>
@@ -12296,7 +12278,6 @@
         <w:pStyle w:val="Heading2"/>
         <w:rPr>
           <w:rFonts w:ascii="Times New Roman" w:hAnsi="Times New Roman" w:cs="Times New Roman"/>
-          <w:lang w:val="en-US"/>
         </w:rPr>
       </w:pPr>
     </w:p>
@@ -12305,7 +12286,6 @@
         <w:pStyle w:val="Heading2"/>
         <w:rPr>
           <w:rFonts w:ascii="Times New Roman" w:hAnsi="Times New Roman" w:cs="Times New Roman"/>
-          <w:lang w:val="en-US"/>
         </w:rPr>
       </w:pPr>
     </w:p>

--- a/PreGraduationPractice/Report/Report.docx
+++ b/PreGraduationPractice/Report/Report.docx
@@ -250,7 +250,6 @@
         </w:rPr>
         <w:t xml:space="preserve">о прохождении </w:t>
       </w:r>
-      <w:proofErr w:type="spellStart"/>
       <w:r>
         <w:rPr>
           <w:rFonts w:ascii="Times New Roman" w:hAnsi="Times New Roman" w:cs="Times New Roman"/>
@@ -258,9 +257,8 @@
           <w:sz w:val="28"/>
           <w:szCs w:val="28"/>
         </w:rPr>
-        <w:t>преддипмолной</w:t>
-      </w:r>
-      <w:proofErr w:type="spellEnd"/>
+        <w:t>преддипл</w:t>
+      </w:r>
       <w:r>
         <w:rPr>
           <w:rFonts w:ascii="Times New Roman" w:hAnsi="Times New Roman" w:cs="Times New Roman"/>
@@ -268,7 +266,16 @@
           <w:sz w:val="28"/>
           <w:szCs w:val="28"/>
         </w:rPr>
-        <w:t xml:space="preserve"> практики</w:t>
+        <w:t>ом</w:t>
+      </w:r>
+      <w:r>
+        <w:rPr>
+          <w:rFonts w:ascii="Times New Roman" w:hAnsi="Times New Roman" w:cs="Times New Roman"/>
+          <w:b/>
+          <w:sz w:val="28"/>
+          <w:szCs w:val="28"/>
+        </w:rPr>
+        <w:t>ной практики</w:t>
       </w:r>
     </w:p>
     <w:p>
@@ -8949,7 +8956,7 @@
           <w:noProof/>
         </w:rPr>
         <w:drawing>
-          <wp:inline distT="0" distB="0" distL="0" distR="0">
+          <wp:inline distT="0" distB="0" distL="0" distR="0" wp14:anchorId="2C3E94B5" wp14:editId="77DBBF9D">
             <wp:extent cx="4114800" cy="3452247"/>
             <wp:effectExtent l="0" t="0" r="0" b="0"/>
             <wp:docPr id="3" name="Picture 3"/>
@@ -9550,7 +9557,7 @@
           <w:noProof/>
         </w:rPr>
         <w:drawing>
-          <wp:inline distT="0" distB="0" distL="0" distR="0">
+          <wp:inline distT="0" distB="0" distL="0" distR="0" wp14:anchorId="4452DE66" wp14:editId="3A2ACC57">
             <wp:extent cx="5303520" cy="1869586"/>
             <wp:effectExtent l="0" t="0" r="0" b="0"/>
             <wp:docPr id="4" name="Picture 4"/>
@@ -11303,7 +11310,7 @@
         </w:rPr>
         <w:lastRenderedPageBreak/>
         <w:drawing>
-          <wp:inline distT="0" distB="0" distL="0" distR="0">
+          <wp:inline distT="0" distB="0" distL="0" distR="0" wp14:anchorId="16EE04EB" wp14:editId="443F60A5">
             <wp:extent cx="5303520" cy="3645398"/>
             <wp:effectExtent l="0" t="0" r="0" b="0"/>
             <wp:docPr id="1" name="Picture 1"/>
@@ -12213,7 +12220,7 @@
           <w:noProof/>
         </w:rPr>
         <w:drawing>
-          <wp:inline distT="0" distB="0" distL="0" distR="0">
+          <wp:inline distT="0" distB="0" distL="0" distR="0" wp14:anchorId="4E6B7966" wp14:editId="0C1D27A2">
             <wp:extent cx="5303520" cy="3642572"/>
             <wp:effectExtent l="0" t="0" r="0" b="0"/>
             <wp:docPr id="2" name="Picture 2"/>
